--- a/Curso Docker/Dicas Docker.docx
+++ b/Curso Docker/Dicas Docker.docx
@@ -57,7 +57,7 @@
           <w:r>
             <w:fldChar w:fldCharType="separate"/>
           </w:r>
-          <w:hyperlink w:anchor="_Toc201011170" w:history="1">
+          <w:hyperlink w:anchor="_Toc201665785" w:history="1">
             <w:r>
               <w:rPr>
                 <w:rStyle w:val="Hyperlink"/>
@@ -86,7 +86,7 @@
                 <w:noProof/>
                 <w:webHidden/>
               </w:rPr>
-              <w:instrText xml:space="preserve"> PAGEREF _Toc201011170 \h </w:instrText>
+              <w:instrText xml:space="preserve"> PAGEREF _Toc201665785 \h </w:instrText>
             </w:r>
             <w:r>
               <w:rPr>
@@ -131,7 +131,7 @@
               <w:lang w:eastAsia="pt-BR"/>
             </w:rPr>
           </w:pPr>
-          <w:hyperlink w:anchor="_Toc201011171" w:history="1">
+          <w:hyperlink w:anchor="_Toc201665786" w:history="1">
             <w:r>
               <w:rPr>
                 <w:rStyle w:val="Hyperlink"/>
@@ -160,7 +160,7 @@
                 <w:noProof/>
                 <w:webHidden/>
               </w:rPr>
-              <w:instrText xml:space="preserve"> PAGEREF _Toc201011171 \h </w:instrText>
+              <w:instrText xml:space="preserve"> PAGEREF _Toc201665786 \h </w:instrText>
             </w:r>
             <w:r>
               <w:rPr>
@@ -205,7 +205,7 @@
               <w:lang w:eastAsia="pt-BR"/>
             </w:rPr>
           </w:pPr>
-          <w:hyperlink w:anchor="_Toc201011172" w:history="1">
+          <w:hyperlink w:anchor="_Toc201665787" w:history="1">
             <w:r>
               <w:rPr>
                 <w:rStyle w:val="Hyperlink"/>
@@ -234,7 +234,7 @@
                 <w:noProof/>
                 <w:webHidden/>
               </w:rPr>
-              <w:instrText xml:space="preserve"> PAGEREF _Toc201011172 \h </w:instrText>
+              <w:instrText xml:space="preserve"> PAGEREF _Toc201665787 \h </w:instrText>
             </w:r>
             <w:r>
               <w:rPr>
@@ -279,7 +279,7 @@
               <w:lang w:eastAsia="pt-BR"/>
             </w:rPr>
           </w:pPr>
-          <w:hyperlink w:anchor="_Toc201011173" w:history="1">
+          <w:hyperlink w:anchor="_Toc201665788" w:history="1">
             <w:r>
               <w:rPr>
                 <w:rStyle w:val="Hyperlink"/>
@@ -308,7 +308,7 @@
                 <w:noProof/>
                 <w:webHidden/>
               </w:rPr>
-              <w:instrText xml:space="preserve"> PAGEREF _Toc201011173 \h </w:instrText>
+              <w:instrText xml:space="preserve"> PAGEREF _Toc201665788 \h </w:instrText>
             </w:r>
             <w:r>
               <w:rPr>
@@ -353,7 +353,7 @@
               <w:lang w:eastAsia="pt-BR"/>
             </w:rPr>
           </w:pPr>
-          <w:hyperlink w:anchor="_Toc201011174" w:history="1">
+          <w:hyperlink w:anchor="_Toc201665789" w:history="1">
             <w:r>
               <w:rPr>
                 <w:rStyle w:val="Hyperlink"/>
@@ -382,7 +382,7 @@
                 <w:noProof/>
                 <w:webHidden/>
               </w:rPr>
-              <w:instrText xml:space="preserve"> PAGEREF _Toc201011174 \h </w:instrText>
+              <w:instrText xml:space="preserve"> PAGEREF _Toc201665789 \h </w:instrText>
             </w:r>
             <w:r>
               <w:rPr>
@@ -427,7 +427,7 @@
               <w:lang w:eastAsia="pt-BR"/>
             </w:rPr>
           </w:pPr>
-          <w:hyperlink w:anchor="_Toc201011175" w:history="1">
+          <w:hyperlink w:anchor="_Toc201665790" w:history="1">
             <w:r>
               <w:rPr>
                 <w:rStyle w:val="Hyperlink"/>
@@ -456,7 +456,7 @@
                 <w:noProof/>
                 <w:webHidden/>
               </w:rPr>
-              <w:instrText xml:space="preserve"> PAGEREF _Toc201011175 \h </w:instrText>
+              <w:instrText xml:space="preserve"> PAGEREF _Toc201665790 \h </w:instrText>
             </w:r>
             <w:r>
               <w:rPr>
@@ -501,7 +501,7 @@
               <w:lang w:eastAsia="pt-BR"/>
             </w:rPr>
           </w:pPr>
-          <w:hyperlink w:anchor="_Toc201011176" w:history="1">
+          <w:hyperlink w:anchor="_Toc201665791" w:history="1">
             <w:r>
               <w:rPr>
                 <w:rStyle w:val="Hyperlink"/>
@@ -537,7 +537,7 @@
                 <w:noProof/>
                 <w:webHidden/>
               </w:rPr>
-              <w:instrText xml:space="preserve"> PAGEREF _Toc201011176 \h </w:instrText>
+              <w:instrText xml:space="preserve"> PAGEREF _Toc201665791 \h </w:instrText>
             </w:r>
             <w:r>
               <w:rPr>
@@ -583,7 +583,7 @@
               <w14:ligatures w14:val="standardContextual"/>
             </w:rPr>
           </w:pPr>
-          <w:hyperlink w:anchor="_Toc201011177" w:history="1">
+          <w:hyperlink w:anchor="_Toc201665792" w:history="1">
             <w:r>
               <w:rPr>
                 <w:rStyle w:val="Hyperlink"/>
@@ -612,7 +612,7 @@
                 <w:noProof/>
                 <w:webHidden/>
               </w:rPr>
-              <w:instrText xml:space="preserve"> PAGEREF _Toc201011177 \h </w:instrText>
+              <w:instrText xml:space="preserve"> PAGEREF _Toc201665792 \h </w:instrText>
             </w:r>
             <w:r>
               <w:rPr>
@@ -658,7 +658,7 @@
               <w14:ligatures w14:val="standardContextual"/>
             </w:rPr>
           </w:pPr>
-          <w:hyperlink w:anchor="_Toc201011178" w:history="1">
+          <w:hyperlink w:anchor="_Toc201665793" w:history="1">
             <w:r>
               <w:rPr>
                 <w:rStyle w:val="Hyperlink"/>
@@ -687,7 +687,7 @@
                 <w:noProof/>
                 <w:webHidden/>
               </w:rPr>
-              <w:instrText xml:space="preserve"> PAGEREF _Toc201011178 \h </w:instrText>
+              <w:instrText xml:space="preserve"> PAGEREF _Toc201665793 \h </w:instrText>
             </w:r>
             <w:r>
               <w:rPr>
@@ -733,7 +733,7 @@
               <w14:ligatures w14:val="standardContextual"/>
             </w:rPr>
           </w:pPr>
-          <w:hyperlink w:anchor="_Toc201011179" w:history="1">
+          <w:hyperlink w:anchor="_Toc201665794" w:history="1">
             <w:r>
               <w:rPr>
                 <w:rStyle w:val="Hyperlink"/>
@@ -762,7 +762,7 @@
                 <w:noProof/>
                 <w:webHidden/>
               </w:rPr>
-              <w:instrText xml:space="preserve"> PAGEREF _Toc201011179 \h </w:instrText>
+              <w:instrText xml:space="preserve"> PAGEREF _Toc201665794 \h </w:instrText>
             </w:r>
             <w:r>
               <w:rPr>
@@ -808,7 +808,7 @@
               <w14:ligatures w14:val="standardContextual"/>
             </w:rPr>
           </w:pPr>
-          <w:hyperlink w:anchor="_Toc201011180" w:history="1">
+          <w:hyperlink w:anchor="_Toc201665795" w:history="1">
             <w:r>
               <w:rPr>
                 <w:rStyle w:val="Hyperlink"/>
@@ -837,7 +837,7 @@
                 <w:noProof/>
                 <w:webHidden/>
               </w:rPr>
-              <w:instrText xml:space="preserve"> PAGEREF _Toc201011180 \h </w:instrText>
+              <w:instrText xml:space="preserve"> PAGEREF _Toc201665795 \h </w:instrText>
             </w:r>
             <w:r>
               <w:rPr>
@@ -882,7 +882,7 @@
               <w:lang w:eastAsia="pt-BR"/>
             </w:rPr>
           </w:pPr>
-          <w:hyperlink w:anchor="_Toc201011181" w:history="1">
+          <w:hyperlink w:anchor="_Toc201665796" w:history="1">
             <w:r>
               <w:rPr>
                 <w:rStyle w:val="Hyperlink"/>
@@ -920,7 +920,7 @@
                 <w:noProof/>
                 <w:webHidden/>
               </w:rPr>
-              <w:instrText xml:space="preserve"> PAGEREF _Toc201011181 \h </w:instrText>
+              <w:instrText xml:space="preserve"> PAGEREF _Toc201665796 \h </w:instrText>
             </w:r>
             <w:r>
               <w:rPr>
@@ -965,7 +965,7 @@
               <w:lang w:eastAsia="pt-BR"/>
             </w:rPr>
           </w:pPr>
-          <w:hyperlink w:anchor="_Toc201011182" w:history="1">
+          <w:hyperlink w:anchor="_Toc201665797" w:history="1">
             <w:r>
               <w:rPr>
                 <w:rStyle w:val="Hyperlink"/>
@@ -994,7 +994,7 @@
                 <w:noProof/>
                 <w:webHidden/>
               </w:rPr>
-              <w:instrText xml:space="preserve"> PAGEREF _Toc201011182 \h </w:instrText>
+              <w:instrText xml:space="preserve"> PAGEREF _Toc201665797 \h </w:instrText>
             </w:r>
             <w:r>
               <w:rPr>
@@ -1039,7 +1039,7 @@
               <w:lang w:eastAsia="pt-BR"/>
             </w:rPr>
           </w:pPr>
-          <w:hyperlink w:anchor="_Toc201011183" w:history="1">
+          <w:hyperlink w:anchor="_Toc201665798" w:history="1">
             <w:r>
               <w:rPr>
                 <w:rStyle w:val="Hyperlink"/>
@@ -1075,7 +1075,7 @@
                 <w:noProof/>
                 <w:webHidden/>
               </w:rPr>
-              <w:instrText xml:space="preserve"> PAGEREF _Toc201011183 \h </w:instrText>
+              <w:instrText xml:space="preserve"> PAGEREF _Toc201665798 \h </w:instrText>
             </w:r>
             <w:r>
               <w:rPr>
@@ -1120,7 +1120,7 @@
               <w:lang w:eastAsia="pt-BR"/>
             </w:rPr>
           </w:pPr>
-          <w:hyperlink w:anchor="_Toc201011184" w:history="1">
+          <w:hyperlink w:anchor="_Toc201665799" w:history="1">
             <w:r>
               <w:rPr>
                 <w:rStyle w:val="Hyperlink"/>
@@ -1149,7 +1149,7 @@
                 <w:noProof/>
                 <w:webHidden/>
               </w:rPr>
-              <w:instrText xml:space="preserve"> PAGEREF _Toc201011184 \h </w:instrText>
+              <w:instrText xml:space="preserve"> PAGEREF _Toc201665799 \h </w:instrText>
             </w:r>
             <w:r>
               <w:rPr>
@@ -1195,7 +1195,7 @@
               <w14:ligatures w14:val="standardContextual"/>
             </w:rPr>
           </w:pPr>
-          <w:hyperlink w:anchor="_Toc201011185" w:history="1">
+          <w:hyperlink w:anchor="_Toc201665800" w:history="1">
             <w:r>
               <w:rPr>
                 <w:rStyle w:val="Hyperlink"/>
@@ -1224,7 +1224,7 @@
                 <w:noProof/>
                 <w:webHidden/>
               </w:rPr>
-              <w:instrText xml:space="preserve"> PAGEREF _Toc201011185 \h </w:instrText>
+              <w:instrText xml:space="preserve"> PAGEREF _Toc201665800 \h </w:instrText>
             </w:r>
             <w:r>
               <w:rPr>
@@ -1270,7 +1270,7 @@
               <w14:ligatures w14:val="standardContextual"/>
             </w:rPr>
           </w:pPr>
-          <w:hyperlink w:anchor="_Toc201011186" w:history="1">
+          <w:hyperlink w:anchor="_Toc201665801" w:history="1">
             <w:r>
               <w:rPr>
                 <w:rStyle w:val="Hyperlink"/>
@@ -1299,7 +1299,7 @@
                 <w:noProof/>
                 <w:webHidden/>
               </w:rPr>
-              <w:instrText xml:space="preserve"> PAGEREF _Toc201011186 \h </w:instrText>
+              <w:instrText xml:space="preserve"> PAGEREF _Toc201665801 \h </w:instrText>
             </w:r>
             <w:r>
               <w:rPr>
@@ -1345,7 +1345,7 @@
               <w14:ligatures w14:val="standardContextual"/>
             </w:rPr>
           </w:pPr>
-          <w:hyperlink w:anchor="_Toc201011187" w:history="1">
+          <w:hyperlink w:anchor="_Toc201665802" w:history="1">
             <w:r>
               <w:rPr>
                 <w:rStyle w:val="Hyperlink"/>
@@ -1374,7 +1374,7 @@
                 <w:noProof/>
                 <w:webHidden/>
               </w:rPr>
-              <w:instrText xml:space="preserve"> PAGEREF _Toc201011187 \h </w:instrText>
+              <w:instrText xml:space="preserve"> PAGEREF _Toc201665802 \h </w:instrText>
             </w:r>
             <w:r>
               <w:rPr>
@@ -1420,7 +1420,7 @@
               <w14:ligatures w14:val="standardContextual"/>
             </w:rPr>
           </w:pPr>
-          <w:hyperlink w:anchor="_Toc201011188" w:history="1">
+          <w:hyperlink w:anchor="_Toc201665803" w:history="1">
             <w:r>
               <w:rPr>
                 <w:rStyle w:val="Hyperlink"/>
@@ -1449,7 +1449,7 @@
                 <w:noProof/>
                 <w:webHidden/>
               </w:rPr>
-              <w:instrText xml:space="preserve"> PAGEREF _Toc201011188 \h </w:instrText>
+              <w:instrText xml:space="preserve"> PAGEREF _Toc201665803 \h </w:instrText>
             </w:r>
             <w:r>
               <w:rPr>
@@ -1494,7 +1494,7 @@
               <w:lang w:eastAsia="pt-BR"/>
             </w:rPr>
           </w:pPr>
-          <w:hyperlink w:anchor="_Toc201011189" w:history="1">
+          <w:hyperlink w:anchor="_Toc201665804" w:history="1">
             <w:r>
               <w:rPr>
                 <w:rStyle w:val="Hyperlink"/>
@@ -1523,7 +1523,7 @@
                 <w:noProof/>
                 <w:webHidden/>
               </w:rPr>
-              <w:instrText xml:space="preserve"> PAGEREF _Toc201011189 \h </w:instrText>
+              <w:instrText xml:space="preserve"> PAGEREF _Toc201665804 \h </w:instrText>
             </w:r>
             <w:r>
               <w:rPr>
@@ -1569,7 +1569,7 @@
               <w14:ligatures w14:val="standardContextual"/>
             </w:rPr>
           </w:pPr>
-          <w:hyperlink w:anchor="_Toc201011190" w:history="1">
+          <w:hyperlink w:anchor="_Toc201665805" w:history="1">
             <w:r>
               <w:rPr>
                 <w:rStyle w:val="Hyperlink"/>
@@ -1598,7 +1598,7 @@
                 <w:noProof/>
                 <w:webHidden/>
               </w:rPr>
-              <w:instrText xml:space="preserve"> PAGEREF _Toc201011190 \h </w:instrText>
+              <w:instrText xml:space="preserve"> PAGEREF _Toc201665805 \h </w:instrText>
             </w:r>
             <w:r>
               <w:rPr>
@@ -1643,7 +1643,7 @@
               <w:lang w:eastAsia="pt-BR"/>
             </w:rPr>
           </w:pPr>
-          <w:hyperlink w:anchor="_Toc201011191" w:history="1">
+          <w:hyperlink w:anchor="_Toc201665806" w:history="1">
             <w:r>
               <w:rPr>
                 <w:rStyle w:val="Hyperlink"/>
@@ -1679,7 +1679,7 @@
                 <w:noProof/>
                 <w:webHidden/>
               </w:rPr>
-              <w:instrText xml:space="preserve"> PAGEREF _Toc201011191 \h </w:instrText>
+              <w:instrText xml:space="preserve"> PAGEREF _Toc201665806 \h </w:instrText>
             </w:r>
             <w:r>
               <w:rPr>
@@ -1724,7 +1724,7 @@
               <w:lang w:eastAsia="pt-BR"/>
             </w:rPr>
           </w:pPr>
-          <w:hyperlink w:anchor="_Toc201011192" w:history="1">
+          <w:hyperlink w:anchor="_Toc201665807" w:history="1">
             <w:r>
               <w:rPr>
                 <w:rStyle w:val="Hyperlink"/>
@@ -1753,7 +1753,7 @@
                 <w:noProof/>
                 <w:webHidden/>
               </w:rPr>
-              <w:instrText xml:space="preserve"> PAGEREF _Toc201011192 \h </w:instrText>
+              <w:instrText xml:space="preserve"> PAGEREF _Toc201665807 \h </w:instrText>
             </w:r>
             <w:r>
               <w:rPr>
@@ -1799,7 +1799,7 @@
               <w14:ligatures w14:val="standardContextual"/>
             </w:rPr>
           </w:pPr>
-          <w:hyperlink w:anchor="_Toc201011193" w:history="1">
+          <w:hyperlink w:anchor="_Toc201665808" w:history="1">
             <w:r>
               <w:rPr>
                 <w:rStyle w:val="Hyperlink"/>
@@ -1828,7 +1828,7 @@
                 <w:noProof/>
                 <w:webHidden/>
               </w:rPr>
-              <w:instrText xml:space="preserve"> PAGEREF _Toc201011193 \h </w:instrText>
+              <w:instrText xml:space="preserve"> PAGEREF _Toc201665808 \h </w:instrText>
             </w:r>
             <w:r>
               <w:rPr>
@@ -1874,7 +1874,7 @@
               <w14:ligatures w14:val="standardContextual"/>
             </w:rPr>
           </w:pPr>
-          <w:hyperlink w:anchor="_Toc201011194" w:history="1">
+          <w:hyperlink w:anchor="_Toc201665809" w:history="1">
             <w:r>
               <w:rPr>
                 <w:rStyle w:val="Hyperlink"/>
@@ -1903,7 +1903,7 @@
                 <w:noProof/>
                 <w:webHidden/>
               </w:rPr>
-              <w:instrText xml:space="preserve"> PAGEREF _Toc201011194 \h </w:instrText>
+              <w:instrText xml:space="preserve"> PAGEREF _Toc201665809 \h </w:instrText>
             </w:r>
             <w:r>
               <w:rPr>
@@ -1949,7 +1949,7 @@
               <w14:ligatures w14:val="standardContextual"/>
             </w:rPr>
           </w:pPr>
-          <w:hyperlink w:anchor="_Toc201011195" w:history="1">
+          <w:hyperlink w:anchor="_Toc201665810" w:history="1">
             <w:r>
               <w:rPr>
                 <w:rStyle w:val="Hyperlink"/>
@@ -1978,7 +1978,7 @@
                 <w:noProof/>
                 <w:webHidden/>
               </w:rPr>
-              <w:instrText xml:space="preserve"> PAGEREF _Toc201011195 \h </w:instrText>
+              <w:instrText xml:space="preserve"> PAGEREF _Toc201665810 \h </w:instrText>
             </w:r>
             <w:r>
               <w:rPr>
@@ -2024,7 +2024,7 @@
               <w14:ligatures w14:val="standardContextual"/>
             </w:rPr>
           </w:pPr>
-          <w:hyperlink w:anchor="_Toc201011196" w:history="1">
+          <w:hyperlink w:anchor="_Toc201665811" w:history="1">
             <w:r>
               <w:rPr>
                 <w:rStyle w:val="Hyperlink"/>
@@ -2076,7 +2076,7 @@
                 <w:noProof/>
                 <w:webHidden/>
               </w:rPr>
-              <w:instrText xml:space="preserve"> PAGEREF _Toc201011196 \h </w:instrText>
+              <w:instrText xml:space="preserve"> PAGEREF _Toc201665811 \h </w:instrText>
             </w:r>
             <w:r>
               <w:rPr>
@@ -2122,7 +2122,7 @@
               <w14:ligatures w14:val="standardContextual"/>
             </w:rPr>
           </w:pPr>
-          <w:hyperlink w:anchor="_Toc201011197" w:history="1">
+          <w:hyperlink w:anchor="_Toc201665812" w:history="1">
             <w:r>
               <w:rPr>
                 <w:rStyle w:val="Hyperlink"/>
@@ -2151,7 +2151,7 @@
                 <w:noProof/>
                 <w:webHidden/>
               </w:rPr>
-              <w:instrText xml:space="preserve"> PAGEREF _Toc201011197 \h </w:instrText>
+              <w:instrText xml:space="preserve"> PAGEREF _Toc201665812 \h </w:instrText>
             </w:r>
             <w:r>
               <w:rPr>
@@ -2196,7 +2196,7 @@
               <w:lang w:eastAsia="pt-BR"/>
             </w:rPr>
           </w:pPr>
-          <w:hyperlink w:anchor="_Toc201011198" w:history="1">
+          <w:hyperlink w:anchor="_Toc201665813" w:history="1">
             <w:r>
               <w:rPr>
                 <w:rStyle w:val="Hyperlink"/>
@@ -2232,7 +2232,7 @@
                 <w:noProof/>
                 <w:webHidden/>
               </w:rPr>
-              <w:instrText xml:space="preserve"> PAGEREF _Toc201011198 \h </w:instrText>
+              <w:instrText xml:space="preserve"> PAGEREF _Toc201665813 \h </w:instrText>
             </w:r>
             <w:r>
               <w:rPr>
@@ -2277,7 +2277,7 @@
               <w:lang w:eastAsia="pt-BR"/>
             </w:rPr>
           </w:pPr>
-          <w:hyperlink w:anchor="_Toc201011199" w:history="1">
+          <w:hyperlink w:anchor="_Toc201665814" w:history="1">
             <w:r>
               <w:rPr>
                 <w:rStyle w:val="Hyperlink"/>
@@ -2306,7 +2306,7 @@
                 <w:noProof/>
                 <w:webHidden/>
               </w:rPr>
-              <w:instrText xml:space="preserve"> PAGEREF _Toc201011199 \h </w:instrText>
+              <w:instrText xml:space="preserve"> PAGEREF _Toc201665814 \h </w:instrText>
             </w:r>
             <w:r>
               <w:rPr>
@@ -2352,7 +2352,7 @@
               <w14:ligatures w14:val="standardContextual"/>
             </w:rPr>
           </w:pPr>
-          <w:hyperlink w:anchor="_Toc201011200" w:history="1">
+          <w:hyperlink w:anchor="_Toc201665815" w:history="1">
             <w:r>
               <w:rPr>
                 <w:rStyle w:val="Hyperlink"/>
@@ -2381,7 +2381,7 @@
                 <w:noProof/>
                 <w:webHidden/>
               </w:rPr>
-              <w:instrText xml:space="preserve"> PAGEREF _Toc201011200 \h </w:instrText>
+              <w:instrText xml:space="preserve"> PAGEREF _Toc201665815 \h </w:instrText>
             </w:r>
             <w:r>
               <w:rPr>
@@ -2427,7 +2427,7 @@
               <w14:ligatures w14:val="standardContextual"/>
             </w:rPr>
           </w:pPr>
-          <w:hyperlink w:anchor="_Toc201011201" w:history="1">
+          <w:hyperlink w:anchor="_Toc201665816" w:history="1">
             <w:r>
               <w:rPr>
                 <w:rStyle w:val="Hyperlink"/>
@@ -2456,7 +2456,7 @@
                 <w:noProof/>
                 <w:webHidden/>
               </w:rPr>
-              <w:instrText xml:space="preserve"> PAGEREF _Toc201011201 \h </w:instrText>
+              <w:instrText xml:space="preserve"> PAGEREF _Toc201665816 \h </w:instrText>
             </w:r>
             <w:r>
               <w:rPr>
@@ -2502,7 +2502,7 @@
               <w14:ligatures w14:val="standardContextual"/>
             </w:rPr>
           </w:pPr>
-          <w:hyperlink w:anchor="_Toc201011202" w:history="1">
+          <w:hyperlink w:anchor="_Toc201665817" w:history="1">
             <w:r>
               <w:rPr>
                 <w:rStyle w:val="Hyperlink"/>
@@ -2538,7 +2538,7 @@
                 <w:noProof/>
                 <w:webHidden/>
               </w:rPr>
-              <w:instrText xml:space="preserve"> PAGEREF _Toc201011202 \h </w:instrText>
+              <w:instrText xml:space="preserve"> PAGEREF _Toc201665817 \h </w:instrText>
             </w:r>
             <w:r>
               <w:rPr>
@@ -2583,7 +2583,7 @@
               <w:lang w:eastAsia="pt-BR"/>
             </w:rPr>
           </w:pPr>
-          <w:hyperlink w:anchor="_Toc201011203" w:history="1">
+          <w:hyperlink w:anchor="_Toc201665818" w:history="1">
             <w:r>
               <w:rPr>
                 <w:rStyle w:val="Hyperlink"/>
@@ -2612,7 +2612,7 @@
                 <w:noProof/>
                 <w:webHidden/>
               </w:rPr>
-              <w:instrText xml:space="preserve"> PAGEREF _Toc201011203 \h </w:instrText>
+              <w:instrText xml:space="preserve"> PAGEREF _Toc201665818 \h </w:instrText>
             </w:r>
             <w:r>
               <w:rPr>
@@ -2658,7 +2658,7 @@
               <w14:ligatures w14:val="standardContextual"/>
             </w:rPr>
           </w:pPr>
-          <w:hyperlink w:anchor="_Toc201011204" w:history="1">
+          <w:hyperlink w:anchor="_Toc201665819" w:history="1">
             <w:r>
               <w:rPr>
                 <w:rStyle w:val="Hyperlink"/>
@@ -2687,7 +2687,7 @@
                 <w:noProof/>
                 <w:webHidden/>
               </w:rPr>
-              <w:instrText xml:space="preserve"> PAGEREF _Toc201011204 \h </w:instrText>
+              <w:instrText xml:space="preserve"> PAGEREF _Toc201665819 \h </w:instrText>
             </w:r>
             <w:r>
               <w:rPr>
@@ -2733,7 +2733,7 @@
               <w14:ligatures w14:val="standardContextual"/>
             </w:rPr>
           </w:pPr>
-          <w:hyperlink w:anchor="_Toc201011205" w:history="1">
+          <w:hyperlink w:anchor="_Toc201665820" w:history="1">
             <w:r>
               <w:rPr>
                 <w:rStyle w:val="Hyperlink"/>
@@ -2762,7 +2762,7 @@
                 <w:noProof/>
                 <w:webHidden/>
               </w:rPr>
-              <w:instrText xml:space="preserve"> PAGEREF _Toc201011205 \h </w:instrText>
+              <w:instrText xml:space="preserve"> PAGEREF _Toc201665820 \h </w:instrText>
             </w:r>
             <w:r>
               <w:rPr>
@@ -2808,7 +2808,7 @@
               <w14:ligatures w14:val="standardContextual"/>
             </w:rPr>
           </w:pPr>
-          <w:hyperlink w:anchor="_Toc201011206" w:history="1">
+          <w:hyperlink w:anchor="_Toc201665821" w:history="1">
             <w:r>
               <w:rPr>
                 <w:rStyle w:val="Hyperlink"/>
@@ -2852,7 +2852,7 @@
                 <w:noProof/>
                 <w:webHidden/>
               </w:rPr>
-              <w:instrText xml:space="preserve"> PAGEREF _Toc201011206 \h </w:instrText>
+              <w:instrText xml:space="preserve"> PAGEREF _Toc201665821 \h </w:instrText>
             </w:r>
             <w:r>
               <w:rPr>
@@ -2897,7 +2897,7 @@
               <w:lang w:eastAsia="pt-BR"/>
             </w:rPr>
           </w:pPr>
-          <w:hyperlink w:anchor="_Toc201011207" w:history="1">
+          <w:hyperlink w:anchor="_Toc201665822" w:history="1">
             <w:r>
               <w:rPr>
                 <w:rStyle w:val="Hyperlink"/>
@@ -2926,7 +2926,7 @@
                 <w:noProof/>
                 <w:webHidden/>
               </w:rPr>
-              <w:instrText xml:space="preserve"> PAGEREF _Toc201011207 \h </w:instrText>
+              <w:instrText xml:space="preserve"> PAGEREF _Toc201665822 \h </w:instrText>
             </w:r>
             <w:r>
               <w:rPr>
@@ -2972,7 +2972,7 @@
               <w14:ligatures w14:val="standardContextual"/>
             </w:rPr>
           </w:pPr>
-          <w:hyperlink w:anchor="_Toc201011208" w:history="1">
+          <w:hyperlink w:anchor="_Toc201665823" w:history="1">
             <w:r>
               <w:rPr>
                 <w:rStyle w:val="Hyperlink"/>
@@ -3001,7 +3001,7 @@
                 <w:noProof/>
                 <w:webHidden/>
               </w:rPr>
-              <w:instrText xml:space="preserve"> PAGEREF _Toc201011208 \h </w:instrText>
+              <w:instrText xml:space="preserve"> PAGEREF _Toc201665823 \h </w:instrText>
             </w:r>
             <w:r>
               <w:rPr>
@@ -3047,7 +3047,7 @@
               <w14:ligatures w14:val="standardContextual"/>
             </w:rPr>
           </w:pPr>
-          <w:hyperlink w:anchor="_Toc201011209" w:history="1">
+          <w:hyperlink w:anchor="_Toc201665824" w:history="1">
             <w:r>
               <w:rPr>
                 <w:rStyle w:val="Hyperlink"/>
@@ -3076,7 +3076,7 @@
                 <w:noProof/>
                 <w:webHidden/>
               </w:rPr>
-              <w:instrText xml:space="preserve"> PAGEREF _Toc201011209 \h </w:instrText>
+              <w:instrText xml:space="preserve"> PAGEREF _Toc201665824 \h </w:instrText>
             </w:r>
             <w:r>
               <w:rPr>
@@ -3122,7 +3122,7 @@
               <w14:ligatures w14:val="standardContextual"/>
             </w:rPr>
           </w:pPr>
-          <w:hyperlink w:anchor="_Toc201011210" w:history="1">
+          <w:hyperlink w:anchor="_Toc201665825" w:history="1">
             <w:r>
               <w:rPr>
                 <w:rStyle w:val="Hyperlink"/>
@@ -3151,7 +3151,7 @@
                 <w:noProof/>
                 <w:webHidden/>
               </w:rPr>
-              <w:instrText xml:space="preserve"> PAGEREF _Toc201011210 \h </w:instrText>
+              <w:instrText xml:space="preserve"> PAGEREF _Toc201665825 \h </w:instrText>
             </w:r>
             <w:r>
               <w:rPr>
@@ -3196,7 +3196,7 @@
               <w:lang w:eastAsia="pt-BR"/>
             </w:rPr>
           </w:pPr>
-          <w:hyperlink w:anchor="_Toc201011211" w:history="1">
+          <w:hyperlink w:anchor="_Toc201665826" w:history="1">
             <w:r>
               <w:rPr>
                 <w:rStyle w:val="Hyperlink"/>
@@ -3240,7 +3240,7 @@
                 <w:noProof/>
                 <w:webHidden/>
               </w:rPr>
-              <w:instrText xml:space="preserve"> PAGEREF _Toc201011211 \h </w:instrText>
+              <w:instrText xml:space="preserve"> PAGEREF _Toc201665826 \h </w:instrText>
             </w:r>
             <w:r>
               <w:rPr>
@@ -3285,7 +3285,7 @@
               <w:lang w:eastAsia="pt-BR"/>
             </w:rPr>
           </w:pPr>
-          <w:hyperlink w:anchor="_Toc201011212" w:history="1">
+          <w:hyperlink w:anchor="_Toc201665827" w:history="1">
             <w:r>
               <w:rPr>
                 <w:rStyle w:val="Hyperlink"/>
@@ -3314,7 +3314,7 @@
                 <w:noProof/>
                 <w:webHidden/>
               </w:rPr>
-              <w:instrText xml:space="preserve"> PAGEREF _Toc201011212 \h </w:instrText>
+              <w:instrText xml:space="preserve"> PAGEREF _Toc201665827 \h </w:instrText>
             </w:r>
             <w:r>
               <w:rPr>
@@ -3360,7 +3360,7 @@
               <w14:ligatures w14:val="standardContextual"/>
             </w:rPr>
           </w:pPr>
-          <w:hyperlink w:anchor="_Toc201011213" w:history="1">
+          <w:hyperlink w:anchor="_Toc201665828" w:history="1">
             <w:r>
               <w:rPr>
                 <w:rStyle w:val="Hyperlink"/>
@@ -3389,7 +3389,7 @@
                 <w:noProof/>
                 <w:webHidden/>
               </w:rPr>
-              <w:instrText xml:space="preserve"> PAGEREF _Toc201011213 \h </w:instrText>
+              <w:instrText xml:space="preserve"> PAGEREF _Toc201665828 \h </w:instrText>
             </w:r>
             <w:r>
               <w:rPr>
@@ -3434,7 +3434,7 @@
               <w:lang w:eastAsia="pt-BR"/>
             </w:rPr>
           </w:pPr>
-          <w:hyperlink w:anchor="_Toc201011214" w:history="1">
+          <w:hyperlink w:anchor="_Toc201665829" w:history="1">
             <w:r>
               <w:rPr>
                 <w:rStyle w:val="Hyperlink"/>
@@ -3463,7 +3463,7 @@
                 <w:noProof/>
                 <w:webHidden/>
               </w:rPr>
-              <w:instrText xml:space="preserve"> PAGEREF _Toc201011214 \h </w:instrText>
+              <w:instrText xml:space="preserve"> PAGEREF _Toc201665829 \h </w:instrText>
             </w:r>
             <w:r>
               <w:rPr>
@@ -3509,7 +3509,7 @@
               <w14:ligatures w14:val="standardContextual"/>
             </w:rPr>
           </w:pPr>
-          <w:hyperlink w:anchor="_Toc201011215" w:history="1">
+          <w:hyperlink w:anchor="_Toc201665830" w:history="1">
             <w:r>
               <w:rPr>
                 <w:rStyle w:val="Hyperlink"/>
@@ -3538,7 +3538,7 @@
                 <w:noProof/>
                 <w:webHidden/>
               </w:rPr>
-              <w:instrText xml:space="preserve"> PAGEREF _Toc201011215 \h </w:instrText>
+              <w:instrText xml:space="preserve"> PAGEREF _Toc201665830 \h </w:instrText>
             </w:r>
             <w:r>
               <w:rPr>
@@ -3584,7 +3584,7 @@
               <w14:ligatures w14:val="standardContextual"/>
             </w:rPr>
           </w:pPr>
-          <w:hyperlink w:anchor="_Toc201011216" w:history="1">
+          <w:hyperlink w:anchor="_Toc201665831" w:history="1">
             <w:r>
               <w:rPr>
                 <w:rStyle w:val="Hyperlink"/>
@@ -3613,7 +3613,7 @@
                 <w:noProof/>
                 <w:webHidden/>
               </w:rPr>
-              <w:instrText xml:space="preserve"> PAGEREF _Toc201011216 \h </w:instrText>
+              <w:instrText xml:space="preserve"> PAGEREF _Toc201665831 \h </w:instrText>
             </w:r>
             <w:r>
               <w:rPr>
@@ -3658,7 +3658,7 @@
               <w:lang w:eastAsia="pt-BR"/>
             </w:rPr>
           </w:pPr>
-          <w:hyperlink w:anchor="_Toc201011217" w:history="1">
+          <w:hyperlink w:anchor="_Toc201665832" w:history="1">
             <w:r>
               <w:rPr>
                 <w:rStyle w:val="Hyperlink"/>
@@ -3687,7 +3687,7 @@
                 <w:noProof/>
                 <w:webHidden/>
               </w:rPr>
-              <w:instrText xml:space="preserve"> PAGEREF _Toc201011217 \h </w:instrText>
+              <w:instrText xml:space="preserve"> PAGEREF _Toc201665832 \h </w:instrText>
             </w:r>
             <w:r>
               <w:rPr>
@@ -3732,7 +3732,7 @@
               <w:lang w:eastAsia="pt-BR"/>
             </w:rPr>
           </w:pPr>
-          <w:hyperlink w:anchor="_Toc201011218" w:history="1">
+          <w:hyperlink w:anchor="_Toc201665833" w:history="1">
             <w:r>
               <w:rPr>
                 <w:rStyle w:val="Hyperlink"/>
@@ -3761,7 +3761,7 @@
                 <w:noProof/>
                 <w:webHidden/>
               </w:rPr>
-              <w:instrText xml:space="preserve"> PAGEREF _Toc201011218 \h </w:instrText>
+              <w:instrText xml:space="preserve"> PAGEREF _Toc201665833 \h </w:instrText>
             </w:r>
             <w:r>
               <w:rPr>
@@ -3807,7 +3807,7 @@
               <w14:ligatures w14:val="standardContextual"/>
             </w:rPr>
           </w:pPr>
-          <w:hyperlink w:anchor="_Toc201011219" w:history="1">
+          <w:hyperlink w:anchor="_Toc201665834" w:history="1">
             <w:r>
               <w:rPr>
                 <w:rStyle w:val="Hyperlink"/>
@@ -3836,7 +3836,7 @@
                 <w:noProof/>
                 <w:webHidden/>
               </w:rPr>
-              <w:instrText xml:space="preserve"> PAGEREF _Toc201011219 \h </w:instrText>
+              <w:instrText xml:space="preserve"> PAGEREF _Toc201665834 \h </w:instrText>
             </w:r>
             <w:r>
               <w:rPr>
@@ -3882,7 +3882,7 @@
               <w14:ligatures w14:val="standardContextual"/>
             </w:rPr>
           </w:pPr>
-          <w:hyperlink w:anchor="_Toc201011220" w:history="1">
+          <w:hyperlink w:anchor="_Toc201665835" w:history="1">
             <w:r>
               <w:rPr>
                 <w:rStyle w:val="Hyperlink"/>
@@ -3911,7 +3911,7 @@
                 <w:noProof/>
                 <w:webHidden/>
               </w:rPr>
-              <w:instrText xml:space="preserve"> PAGEREF _Toc201011220 \h </w:instrText>
+              <w:instrText xml:space="preserve"> PAGEREF _Toc201665835 \h </w:instrText>
             </w:r>
             <w:r>
               <w:rPr>
@@ -3956,7 +3956,7 @@
               <w:lang w:eastAsia="pt-BR"/>
             </w:rPr>
           </w:pPr>
-          <w:hyperlink w:anchor="_Toc201011221" w:history="1">
+          <w:hyperlink w:anchor="_Toc201665836" w:history="1">
             <w:r>
               <w:rPr>
                 <w:rStyle w:val="Hyperlink"/>
@@ -3985,7 +3985,7 @@
                 <w:noProof/>
                 <w:webHidden/>
               </w:rPr>
-              <w:instrText xml:space="preserve"> PAGEREF _Toc201011221 \h </w:instrText>
+              <w:instrText xml:space="preserve"> PAGEREF _Toc201665836 \h </w:instrText>
             </w:r>
             <w:r>
               <w:rPr>
@@ -4031,7 +4031,7 @@
               <w14:ligatures w14:val="standardContextual"/>
             </w:rPr>
           </w:pPr>
-          <w:hyperlink w:anchor="_Toc201011222" w:history="1">
+          <w:hyperlink w:anchor="_Toc201665837" w:history="1">
             <w:r>
               <w:rPr>
                 <w:rStyle w:val="Hyperlink"/>
@@ -4060,7 +4060,7 @@
                 <w:noProof/>
                 <w:webHidden/>
               </w:rPr>
-              <w:instrText xml:space="preserve"> PAGEREF _Toc201011222 \h </w:instrText>
+              <w:instrText xml:space="preserve"> PAGEREF _Toc201665837 \h </w:instrText>
             </w:r>
             <w:r>
               <w:rPr>
@@ -4106,7 +4106,7 @@
               <w14:ligatures w14:val="standardContextual"/>
             </w:rPr>
           </w:pPr>
-          <w:hyperlink w:anchor="_Toc201011223" w:history="1">
+          <w:hyperlink w:anchor="_Toc201665838" w:history="1">
             <w:r>
               <w:rPr>
                 <w:rStyle w:val="Hyperlink"/>
@@ -4135,7 +4135,7 @@
                 <w:noProof/>
                 <w:webHidden/>
               </w:rPr>
-              <w:instrText xml:space="preserve"> PAGEREF _Toc201011223 \h </w:instrText>
+              <w:instrText xml:space="preserve"> PAGEREF _Toc201665838 \h </w:instrText>
             </w:r>
             <w:r>
               <w:rPr>
@@ -4180,7 +4180,7 @@
               <w:lang w:eastAsia="pt-BR"/>
             </w:rPr>
           </w:pPr>
-          <w:hyperlink w:anchor="_Toc201011224" w:history="1">
+          <w:hyperlink w:anchor="_Toc201665839" w:history="1">
             <w:r>
               <w:rPr>
                 <w:rStyle w:val="Hyperlink"/>
@@ -4209,7 +4209,7 @@
                 <w:noProof/>
                 <w:webHidden/>
               </w:rPr>
-              <w:instrText xml:space="preserve"> PAGEREF _Toc201011224 \h </w:instrText>
+              <w:instrText xml:space="preserve"> PAGEREF _Toc201665839 \h </w:instrText>
             </w:r>
             <w:r>
               <w:rPr>
@@ -4255,7 +4255,7 @@
               <w14:ligatures w14:val="standardContextual"/>
             </w:rPr>
           </w:pPr>
-          <w:hyperlink w:anchor="_Toc201011225" w:history="1">
+          <w:hyperlink w:anchor="_Toc201665840" w:history="1">
             <w:r>
               <w:rPr>
                 <w:rStyle w:val="Hyperlink"/>
@@ -4284,7 +4284,7 @@
                 <w:noProof/>
                 <w:webHidden/>
               </w:rPr>
-              <w:instrText xml:space="preserve"> PAGEREF _Toc201011225 \h </w:instrText>
+              <w:instrText xml:space="preserve"> PAGEREF _Toc201665840 \h </w:instrText>
             </w:r>
             <w:r>
               <w:rPr>
@@ -4329,7 +4329,7 @@
               <w:lang w:eastAsia="pt-BR"/>
             </w:rPr>
           </w:pPr>
-          <w:hyperlink w:anchor="_Toc201011226" w:history="1">
+          <w:hyperlink w:anchor="_Toc201665841" w:history="1">
             <w:r>
               <w:rPr>
                 <w:rStyle w:val="Hyperlink"/>
@@ -4358,7 +4358,7 @@
                 <w:noProof/>
                 <w:webHidden/>
               </w:rPr>
-              <w:instrText xml:space="preserve"> PAGEREF _Toc201011226 \h </w:instrText>
+              <w:instrText xml:space="preserve"> PAGEREF _Toc201665841 \h </w:instrText>
             </w:r>
             <w:r>
               <w:rPr>
@@ -4404,7 +4404,7 @@
               <w14:ligatures w14:val="standardContextual"/>
             </w:rPr>
           </w:pPr>
-          <w:hyperlink w:anchor="_Toc201011227" w:history="1">
+          <w:hyperlink w:anchor="_Toc201665842" w:history="1">
             <w:r>
               <w:rPr>
                 <w:rStyle w:val="Hyperlink"/>
@@ -4433,7 +4433,7 @@
                 <w:noProof/>
                 <w:webHidden/>
               </w:rPr>
-              <w:instrText xml:space="preserve"> PAGEREF _Toc201011227 \h </w:instrText>
+              <w:instrText xml:space="preserve"> PAGEREF _Toc201665842 \h </w:instrText>
             </w:r>
             <w:r>
               <w:rPr>
@@ -4479,7 +4479,7 @@
               <w14:ligatures w14:val="standardContextual"/>
             </w:rPr>
           </w:pPr>
-          <w:hyperlink w:anchor="_Toc201011228" w:history="1">
+          <w:hyperlink w:anchor="_Toc201665843" w:history="1">
             <w:r>
               <w:rPr>
                 <w:rStyle w:val="Hyperlink"/>
@@ -4508,7 +4508,7 @@
                 <w:noProof/>
                 <w:webHidden/>
               </w:rPr>
-              <w:instrText xml:space="preserve"> PAGEREF _Toc201011228 \h </w:instrText>
+              <w:instrText xml:space="preserve"> PAGEREF _Toc201665843 \h </w:instrText>
             </w:r>
             <w:r>
               <w:rPr>
@@ -4554,7 +4554,7 @@
               <w14:ligatures w14:val="standardContextual"/>
             </w:rPr>
           </w:pPr>
-          <w:hyperlink w:anchor="_Toc201011229" w:history="1">
+          <w:hyperlink w:anchor="_Toc201665844" w:history="1">
             <w:r>
               <w:rPr>
                 <w:rStyle w:val="Hyperlink"/>
@@ -4583,7 +4583,7 @@
                 <w:noProof/>
                 <w:webHidden/>
               </w:rPr>
-              <w:instrText xml:space="preserve"> PAGEREF _Toc201011229 \h </w:instrText>
+              <w:instrText xml:space="preserve"> PAGEREF _Toc201665844 \h </w:instrText>
             </w:r>
             <w:r>
               <w:rPr>
@@ -4629,7 +4629,7 @@
               <w14:ligatures w14:val="standardContextual"/>
             </w:rPr>
           </w:pPr>
-          <w:hyperlink w:anchor="_Toc201011230" w:history="1">
+          <w:hyperlink w:anchor="_Toc201665845" w:history="1">
             <w:r>
               <w:rPr>
                 <w:rStyle w:val="Hyperlink"/>
@@ -4658,7 +4658,7 @@
                 <w:noProof/>
                 <w:webHidden/>
               </w:rPr>
-              <w:instrText xml:space="preserve"> PAGEREF _Toc201011230 \h </w:instrText>
+              <w:instrText xml:space="preserve"> PAGEREF _Toc201665845 \h </w:instrText>
             </w:r>
             <w:r>
               <w:rPr>
@@ -4703,7 +4703,7 @@
               <w:lang w:eastAsia="pt-BR"/>
             </w:rPr>
           </w:pPr>
-          <w:hyperlink w:anchor="_Toc201011231" w:history="1">
+          <w:hyperlink w:anchor="_Toc201665846" w:history="1">
             <w:r>
               <w:rPr>
                 <w:rStyle w:val="Hyperlink"/>
@@ -4732,7 +4732,7 @@
                 <w:noProof/>
                 <w:webHidden/>
               </w:rPr>
-              <w:instrText xml:space="preserve"> PAGEREF _Toc201011231 \h </w:instrText>
+              <w:instrText xml:space="preserve"> PAGEREF _Toc201665846 \h </w:instrText>
             </w:r>
             <w:r>
               <w:rPr>
@@ -4778,7 +4778,7 @@
               <w14:ligatures w14:val="standardContextual"/>
             </w:rPr>
           </w:pPr>
-          <w:hyperlink w:anchor="_Toc201011232" w:history="1">
+          <w:hyperlink w:anchor="_Toc201665847" w:history="1">
             <w:r>
               <w:rPr>
                 <w:rStyle w:val="Hyperlink"/>
@@ -4807,7 +4807,7 @@
                 <w:noProof/>
                 <w:webHidden/>
               </w:rPr>
-              <w:instrText xml:space="preserve"> PAGEREF _Toc201011232 \h </w:instrText>
+              <w:instrText xml:space="preserve"> PAGEREF _Toc201665847 \h </w:instrText>
             </w:r>
             <w:r>
               <w:rPr>
@@ -4852,7 +4852,7 @@
               <w:lang w:eastAsia="pt-BR"/>
             </w:rPr>
           </w:pPr>
-          <w:hyperlink w:anchor="_Toc201011233" w:history="1">
+          <w:hyperlink w:anchor="_Toc201665848" w:history="1">
             <w:r>
               <w:rPr>
                 <w:rStyle w:val="Hyperlink"/>
@@ -4881,7 +4881,7 @@
                 <w:noProof/>
                 <w:webHidden/>
               </w:rPr>
-              <w:instrText xml:space="preserve"> PAGEREF _Toc201011233 \h </w:instrText>
+              <w:instrText xml:space="preserve"> PAGEREF _Toc201665848 \h </w:instrText>
             </w:r>
             <w:r>
               <w:rPr>
@@ -4926,7 +4926,7 @@
               <w:lang w:eastAsia="pt-BR"/>
             </w:rPr>
           </w:pPr>
-          <w:hyperlink w:anchor="_Toc201011234" w:history="1">
+          <w:hyperlink w:anchor="_Toc201665849" w:history="1">
             <w:r>
               <w:rPr>
                 <w:rStyle w:val="Hyperlink"/>
@@ -4955,7 +4955,7 @@
                 <w:noProof/>
                 <w:webHidden/>
               </w:rPr>
-              <w:instrText xml:space="preserve"> PAGEREF _Toc201011234 \h </w:instrText>
+              <w:instrText xml:space="preserve"> PAGEREF _Toc201665849 \h </w:instrText>
             </w:r>
             <w:r>
               <w:rPr>
@@ -5000,7 +5000,7 @@
               <w:lang w:eastAsia="pt-BR"/>
             </w:rPr>
           </w:pPr>
-          <w:hyperlink w:anchor="_Toc201011235" w:history="1">
+          <w:hyperlink w:anchor="_Toc201665850" w:history="1">
             <w:r>
               <w:rPr>
                 <w:rStyle w:val="Hyperlink"/>
@@ -5008,7 +5008,25 @@
                 <w:bCs/>
                 <w:noProof/>
               </w:rPr>
-              <w:t>Passo a Passo: Testando Comunicação</w:t>
+              <w:t>Passo a Passo: Testando C</w:t>
+            </w:r>
+            <w:r>
+              <w:rPr>
+                <w:rStyle w:val="Hyperlink"/>
+                <w:b/>
+                <w:bCs/>
+                <w:noProof/>
+              </w:rPr>
+              <w:t>o</w:t>
+            </w:r>
+            <w:r>
+              <w:rPr>
+                <w:rStyle w:val="Hyperlink"/>
+                <w:b/>
+                <w:bCs/>
+                <w:noProof/>
+              </w:rPr>
+              <w:t>municação</w:t>
             </w:r>
             <w:r>
               <w:rPr>
@@ -5029,7 +5047,7 @@
                 <w:noProof/>
                 <w:webHidden/>
               </w:rPr>
-              <w:instrText xml:space="preserve"> PAGEREF _Toc201011235 \h </w:instrText>
+              <w:instrText xml:space="preserve"> PAGEREF _Toc201665850 \h </w:instrText>
             </w:r>
             <w:r>
               <w:rPr>
@@ -5075,7 +5093,7 @@
               <w14:ligatures w14:val="standardContextual"/>
             </w:rPr>
           </w:pPr>
-          <w:hyperlink w:anchor="_Toc201011236" w:history="1">
+          <w:hyperlink w:anchor="_Toc201665851" w:history="1">
             <w:r>
               <w:rPr>
                 <w:rStyle w:val="Hyperlink"/>
@@ -5104,7 +5122,7 @@
                 <w:noProof/>
                 <w:webHidden/>
               </w:rPr>
-              <w:instrText xml:space="preserve"> PAGEREF _Toc201011236 \h </w:instrText>
+              <w:instrText xml:space="preserve"> PAGEREF _Toc201665851 \h </w:instrText>
             </w:r>
             <w:r>
               <w:rPr>
@@ -5150,7 +5168,7 @@
               <w14:ligatures w14:val="standardContextual"/>
             </w:rPr>
           </w:pPr>
-          <w:hyperlink w:anchor="_Toc201011237" w:history="1">
+          <w:hyperlink w:anchor="_Toc201665852" w:history="1">
             <w:r>
               <w:rPr>
                 <w:rStyle w:val="Hyperlink"/>
@@ -5179,7 +5197,7 @@
                 <w:noProof/>
                 <w:webHidden/>
               </w:rPr>
-              <w:instrText xml:space="preserve"> PAGEREF _Toc201011237 \h </w:instrText>
+              <w:instrText xml:space="preserve"> PAGEREF _Toc201665852 \h </w:instrText>
             </w:r>
             <w:r>
               <w:rPr>
@@ -5250,7 +5268,7 @@
         <w:pStyle w:val="Ttulo1"/>
       </w:pPr>
       <w:bookmarkStart w:id="0" w:name="_Toc200558418"/>
-      <w:bookmarkStart w:id="1" w:name="_Toc201011170"/>
+      <w:bookmarkStart w:id="1" w:name="_Toc201665785"/>
       <w:r>
         <w:rPr>
           <w:b/>
@@ -5266,7 +5284,7 @@
         <w:pStyle w:val="Ttulo3"/>
       </w:pPr>
       <w:bookmarkStart w:id="2" w:name="_Toc200558419"/>
-      <w:bookmarkStart w:id="3" w:name="_Toc201011171"/>
+      <w:bookmarkStart w:id="3" w:name="_Toc201665786"/>
       <w:r>
         <w:rPr>
           <w:b/>
@@ -5352,7 +5370,7 @@
         <w:pStyle w:val="Ttulo3"/>
       </w:pPr>
       <w:bookmarkStart w:id="4" w:name="_Toc200558420"/>
-      <w:bookmarkStart w:id="5" w:name="_Toc201011172"/>
+      <w:bookmarkStart w:id="5" w:name="_Toc201665787"/>
       <w:r>
         <w:rPr>
           <w:b/>
@@ -5542,7 +5560,7 @@
         <w:pStyle w:val="Ttulo3"/>
       </w:pPr>
       <w:bookmarkStart w:id="6" w:name="_Toc200558421"/>
-      <w:bookmarkStart w:id="7" w:name="_Toc201011173"/>
+      <w:bookmarkStart w:id="7" w:name="_Toc201665788"/>
       <w:r>
         <w:rPr>
           <w:b/>
@@ -5709,7 +5727,7 @@
         <w:pStyle w:val="Ttulo3"/>
       </w:pPr>
       <w:bookmarkStart w:id="8" w:name="_Toc200558422"/>
-      <w:bookmarkStart w:id="9" w:name="_Toc201011174"/>
+      <w:bookmarkStart w:id="9" w:name="_Toc201665789"/>
       <w:r>
         <w:rPr>
           <w:b/>
@@ -5976,7 +5994,7 @@
         <w:pStyle w:val="Ttulo3"/>
       </w:pPr>
       <w:bookmarkStart w:id="10" w:name="_Toc200558423"/>
-      <w:bookmarkStart w:id="11" w:name="_Toc201011175"/>
+      <w:bookmarkStart w:id="11" w:name="_Toc201665790"/>
       <w:r>
         <w:rPr>
           <w:b/>
@@ -6214,7 +6232,7 @@
       <w:pPr>
         <w:pStyle w:val="Ttulo1"/>
       </w:pPr>
-      <w:bookmarkStart w:id="12" w:name="_Toc201011176"/>
+      <w:bookmarkStart w:id="12" w:name="_Toc201665791"/>
       <w:r>
         <w:rPr>
           <w:b/>
@@ -6338,7 +6356,7 @@
       <w:pPr>
         <w:pStyle w:val="Ttulo2"/>
       </w:pPr>
-      <w:bookmarkStart w:id="13" w:name="_Toc201011177"/>
+      <w:bookmarkStart w:id="13" w:name="_Toc201665792"/>
       <w:r>
         <w:rPr>
           <w:b/>
@@ -6541,7 +6559,7 @@
       <w:pPr>
         <w:pStyle w:val="Ttulo2"/>
       </w:pPr>
-      <w:bookmarkStart w:id="14" w:name="_Toc201011178"/>
+      <w:bookmarkStart w:id="14" w:name="_Toc201665793"/>
       <w:r>
         <w:rPr>
           <w:b/>
@@ -6751,7 +6769,7 @@
       <w:pPr>
         <w:pStyle w:val="Ttulo2"/>
       </w:pPr>
-      <w:bookmarkStart w:id="15" w:name="_Toc201011179"/>
+      <w:bookmarkStart w:id="15" w:name="_Toc201665794"/>
       <w:r>
         <w:rPr>
           <w:b/>
@@ -6915,7 +6933,7 @@
       <w:pPr>
         <w:pStyle w:val="Ttulo2"/>
       </w:pPr>
-      <w:bookmarkStart w:id="16" w:name="_Toc201011180"/>
+      <w:bookmarkStart w:id="16" w:name="_Toc201665795"/>
       <w:r>
         <w:rPr>
           <w:b/>
@@ -7058,7 +7076,7 @@
           <w:lang w:val="en-US"/>
         </w:rPr>
       </w:pPr>
-      <w:bookmarkStart w:id="17" w:name="_Toc201011181"/>
+      <w:bookmarkStart w:id="17" w:name="_Toc201665796"/>
       <w:proofErr w:type="spellStart"/>
       <w:r>
         <w:rPr>
@@ -7172,7 +7190,7 @@
       <w:pPr>
         <w:pStyle w:val="Ttulo3"/>
       </w:pPr>
-      <w:bookmarkStart w:id="18" w:name="_Toc201011182"/>
+      <w:bookmarkStart w:id="18" w:name="_Toc201665797"/>
       <w:r>
         <w:rPr>
           <w:b/>
@@ -7912,7 +7930,7 @@
       <w:pPr>
         <w:pStyle w:val="Ttulo1"/>
       </w:pPr>
-      <w:bookmarkStart w:id="19" w:name="_Toc201011183"/>
+      <w:bookmarkStart w:id="19" w:name="_Toc201665798"/>
       <w:r>
         <w:t>Documentaç</w:t>
       </w:r>
@@ -8022,7 +8040,7 @@
       <w:pPr>
         <w:pStyle w:val="Ttulo1"/>
       </w:pPr>
-      <w:bookmarkStart w:id="20" w:name="_Toc201011184"/>
+      <w:bookmarkStart w:id="20" w:name="_Toc201665799"/>
       <w:r>
         <w:rPr>
           <w:b/>
@@ -8037,7 +8055,7 @@
       <w:pPr>
         <w:pStyle w:val="Ttulo2"/>
       </w:pPr>
-      <w:bookmarkStart w:id="21" w:name="_Toc201011185"/>
+      <w:bookmarkStart w:id="21" w:name="_Toc201665800"/>
       <w:r>
         <w:rPr>
           <w:b/>
@@ -8126,7 +8144,7 @@
       <w:pPr>
         <w:pStyle w:val="Ttulo2"/>
       </w:pPr>
-      <w:bookmarkStart w:id="22" w:name="_Toc201011186"/>
+      <w:bookmarkStart w:id="22" w:name="_Toc201665801"/>
       <w:r>
         <w:rPr>
           <w:b/>
@@ -8506,7 +8524,7 @@
       <w:pPr>
         <w:pStyle w:val="Ttulo2"/>
       </w:pPr>
-      <w:bookmarkStart w:id="23" w:name="_Toc201011187"/>
+      <w:bookmarkStart w:id="23" w:name="_Toc201665802"/>
       <w:r>
         <w:rPr>
           <w:b/>
@@ -9136,7 +9154,7 @@
       <w:pPr>
         <w:pStyle w:val="Ttulo2"/>
       </w:pPr>
-      <w:bookmarkStart w:id="24" w:name="_Toc201011188"/>
+      <w:bookmarkStart w:id="24" w:name="_Toc201665803"/>
       <w:r>
         <w:rPr>
           <w:b/>
@@ -9240,7 +9258,7 @@
       <w:pPr>
         <w:pStyle w:val="Ttulo3"/>
       </w:pPr>
-      <w:bookmarkStart w:id="25" w:name="_Toc201011189"/>
+      <w:bookmarkStart w:id="25" w:name="_Toc201665804"/>
       <w:r>
         <w:rPr>
           <w:b/>
@@ -9428,7 +9446,7 @@
       <w:pPr>
         <w:pStyle w:val="Ttulo2"/>
       </w:pPr>
-      <w:bookmarkStart w:id="26" w:name="_Toc201011190"/>
+      <w:bookmarkStart w:id="26" w:name="_Toc201665805"/>
       <w:r>
         <w:rPr>
           <w:b/>
@@ -9651,7 +9669,7 @@
       <w:pPr>
         <w:pStyle w:val="Ttulo1"/>
       </w:pPr>
-      <w:bookmarkStart w:id="27" w:name="_Toc201011191"/>
+      <w:bookmarkStart w:id="27" w:name="_Toc201665806"/>
       <w:r>
         <w:rPr>
           <w:b/>
@@ -10091,32 +10109,14 @@
       </w:r>
     </w:p>
     <w:p>
-      <w:pPr>
-        <w:rPr>
-          <w:lang w:val="en-US"/>
-        </w:rPr>
-      </w:pPr>
-      <w:r>
-        <w:rPr>
-          <w:lang w:val="en-US"/>
-        </w:rPr>
+      <w:proofErr w:type="spellStart"/>
+      <w:r>
         <w:t>bash</w:t>
       </w:r>
-    </w:p>
-    <w:p>
-      <w:pPr>
-        <w:rPr>
-          <w:lang w:val="en-US"/>
-        </w:rPr>
-      </w:pPr>
-    </w:p>
-    <w:p>
-      <w:pPr>
-        <w:rPr>
-          <w:lang w:val="en-US"/>
-        </w:rPr>
-      </w:pPr>
-    </w:p>
+      <w:proofErr w:type="spellEnd"/>
+    </w:p>
+    <w:p/>
+    <w:p/>
     <w:p>
       <w:proofErr w:type="spellStart"/>
       <w:r>
@@ -10186,58 +10186,36 @@
       </w:r>
     </w:p>
     <w:p>
-      <w:pPr>
-        <w:rPr>
-          <w:lang w:val="en-US"/>
-        </w:rPr>
-      </w:pPr>
-      <w:r>
-        <w:rPr>
-          <w:lang w:val="en-US"/>
-        </w:rPr>
+      <w:proofErr w:type="spellStart"/>
+      <w:r>
         <w:t>bash</w:t>
       </w:r>
-    </w:p>
-    <w:p>
-      <w:pPr>
-        <w:rPr>
-          <w:lang w:val="en-US"/>
-        </w:rPr>
-      </w:pPr>
-    </w:p>
-    <w:p>
-      <w:pPr>
-        <w:rPr>
-          <w:lang w:val="en-US"/>
-        </w:rPr>
-      </w:pPr>
-    </w:p>
-    <w:p>
-      <w:pPr>
-        <w:rPr>
-          <w:lang w:val="en-US"/>
-        </w:rPr>
-      </w:pPr>
-      <w:r>
-        <w:rPr>
-          <w:lang w:val="en-US"/>
-        </w:rPr>
-        <w:t xml:space="preserve">docker </w:t>
-      </w:r>
-      <w:proofErr w:type="gramStart"/>
-      <w:r>
-        <w:rPr>
-          <w:lang w:val="en-US"/>
-        </w:rPr>
-        <w:t>run -v</w:t>
-      </w:r>
-      <w:proofErr w:type="gramEnd"/>
-      <w:r>
-        <w:rPr>
-          <w:lang w:val="en-US"/>
-        </w:rPr>
-        <w:t xml:space="preserve"> /pasta/local:/pasta/container nginx</w:t>
-      </w:r>
+      <w:proofErr w:type="spellEnd"/>
+    </w:p>
+    <w:p/>
+    <w:p/>
+    <w:p>
+      <w:proofErr w:type="spellStart"/>
+      <w:r>
+        <w:t>docker</w:t>
+      </w:r>
+      <w:proofErr w:type="spellEnd"/>
+      <w:r>
+        <w:t xml:space="preserve"> </w:t>
+      </w:r>
+      <w:proofErr w:type="spellStart"/>
+      <w:r>
+        <w:t>run</w:t>
+      </w:r>
+      <w:proofErr w:type="spellEnd"/>
+      <w:r>
+        <w:t xml:space="preserve"> -v /pasta/local:/pasta/container </w:t>
+      </w:r>
+      <w:proofErr w:type="spellStart"/>
+      <w:r>
+        <w:t>nginx</w:t>
+      </w:r>
+      <w:proofErr w:type="spellEnd"/>
     </w:p>
     <w:p>
       <w:r>
@@ -10732,7 +10710,7 @@
       <w:pPr>
         <w:pStyle w:val="Ttulo1"/>
       </w:pPr>
-      <w:bookmarkStart w:id="28" w:name="_Toc201011192"/>
+      <w:bookmarkStart w:id="28" w:name="_Toc201665807"/>
       <w:r>
         <w:rPr>
           <w:b/>
@@ -10747,7 +10725,7 @@
       <w:pPr>
         <w:pStyle w:val="Ttulo2"/>
       </w:pPr>
-      <w:bookmarkStart w:id="29" w:name="_Toc201011193"/>
+      <w:bookmarkStart w:id="29" w:name="_Toc201665808"/>
       <w:r>
         <w:rPr>
           <w:b/>
@@ -11770,7 +11748,7 @@
       <w:pPr>
         <w:pStyle w:val="Ttulo2"/>
       </w:pPr>
-      <w:bookmarkStart w:id="30" w:name="_Toc201011194"/>
+      <w:bookmarkStart w:id="30" w:name="_Toc201665809"/>
       <w:r>
         <w:rPr>
           <w:b/>
@@ -12213,7 +12191,7 @@
       <w:pPr>
         <w:pStyle w:val="Ttulo2"/>
       </w:pPr>
-      <w:bookmarkStart w:id="31" w:name="_Toc201011195"/>
+      <w:bookmarkStart w:id="31" w:name="_Toc201665810"/>
       <w:r>
         <w:rPr>
           <w:b/>
@@ -12520,7 +12498,7 @@
       <w:pPr>
         <w:pStyle w:val="Ttulo2"/>
       </w:pPr>
-      <w:bookmarkStart w:id="32" w:name="_Toc201011196"/>
+      <w:bookmarkStart w:id="32" w:name="_Toc201665811"/>
       <w:r>
         <w:rPr>
           <w:b/>
@@ -12799,7 +12777,7 @@
       <w:pPr>
         <w:pStyle w:val="Ttulo2"/>
       </w:pPr>
-      <w:bookmarkStart w:id="33" w:name="_Toc201011197"/>
+      <w:bookmarkStart w:id="33" w:name="_Toc201665812"/>
       <w:r>
         <w:rPr>
           <w:b/>
@@ -13048,7 +13026,7 @@
       <w:pPr>
         <w:pStyle w:val="Ttulo3"/>
       </w:pPr>
-      <w:bookmarkStart w:id="34" w:name="_Toc201011198"/>
+      <w:bookmarkStart w:id="34" w:name="_Toc201665813"/>
       <w:r>
         <w:rPr>
           <w:b/>
@@ -13294,7 +13272,7 @@
       <w:pPr>
         <w:pStyle w:val="Ttulo1"/>
       </w:pPr>
-      <w:bookmarkStart w:id="35" w:name="_Toc201011199"/>
+      <w:bookmarkStart w:id="35" w:name="_Toc201665814"/>
       <w:r>
         <w:rPr>
           <w:b/>
@@ -13308,7 +13286,7 @@
       <w:pPr>
         <w:pStyle w:val="Ttulo2"/>
       </w:pPr>
-      <w:bookmarkStart w:id="36" w:name="_Toc201011200"/>
+      <w:bookmarkStart w:id="36" w:name="_Toc201665815"/>
       <w:r>
         <w:rPr>
           <w:b/>
@@ -13831,7 +13809,7 @@
       <w:pPr>
         <w:pStyle w:val="Ttulo2"/>
       </w:pPr>
-      <w:bookmarkStart w:id="37" w:name="_Toc201011201"/>
+      <w:bookmarkStart w:id="37" w:name="_Toc201665816"/>
       <w:r>
         <w:rPr>
           <w:b/>
@@ -14083,7 +14061,7 @@
       <w:pPr>
         <w:pStyle w:val="Ttulo2"/>
       </w:pPr>
-      <w:bookmarkStart w:id="38" w:name="_Toc201011202"/>
+      <w:bookmarkStart w:id="38" w:name="_Toc201665817"/>
       <w:r>
         <w:rPr>
           <w:b/>
@@ -14101,7 +14079,7 @@
       <w:pPr>
         <w:pStyle w:val="Ttulo1"/>
       </w:pPr>
-      <w:bookmarkStart w:id="39" w:name="_Toc201011203"/>
+      <w:bookmarkStart w:id="39" w:name="_Toc201665818"/>
       <w:r>
         <w:rPr>
           <w:b/>
@@ -14115,7 +14093,7 @@
       <w:pPr>
         <w:pStyle w:val="Ttulo2"/>
       </w:pPr>
-      <w:bookmarkStart w:id="40" w:name="_Toc201011204"/>
+      <w:bookmarkStart w:id="40" w:name="_Toc201665819"/>
       <w:r>
         <w:rPr>
           <w:b/>
@@ -14573,7 +14551,7 @@
       <w:pPr>
         <w:pStyle w:val="Ttulo2"/>
       </w:pPr>
-      <w:bookmarkStart w:id="41" w:name="_Toc201011205"/>
+      <w:bookmarkStart w:id="41" w:name="_Toc201665820"/>
       <w:r>
         <w:rPr>
           <w:b/>
@@ -14807,7 +14785,7 @@
       <w:pPr>
         <w:pStyle w:val="Ttulo2"/>
       </w:pPr>
-      <w:bookmarkStart w:id="42" w:name="_Toc201011206"/>
+      <w:bookmarkStart w:id="42" w:name="_Toc201665821"/>
       <w:r>
         <w:rPr>
           <w:b/>
@@ -14835,7 +14813,7 @@
       <w:pPr>
         <w:pStyle w:val="Ttulo1"/>
       </w:pPr>
-      <w:bookmarkStart w:id="43" w:name="_Toc201011207"/>
+      <w:bookmarkStart w:id="43" w:name="_Toc201665822"/>
       <w:r>
         <w:rPr>
           <w:b/>
@@ -14850,7 +14828,7 @@
       <w:pPr>
         <w:pStyle w:val="Ttulo2"/>
       </w:pPr>
-      <w:bookmarkStart w:id="44" w:name="_Toc201011208"/>
+      <w:bookmarkStart w:id="44" w:name="_Toc201665823"/>
       <w:r>
         <w:rPr>
           <w:b/>
@@ -15589,7 +15567,7 @@
       <w:pPr>
         <w:pStyle w:val="Ttulo2"/>
       </w:pPr>
-      <w:bookmarkStart w:id="45" w:name="_Toc201011209"/>
+      <w:bookmarkStart w:id="45" w:name="_Toc201665824"/>
       <w:r>
         <w:rPr>
           <w:b/>
@@ -15905,7 +15883,7 @@
       <w:pPr>
         <w:pStyle w:val="Ttulo2"/>
       </w:pPr>
-      <w:bookmarkStart w:id="46" w:name="_Toc201011210"/>
+      <w:bookmarkStart w:id="46" w:name="_Toc201665825"/>
       <w:r>
         <w:rPr>
           <w:b/>
@@ -15985,7 +15963,7 @@
           <w:rFonts w:ascii="Segoe UI Emoji" w:hAnsi="Segoe UI Emoji" w:cs="Segoe UI Emoji"/>
         </w:rPr>
       </w:pPr>
-      <w:bookmarkStart w:id="47" w:name="_Toc201011211"/>
+      <w:bookmarkStart w:id="47" w:name="_Toc201665826"/>
       <w:r>
         <w:rPr>
           <w:b/>
@@ -16141,7 +16119,7 @@
       <w:pPr>
         <w:pStyle w:val="Ttulo1"/>
       </w:pPr>
-      <w:bookmarkStart w:id="48" w:name="_Toc201011212"/>
+      <w:bookmarkStart w:id="48" w:name="_Toc201665827"/>
       <w:r>
         <w:rPr>
           <w:b/>
@@ -16801,7 +16779,7 @@
     <w:p>
       <w:r>
         <w:pict w14:anchorId="4E513203">
-          <v:rect id="_x0000_i1121" style="width:0;height:.75pt" o:hralign="center" o:hrstd="t" o:hrnoshade="t" o:hr="t" fillcolor="#f8faff" stroked="f"/>
+          <v:rect id="_x0000_i1053" style="width:0;height:.75pt" o:hralign="center" o:hrstd="t" o:hrnoshade="t" o:hr="t" fillcolor="#f8faff" stroked="f"/>
         </w:pict>
       </w:r>
     </w:p>
@@ -16809,7 +16787,7 @@
       <w:pPr>
         <w:pStyle w:val="Ttulo2"/>
       </w:pPr>
-      <w:bookmarkStart w:id="49" w:name="_Toc201011213"/>
+      <w:bookmarkStart w:id="49" w:name="_Toc201665828"/>
       <w:r>
         <w:rPr>
           <w:b/>
@@ -17000,7 +16978,7 @@
       <w:pPr>
         <w:pStyle w:val="Ttulo1"/>
       </w:pPr>
-      <w:bookmarkStart w:id="50" w:name="_Toc201011214"/>
+      <w:bookmarkStart w:id="50" w:name="_Toc201665829"/>
       <w:r>
         <w:rPr>
           <w:b/>
@@ -17014,7 +16992,7 @@
       <w:pPr>
         <w:pStyle w:val="Ttulo2"/>
       </w:pPr>
-      <w:bookmarkStart w:id="51" w:name="_Toc201011215"/>
+      <w:bookmarkStart w:id="51" w:name="_Toc201665830"/>
       <w:r>
         <w:rPr>
           <w:b/>
@@ -17496,7 +17474,7 @@
     <w:p>
       <w:r>
         <w:pict w14:anchorId="2E9D3F45">
-          <v:rect id="_x0000_i1144" style="width:0;height:.75pt" o:hralign="center" o:hrstd="t" o:hr="t" fillcolor="#a0a0a0" stroked="f"/>
+          <v:rect id="_x0000_i1054" style="width:0;height:.75pt" o:hralign="center" o:hrstd="t" o:hr="t" fillcolor="#a0a0a0" stroked="f"/>
         </w:pict>
       </w:r>
     </w:p>
@@ -17504,7 +17482,7 @@
       <w:pPr>
         <w:pStyle w:val="Ttulo2"/>
       </w:pPr>
-      <w:bookmarkStart w:id="52" w:name="_Toc201011216"/>
+      <w:bookmarkStart w:id="52" w:name="_Toc201665831"/>
       <w:r>
         <w:rPr>
           <w:b/>
@@ -17623,7 +17601,7 @@
     <w:p>
       <w:r>
         <w:pict w14:anchorId="6190F8A1">
-          <v:rect id="_x0000_i1145" style="width:0;height:.75pt" o:hralign="center" o:hrstd="t" o:hr="t" fillcolor="#a0a0a0" stroked="f"/>
+          <v:rect id="_x0000_i1055" style="width:0;height:.75pt" o:hralign="center" o:hrstd="t" o:hr="t" fillcolor="#a0a0a0" stroked="f"/>
         </w:pict>
       </w:r>
     </w:p>
@@ -17631,7 +17609,7 @@
       <w:pPr>
         <w:pStyle w:val="Ttulo3"/>
       </w:pPr>
-      <w:bookmarkStart w:id="53" w:name="_Toc201011217"/>
+      <w:bookmarkStart w:id="53" w:name="_Toc201665832"/>
       <w:r>
         <w:rPr>
           <w:b/>
@@ -18127,7 +18105,7 @@
     <w:p>
       <w:r>
         <w:pict w14:anchorId="119F2C08">
-          <v:rect id="_x0000_i1146" style="width:0;height:.75pt" o:hralign="center" o:hrstd="t" o:hr="t" fillcolor="#a0a0a0" stroked="f"/>
+          <v:rect id="_x0000_i1056" style="width:0;height:.75pt" o:hralign="center" o:hrstd="t" o:hr="t" fillcolor="#a0a0a0" stroked="f"/>
         </w:pict>
       </w:r>
     </w:p>
@@ -18204,7 +18182,7 @@
         <w:lastRenderedPageBreak/>
         <w:t xml:space="preserve"> </w:t>
       </w:r>
-      <w:bookmarkStart w:id="54" w:name="_Toc201011218"/>
+      <w:bookmarkStart w:id="54" w:name="_Toc201665833"/>
       <w:proofErr w:type="spellStart"/>
       <w:r>
         <w:rPr>
@@ -18243,7 +18221,7 @@
       <w:pPr>
         <w:pStyle w:val="Ttulo2"/>
       </w:pPr>
-      <w:bookmarkStart w:id="55" w:name="_Toc201011219"/>
+      <w:bookmarkStart w:id="55" w:name="_Toc201665834"/>
       <w:r>
         <w:rPr>
           <w:b/>
@@ -19018,7 +18996,7 @@
     <w:p>
       <w:r>
         <w:pict w14:anchorId="1613D2DC">
-          <v:rect id="_x0000_i1168" style="width:0;height:.75pt" o:hralign="center" o:hrstd="t" o:hrnoshade="t" o:hr="t" fillcolor="#f8faff" stroked="f"/>
+          <v:rect id="_x0000_i1057" style="width:0;height:.75pt" o:hralign="center" o:hrstd="t" o:hrnoshade="t" o:hr="t" fillcolor="#f8faff" stroked="f"/>
         </w:pict>
       </w:r>
     </w:p>
@@ -19026,7 +19004,7 @@
       <w:pPr>
         <w:pStyle w:val="Ttulo2"/>
       </w:pPr>
-      <w:bookmarkStart w:id="56" w:name="_Toc201011220"/>
+      <w:bookmarkStart w:id="56" w:name="_Toc201665835"/>
       <w:r>
         <w:rPr>
           <w:b/>
@@ -19142,7 +19120,7 @@
     <w:p>
       <w:r>
         <w:pict w14:anchorId="118CF853">
-          <v:rect id="_x0000_i1169" style="width:0;height:.75pt" o:hralign="center" o:hrstd="t" o:hrnoshade="t" o:hr="t" fillcolor="#f8faff" stroked="f"/>
+          <v:rect id="_x0000_i1058" style="width:0;height:.75pt" o:hralign="center" o:hrstd="t" o:hrnoshade="t" o:hr="t" fillcolor="#f8faff" stroked="f"/>
         </w:pict>
       </w:r>
     </w:p>
@@ -19557,7 +19535,7 @@
     <w:p>
       <w:r>
         <w:pict w14:anchorId="681F36AE">
-          <v:rect id="_x0000_i1170" style="width:0;height:.75pt" o:hralign="center" o:hrstd="t" o:hrnoshade="t" o:hr="t" fillcolor="#f8faff" stroked="f"/>
+          <v:rect id="_x0000_i1059" style="width:0;height:.75pt" o:hralign="center" o:hrstd="t" o:hrnoshade="t" o:hr="t" fillcolor="#f8faff" stroked="f"/>
         </w:pict>
       </w:r>
     </w:p>
@@ -19598,7 +19576,7 @@
       <w:pPr>
         <w:pStyle w:val="Ttulo1"/>
       </w:pPr>
-      <w:bookmarkStart w:id="57" w:name="_Toc201011221"/>
+      <w:bookmarkStart w:id="57" w:name="_Toc201665836"/>
       <w:r>
         <w:rPr>
           <w:b/>
@@ -19613,7 +19591,7 @@
       <w:pPr>
         <w:pStyle w:val="Ttulo2"/>
       </w:pPr>
-      <w:bookmarkStart w:id="58" w:name="_Toc201011222"/>
+      <w:bookmarkStart w:id="58" w:name="_Toc201665837"/>
       <w:r>
         <w:rPr>
           <w:b/>
@@ -20392,7 +20370,7 @@
     <w:p>
       <w:r>
         <w:pict w14:anchorId="44CEEA9E">
-          <v:rect id="_x0000_i1192" style="width:0;height:.75pt" o:hralign="center" o:hrstd="t" o:hrnoshade="t" o:hr="t" fillcolor="#f8faff" stroked="f"/>
+          <v:rect id="_x0000_i1060" style="width:0;height:.75pt" o:hralign="center" o:hrstd="t" o:hrnoshade="t" o:hr="t" fillcolor="#f8faff" stroked="f"/>
         </w:pict>
       </w:r>
     </w:p>
@@ -20400,7 +20378,7 @@
       <w:pPr>
         <w:pStyle w:val="Ttulo2"/>
       </w:pPr>
-      <w:bookmarkStart w:id="59" w:name="_Toc201011223"/>
+      <w:bookmarkStart w:id="59" w:name="_Toc201665838"/>
       <w:r>
         <w:rPr>
           <w:b/>
@@ -20650,7 +20628,7 @@
     <w:p>
       <w:r>
         <w:pict w14:anchorId="510B8DCF">
-          <v:rect id="_x0000_i1193" style="width:0;height:.75pt" o:hralign="center" o:hrstd="t" o:hrnoshade="t" o:hr="t" fillcolor="#f8faff" stroked="f"/>
+          <v:rect id="_x0000_i1061" style="width:0;height:.75pt" o:hralign="center" o:hrstd="t" o:hrnoshade="t" o:hr="t" fillcolor="#f8faff" stroked="f"/>
         </w:pict>
       </w:r>
     </w:p>
@@ -21219,7 +21197,7 @@
     <w:p>
       <w:r>
         <w:pict w14:anchorId="434C12F1">
-          <v:rect id="_x0000_i1194" style="width:0;height:.75pt" o:hralign="center" o:hrstd="t" o:hrnoshade="t" o:hr="t" fillcolor="#f8faff" stroked="f"/>
+          <v:rect id="_x0000_i1062" style="width:0;height:.75pt" o:hralign="center" o:hrstd="t" o:hrnoshade="t" o:hr="t" fillcolor="#f8faff" stroked="f"/>
         </w:pict>
       </w:r>
     </w:p>
@@ -21278,7 +21256,7 @@
       <w:pPr>
         <w:pStyle w:val="Ttulo1"/>
       </w:pPr>
-      <w:bookmarkStart w:id="60" w:name="_Toc201011224"/>
+      <w:bookmarkStart w:id="60" w:name="_Toc201665839"/>
       <w:proofErr w:type="spellStart"/>
       <w:r>
         <w:rPr>
@@ -21301,7 +21279,7 @@
     <w:p>
       <w:r>
         <w:pict w14:anchorId="7F1E4E35">
-          <v:rect id="_x0000_i1252" style="width:0;height:.75pt" o:hralign="center" o:hrstd="t" o:hrnoshade="t" o:hr="t" fillcolor="#f8faff" stroked="f"/>
+          <v:rect id="_x0000_i1063" style="width:0;height:.75pt" o:hralign="center" o:hrstd="t" o:hrnoshade="t" o:hr="t" fillcolor="#f8faff" stroked="f"/>
         </w:pict>
       </w:r>
     </w:p>
@@ -21309,7 +21287,7 @@
       <w:pPr>
         <w:pStyle w:val="Ttulo2"/>
       </w:pPr>
-      <w:bookmarkStart w:id="61" w:name="_Toc201011225"/>
+      <w:bookmarkStart w:id="61" w:name="_Toc201665840"/>
       <w:r>
         <w:rPr>
           <w:b/>
@@ -21410,7 +21388,7 @@
     <w:p>
       <w:r>
         <w:pict w14:anchorId="48AB5385">
-          <v:rect id="_x0000_i1253" style="width:0;height:.75pt" o:hralign="center" o:hrstd="t" o:hrnoshade="t" o:hr="t" fillcolor="#f8faff" stroked="f"/>
+          <v:rect id="_x0000_i1064" style="width:0;height:.75pt" o:hralign="center" o:hrstd="t" o:hrnoshade="t" o:hr="t" fillcolor="#f8faff" stroked="f"/>
         </w:pict>
       </w:r>
     </w:p>
@@ -21418,7 +21396,7 @@
       <w:pPr>
         <w:pStyle w:val="Ttulo3"/>
       </w:pPr>
-      <w:bookmarkStart w:id="62" w:name="_Toc201011226"/>
+      <w:bookmarkStart w:id="62" w:name="_Toc201665841"/>
       <w:r>
         <w:rPr>
           <w:b/>
@@ -21717,7 +21695,7 @@
     <w:p>
       <w:r>
         <w:pict w14:anchorId="6FAFFBE4">
-          <v:rect id="_x0000_i1254" style="width:0;height:.75pt" o:hralign="center" o:hrstd="t" o:hrnoshade="t" o:hr="t" fillcolor="#f8faff" stroked="f"/>
+          <v:rect id="_x0000_i1065" style="width:0;height:.75pt" o:hralign="center" o:hrstd="t" o:hrnoshade="t" o:hr="t" fillcolor="#f8faff" stroked="f"/>
         </w:pict>
       </w:r>
     </w:p>
@@ -22071,7 +22049,7 @@
     <w:p>
       <w:r>
         <w:pict w14:anchorId="4D5F4D38">
-          <v:rect id="_x0000_i1255" style="width:0;height:.75pt" o:hralign="center" o:hrstd="t" o:hrnoshade="t" o:hr="t" fillcolor="#f8faff" stroked="f"/>
+          <v:rect id="_x0000_i1066" style="width:0;height:.75pt" o:hralign="center" o:hrstd="t" o:hrnoshade="t" o:hr="t" fillcolor="#f8faff" stroked="f"/>
         </w:pict>
       </w:r>
     </w:p>
@@ -22079,7 +22057,7 @@
       <w:pPr>
         <w:pStyle w:val="Ttulo2"/>
       </w:pPr>
-      <w:bookmarkStart w:id="63" w:name="_Toc201011227"/>
+      <w:bookmarkStart w:id="63" w:name="_Toc201665842"/>
       <w:r>
         <w:rPr>
           <w:b/>
@@ -22317,7 +22295,7 @@
       <w:r>
         <w:lastRenderedPageBreak/>
         <w:pict w14:anchorId="5C222CB1">
-          <v:rect id="_x0000_i1256" style="width:0;height:.75pt" o:hralign="center" o:hrstd="t" o:hrnoshade="t" o:hr="t" fillcolor="#f8faff" stroked="f"/>
+          <v:rect id="_x0000_i1067" style="width:0;height:.75pt" o:hralign="center" o:hrstd="t" o:hrnoshade="t" o:hr="t" fillcolor="#f8faff" stroked="f"/>
         </w:pict>
       </w:r>
     </w:p>
@@ -22403,7 +22381,7 @@
     <w:p>
       <w:r>
         <w:pict w14:anchorId="261969DB">
-          <v:rect id="_x0000_i1257" style="width:0;height:.75pt" o:hralign="center" o:hrstd="t" o:hrnoshade="t" o:hr="t" fillcolor="#f8faff" stroked="f"/>
+          <v:rect id="_x0000_i1068" style="width:0;height:.75pt" o:hralign="center" o:hrstd="t" o:hrnoshade="t" o:hr="t" fillcolor="#f8faff" stroked="f"/>
         </w:pict>
       </w:r>
     </w:p>
@@ -22411,7 +22389,7 @@
       <w:pPr>
         <w:pStyle w:val="Ttulo2"/>
       </w:pPr>
-      <w:bookmarkStart w:id="64" w:name="_Toc201011228"/>
+      <w:bookmarkStart w:id="64" w:name="_Toc201665843"/>
       <w:r>
         <w:rPr>
           <w:b/>
@@ -22957,7 +22935,7 @@
     <w:p>
       <w:r>
         <w:pict w14:anchorId="37FEAB16">
-          <v:rect id="_x0000_i1258" style="width:0;height:.75pt" o:hralign="center" o:hrstd="t" o:hrnoshade="t" o:hr="t" fillcolor="#f8faff" stroked="f"/>
+          <v:rect id="_x0000_i1069" style="width:0;height:.75pt" o:hralign="center" o:hrstd="t" o:hrnoshade="t" o:hr="t" fillcolor="#f8faff" stroked="f"/>
         </w:pict>
       </w:r>
     </w:p>
@@ -22965,7 +22943,7 @@
       <w:pPr>
         <w:pStyle w:val="Ttulo2"/>
       </w:pPr>
-      <w:bookmarkStart w:id="65" w:name="_Toc201011229"/>
+      <w:bookmarkStart w:id="65" w:name="_Toc201665844"/>
       <w:r>
         <w:rPr>
           <w:b/>
@@ -23236,7 +23214,7 @@
     <w:p>
       <w:r>
         <w:pict w14:anchorId="3FF62B22">
-          <v:rect id="_x0000_i1259" style="width:0;height:.75pt" o:hralign="center" o:hrstd="t" o:hrnoshade="t" o:hr="t" fillcolor="#f8faff" stroked="f"/>
+          <v:rect id="_x0000_i1070" style="width:0;height:.75pt" o:hralign="center" o:hrstd="t" o:hrnoshade="t" o:hr="t" fillcolor="#f8faff" stroked="f"/>
         </w:pict>
       </w:r>
     </w:p>
@@ -23244,7 +23222,7 @@
       <w:pPr>
         <w:pStyle w:val="Ttulo2"/>
       </w:pPr>
-      <w:bookmarkStart w:id="66" w:name="_Toc201011230"/>
+      <w:bookmarkStart w:id="66" w:name="_Toc201665845"/>
       <w:r>
         <w:rPr>
           <w:b/>
@@ -23330,7 +23308,7 @@
     <w:p>
       <w:r>
         <w:pict w14:anchorId="61E17D68">
-          <v:rect id="_x0000_i1260" style="width:0;height:.75pt" o:hralign="center" o:hrstd="t" o:hrnoshade="t" o:hr="t" fillcolor="#f8faff" stroked="f"/>
+          <v:rect id="_x0000_i1071" style="width:0;height:.75pt" o:hralign="center" o:hrstd="t" o:hrnoshade="t" o:hr="t" fillcolor="#f8faff" stroked="f"/>
         </w:pict>
       </w:r>
     </w:p>
@@ -23370,7 +23348,7 @@
         <w:lastRenderedPageBreak/>
         <w:t xml:space="preserve"> </w:t>
       </w:r>
-      <w:bookmarkStart w:id="67" w:name="_Toc201011231"/>
+      <w:bookmarkStart w:id="67" w:name="_Toc201665846"/>
       <w:r>
         <w:rPr>
           <w:b/>
@@ -23383,7 +23361,7 @@
     <w:p>
       <w:r>
         <w:pict w14:anchorId="7370D193">
-          <v:rect id="_x0000_i1537" style="width:0;height:.75pt" o:hralign="center" o:hrstd="t" o:hrnoshade="t" o:hr="t" fillcolor="#f8faff" stroked="f"/>
+          <v:rect id="_x0000_i1072" style="width:0;height:.75pt" o:hralign="center" o:hrstd="t" o:hrnoshade="t" o:hr="t" fillcolor="#f8faff" stroked="f"/>
         </w:pict>
       </w:r>
     </w:p>
@@ -23391,7 +23369,7 @@
       <w:pPr>
         <w:pStyle w:val="Ttulo2"/>
       </w:pPr>
-      <w:bookmarkStart w:id="68" w:name="_Toc201011232"/>
+      <w:bookmarkStart w:id="68" w:name="_Toc201665847"/>
       <w:r>
         <w:rPr>
           <w:b/>
@@ -23437,7 +23415,7 @@
     <w:p>
       <w:r>
         <w:pict w14:anchorId="4A24DB5B">
-          <v:rect id="_x0000_i1538" style="width:0;height:.75pt" o:hralign="center" o:hrstd="t" o:hrnoshade="t" o:hr="t" fillcolor="#f8faff" stroked="f"/>
+          <v:rect id="_x0000_i1073" style="width:0;height:.75pt" o:hralign="center" o:hrstd="t" o:hrnoshade="t" o:hr="t" fillcolor="#f8faff" stroked="f"/>
         </w:pict>
       </w:r>
     </w:p>
@@ -23445,7 +23423,7 @@
       <w:pPr>
         <w:pStyle w:val="Ttulo3"/>
       </w:pPr>
-      <w:bookmarkStart w:id="69" w:name="_Toc201011233"/>
+      <w:bookmarkStart w:id="69" w:name="_Toc201665848"/>
       <w:r>
         <w:rPr>
           <w:b/>
@@ -23835,7 +23813,7 @@
     <w:p>
       <w:r>
         <w:pict w14:anchorId="2D5BC964">
-          <v:rect id="_x0000_i1571" style="width:0;height:.75pt" o:hralign="center" o:hrstd="t" o:hrnoshade="t" o:hr="t" fillcolor="#f8faff" stroked="f"/>
+          <v:rect id="_x0000_i1074" style="width:0;height:.75pt" o:hralign="center" o:hrstd="t" o:hrnoshade="t" o:hr="t" fillcolor="#f8faff" stroked="f"/>
         </w:pict>
       </w:r>
     </w:p>
@@ -23843,7 +23821,7 @@
       <w:pPr>
         <w:pStyle w:val="Ttulo3"/>
       </w:pPr>
-      <w:bookmarkStart w:id="70" w:name="_Toc201011234"/>
+      <w:bookmarkStart w:id="70" w:name="_Toc201665849"/>
       <w:r>
         <w:rPr>
           <w:b/>
@@ -24055,7 +24033,7 @@
     <w:p>
       <w:r>
         <w:pict w14:anchorId="3549CC42">
-          <v:rect id="_x0000_i1572" style="width:0;height:.75pt" o:hralign="center" o:hrstd="t" o:hrnoshade="t" o:hr="t" fillcolor="#f8faff" stroked="f"/>
+          <v:rect id="_x0000_i1075" style="width:0;height:.75pt" o:hralign="center" o:hrstd="t" o:hrnoshade="t" o:hr="t" fillcolor="#f8faff" stroked="f"/>
         </w:pict>
       </w:r>
     </w:p>
@@ -24063,7 +24041,7 @@
       <w:pPr>
         <w:pStyle w:val="Ttulo3"/>
       </w:pPr>
-      <w:bookmarkStart w:id="71" w:name="_Toc201011235"/>
+      <w:bookmarkStart w:id="71" w:name="_Toc201665850"/>
       <w:r>
         <w:rPr>
           <w:b/>
@@ -24245,7 +24223,7 @@
     <w:p>
       <w:r>
         <w:pict w14:anchorId="6B2DCC07">
-          <v:rect id="_x0000_i1573" style="width:0;height:.75pt" o:hralign="center" o:hrstd="t" o:hrnoshade="t" o:hr="t" fillcolor="#f8faff" stroked="f"/>
+          <v:rect id="_x0000_i1076" style="width:0;height:.75pt" o:hralign="center" o:hrstd="t" o:hrnoshade="t" o:hr="t" fillcolor="#f8faff" stroked="f"/>
         </w:pict>
       </w:r>
     </w:p>
@@ -24688,7 +24666,7 @@
     <w:p>
       <w:r>
         <w:pict w14:anchorId="56F91064">
-          <v:rect id="_x0000_i1574" style="width:0;height:.75pt" o:hralign="center" o:hrstd="t" o:hrnoshade="t" o:hr="t" fillcolor="#f8faff" stroked="f"/>
+          <v:rect id="_x0000_i1077" style="width:0;height:.75pt" o:hralign="center" o:hrstd="t" o:hrnoshade="t" o:hr="t" fillcolor="#f8faff" stroked="f"/>
         </w:pict>
       </w:r>
     </w:p>
@@ -24696,7 +24674,7 @@
       <w:pPr>
         <w:pStyle w:val="Ttulo2"/>
       </w:pPr>
-      <w:bookmarkStart w:id="72" w:name="_Toc201011236"/>
+      <w:bookmarkStart w:id="72" w:name="_Toc201665851"/>
       <w:r>
         <w:rPr>
           <w:b/>
@@ -24763,7 +24741,7 @@
     <w:p>
       <w:r>
         <w:pict w14:anchorId="2BF6C33E">
-          <v:rect id="_x0000_i1575" style="width:0;height:.75pt" o:hralign="center" o:hrstd="t" o:hrnoshade="t" o:hr="t" fillcolor="#f8faff" stroked="f"/>
+          <v:rect id="_x0000_i1078" style="width:0;height:.75pt" o:hralign="center" o:hrstd="t" o:hrnoshade="t" o:hr="t" fillcolor="#f8faff" stroked="f"/>
         </w:pict>
       </w:r>
     </w:p>
@@ -24771,7 +24749,7 @@
       <w:pPr>
         <w:pStyle w:val="Ttulo2"/>
       </w:pPr>
-      <w:bookmarkStart w:id="73" w:name="_Toc201011237"/>
+      <w:bookmarkStart w:id="73" w:name="_Toc201665852"/>
       <w:r>
         <w:rPr>
           <w:b/>
@@ -24951,6 +24929,11 @@
       </w:r>
     </w:p>
     <w:p>
+      <w:pPr>
+        <w:rPr>
+          <w:rFonts w:ascii="Segoe UI Emoji" w:hAnsi="Segoe UI Emoji" w:cs="Segoe UI Emoji"/>
+        </w:rPr>
+      </w:pPr>
       <w:r>
         <w:t>No próximo vídeo: </w:t>
       </w:r>
@@ -24969,6 +24952,4008 @@
           <w:rFonts w:ascii="Segoe UI Emoji" w:hAnsi="Segoe UI Emoji" w:cs="Segoe UI Emoji"/>
         </w:rPr>
         <w:t>🚀</w:t>
+      </w:r>
+    </w:p>
+    <w:p>
+      <w:pPr>
+        <w:rPr>
+          <w:rFonts w:ascii="Segoe UI Emoji" w:hAnsi="Segoe UI Emoji" w:cs="Segoe UI Emoji"/>
+        </w:rPr>
+      </w:pPr>
+    </w:p>
+    <w:p>
+      <w:pPr>
+        <w:pStyle w:val="Ttulo1"/>
+      </w:pPr>
+      <w:r>
+        <w:rPr>
+          <w:b/>
+          <w:bCs/>
+        </w:rPr>
+        <w:t>Comunicação Estável entre Contêineres Docker</w:t>
+      </w:r>
+    </w:p>
+    <w:p>
+      <w:pPr>
+        <w:pStyle w:val="Ttulo2"/>
+      </w:pPr>
+      <w:r>
+        <w:rPr>
+          <w:b/>
+          <w:bCs/>
+        </w:rPr>
+        <w:t>Principais Tópicos</w:t>
+      </w:r>
+    </w:p>
+    <w:p>
+      <w:pPr>
+        <w:numPr>
+          <w:ilvl w:val="0"/>
+          <w:numId w:val="58"/>
+        </w:numPr>
+      </w:pPr>
+      <w:r>
+        <w:rPr>
+          <w:b/>
+          <w:bCs/>
+        </w:rPr>
+        <w:t xml:space="preserve">Problema com </w:t>
+      </w:r>
+      <w:proofErr w:type="spellStart"/>
+      <w:r>
+        <w:rPr>
+          <w:b/>
+          <w:bCs/>
+        </w:rPr>
+        <w:t>IPs</w:t>
+      </w:r>
+      <w:proofErr w:type="spellEnd"/>
+      <w:r>
+        <w:rPr>
+          <w:b/>
+          <w:bCs/>
+        </w:rPr>
+        <w:t xml:space="preserve"> dinâmicos</w:t>
+      </w:r>
+    </w:p>
+    <w:p>
+      <w:pPr>
+        <w:numPr>
+          <w:ilvl w:val="1"/>
+          <w:numId w:val="58"/>
+        </w:numPr>
+      </w:pPr>
+      <w:r>
+        <w:t xml:space="preserve">Contêineres têm </w:t>
+      </w:r>
+      <w:proofErr w:type="spellStart"/>
+      <w:r>
+        <w:t>IPs</w:t>
+      </w:r>
+      <w:proofErr w:type="spellEnd"/>
+      <w:r>
+        <w:t xml:space="preserve"> atribuídos dinamicamente, o que dificulta a comunicação estável.</w:t>
+      </w:r>
+    </w:p>
+    <w:p>
+      <w:pPr>
+        <w:numPr>
+          <w:ilvl w:val="0"/>
+          <w:numId w:val="58"/>
+        </w:numPr>
+      </w:pPr>
+      <w:r>
+        <w:rPr>
+          <w:b/>
+          <w:bCs/>
+        </w:rPr>
+        <w:lastRenderedPageBreak/>
+        <w:t>Solução: Nomear contêineres</w:t>
+      </w:r>
+    </w:p>
+    <w:p>
+      <w:pPr>
+        <w:numPr>
+          <w:ilvl w:val="1"/>
+          <w:numId w:val="58"/>
+        </w:numPr>
+      </w:pPr>
+      <w:r>
+        <w:t>Usar --</w:t>
+      </w:r>
+      <w:proofErr w:type="spellStart"/>
+      <w:r>
+        <w:t>name</w:t>
+      </w:r>
+      <w:proofErr w:type="spellEnd"/>
+      <w:r>
+        <w:t> para definir um nome fixo ao criar um contêiner:</w:t>
+      </w:r>
+    </w:p>
+    <w:p>
+      <w:pPr>
+        <w:rPr>
+          <w:lang w:val="en-US"/>
+        </w:rPr>
+      </w:pPr>
+    </w:p>
+    <w:p>
+      <w:pPr>
+        <w:rPr>
+          <w:lang w:val="en-US"/>
+        </w:rPr>
+      </w:pPr>
+      <w:r>
+        <w:rPr>
+          <w:lang w:val="en-US"/>
+        </w:rPr>
+        <w:t>docker run -it --name ubuntu1 ubuntu bash</w:t>
+      </w:r>
+    </w:p>
+    <w:p>
+      <w:pPr>
+        <w:numPr>
+          <w:ilvl w:val="0"/>
+          <w:numId w:val="58"/>
+        </w:numPr>
+      </w:pPr>
+      <w:r>
+        <w:rPr>
+          <w:b/>
+          <w:bCs/>
+        </w:rPr>
+        <w:t>Criando uma rede personalizada (</w:t>
+      </w:r>
+      <w:proofErr w:type="spellStart"/>
+      <w:r>
+        <w:rPr>
+          <w:b/>
+          <w:bCs/>
+        </w:rPr>
+        <w:t>user-defined</w:t>
+      </w:r>
+      <w:proofErr w:type="spellEnd"/>
+      <w:r>
+        <w:rPr>
+          <w:b/>
+          <w:bCs/>
+        </w:rPr>
+        <w:t xml:space="preserve"> bridge)</w:t>
+      </w:r>
+    </w:p>
+    <w:p>
+      <w:pPr>
+        <w:numPr>
+          <w:ilvl w:val="1"/>
+          <w:numId w:val="58"/>
+        </w:numPr>
+      </w:pPr>
+      <w:r>
+        <w:t>Redes padrão (bridge, host, </w:t>
+      </w:r>
+      <w:proofErr w:type="spellStart"/>
+      <w:r>
+        <w:t>none</w:t>
+      </w:r>
+      <w:proofErr w:type="spellEnd"/>
+      <w:r>
+        <w:t>) não resolvem DNS automaticamente.</w:t>
+      </w:r>
+    </w:p>
+    <w:p>
+      <w:pPr>
+        <w:numPr>
+          <w:ilvl w:val="1"/>
+          <w:numId w:val="58"/>
+        </w:numPr>
+      </w:pPr>
+      <w:r>
+        <w:t>Criar uma rede bridge personalizada:</w:t>
+      </w:r>
+    </w:p>
+    <w:p>
+      <w:pPr>
+        <w:rPr>
+          <w:lang w:val="en-US"/>
+        </w:rPr>
+      </w:pPr>
+    </w:p>
+    <w:p>
+      <w:pPr>
+        <w:rPr>
+          <w:lang w:val="en-US"/>
+        </w:rPr>
+      </w:pPr>
+      <w:r>
+        <w:rPr>
+          <w:lang w:val="en-US"/>
+        </w:rPr>
+        <w:t xml:space="preserve">docker network create --driver bridge </w:t>
+      </w:r>
+      <w:proofErr w:type="spellStart"/>
+      <w:r>
+        <w:rPr>
+          <w:lang w:val="en-US"/>
+        </w:rPr>
+        <w:t>minha</w:t>
+      </w:r>
+      <w:proofErr w:type="spellEnd"/>
+      <w:r>
+        <w:rPr>
+          <w:lang w:val="en-US"/>
+        </w:rPr>
+        <w:t>-bridge</w:t>
+      </w:r>
+    </w:p>
+    <w:p>
+      <w:pPr>
+        <w:numPr>
+          <w:ilvl w:val="0"/>
+          <w:numId w:val="58"/>
+        </w:numPr>
+      </w:pPr>
+      <w:r>
+        <w:rPr>
+          <w:b/>
+          <w:bCs/>
+        </w:rPr>
+        <w:t>Conectando contêineres à rede</w:t>
+      </w:r>
+    </w:p>
+    <w:p>
+      <w:pPr>
+        <w:numPr>
+          <w:ilvl w:val="1"/>
+          <w:numId w:val="58"/>
+        </w:numPr>
+      </w:pPr>
+      <w:r>
+        <w:t>Usar --network para associar contêineres à rede criada:</w:t>
+      </w:r>
+    </w:p>
+    <w:p>
+      <w:pPr>
+        <w:rPr>
+          <w:lang w:val="en-US"/>
+        </w:rPr>
+      </w:pPr>
+    </w:p>
+    <w:p>
+      <w:pPr>
+        <w:rPr>
+          <w:lang w:val="en-US"/>
+        </w:rPr>
+      </w:pPr>
+      <w:r>
+        <w:rPr>
+          <w:lang w:val="en-US"/>
+        </w:rPr>
+        <w:t xml:space="preserve">docker run -it --name ubuntu1 --network </w:t>
+      </w:r>
+      <w:proofErr w:type="spellStart"/>
+      <w:r>
+        <w:rPr>
+          <w:lang w:val="en-US"/>
+        </w:rPr>
+        <w:t>minha</w:t>
+      </w:r>
+      <w:proofErr w:type="spellEnd"/>
+      <w:r>
+        <w:rPr>
+          <w:lang w:val="en-US"/>
+        </w:rPr>
+        <w:t>-bridge ubuntu bash</w:t>
+      </w:r>
+    </w:p>
+    <w:p>
+      <w:pPr>
+        <w:rPr>
+          <w:lang w:val="en-US"/>
+        </w:rPr>
+      </w:pPr>
+      <w:r>
+        <w:rPr>
+          <w:lang w:val="en-US"/>
+        </w:rPr>
+        <w:t xml:space="preserve">docker run -d --name pong --network </w:t>
+      </w:r>
+      <w:proofErr w:type="spellStart"/>
+      <w:r>
+        <w:rPr>
+          <w:lang w:val="en-US"/>
+        </w:rPr>
+        <w:t>minha</w:t>
+      </w:r>
+      <w:proofErr w:type="spellEnd"/>
+      <w:r>
+        <w:rPr>
+          <w:lang w:val="en-US"/>
+        </w:rPr>
+        <w:t>-bridge ubuntu sleep 1d</w:t>
+      </w:r>
+    </w:p>
+    <w:p>
+      <w:pPr>
+        <w:numPr>
+          <w:ilvl w:val="0"/>
+          <w:numId w:val="58"/>
+        </w:numPr>
+      </w:pPr>
+      <w:r>
+        <w:rPr>
+          <w:b/>
+          <w:bCs/>
+        </w:rPr>
+        <w:t xml:space="preserve">Comunicação via </w:t>
+      </w:r>
+      <w:proofErr w:type="spellStart"/>
+      <w:r>
+        <w:rPr>
+          <w:b/>
+          <w:bCs/>
+        </w:rPr>
+        <w:t>hostname</w:t>
+      </w:r>
+      <w:proofErr w:type="spellEnd"/>
+    </w:p>
+    <w:p>
+      <w:pPr>
+        <w:numPr>
+          <w:ilvl w:val="1"/>
+          <w:numId w:val="58"/>
+        </w:numPr>
+      </w:pPr>
+      <w:r>
+        <w:t>Contêineres na mesma rede podem se comunicar usando os nomes definidos (ex.: </w:t>
+      </w:r>
+      <w:proofErr w:type="spellStart"/>
+      <w:r>
+        <w:t>ping</w:t>
+      </w:r>
+      <w:proofErr w:type="spellEnd"/>
+      <w:r>
+        <w:t xml:space="preserve"> </w:t>
+      </w:r>
+      <w:proofErr w:type="spellStart"/>
+      <w:r>
+        <w:t>pong</w:t>
+      </w:r>
+      <w:proofErr w:type="spellEnd"/>
+      <w:r>
+        <w:t>).</w:t>
+      </w:r>
+    </w:p>
+    <w:p>
+      <w:pPr>
+        <w:numPr>
+          <w:ilvl w:val="0"/>
+          <w:numId w:val="58"/>
+        </w:numPr>
+      </w:pPr>
+      <w:r>
+        <w:rPr>
+          <w:b/>
+          <w:bCs/>
+        </w:rPr>
+        <w:t>Configuração necessária</w:t>
+      </w:r>
+    </w:p>
+    <w:p>
+      <w:pPr>
+        <w:numPr>
+          <w:ilvl w:val="1"/>
+          <w:numId w:val="58"/>
+        </w:numPr>
+      </w:pPr>
+      <w:r>
+        <w:t>Instalar ferramentas de rede dentro do contêiner (ex.: </w:t>
+      </w:r>
+      <w:proofErr w:type="spellStart"/>
+      <w:r>
+        <w:t>apt-get</w:t>
+      </w:r>
+      <w:proofErr w:type="spellEnd"/>
+      <w:r>
+        <w:t xml:space="preserve"> update &amp;&amp; </w:t>
+      </w:r>
+      <w:proofErr w:type="spellStart"/>
+      <w:r>
+        <w:t>apt-get</w:t>
+      </w:r>
+      <w:proofErr w:type="spellEnd"/>
+      <w:r>
+        <w:t xml:space="preserve"> </w:t>
+      </w:r>
+      <w:proofErr w:type="spellStart"/>
+      <w:r>
+        <w:t>install</w:t>
+      </w:r>
+      <w:proofErr w:type="spellEnd"/>
+      <w:r>
+        <w:t xml:space="preserve"> </w:t>
+      </w:r>
+      <w:proofErr w:type="spellStart"/>
+      <w:r>
+        <w:t>iputils-ping</w:t>
+      </w:r>
+      <w:proofErr w:type="spellEnd"/>
+      <w:r>
+        <w:t xml:space="preserve"> -y).</w:t>
+      </w:r>
+    </w:p>
+    <w:p>
+      <w:r>
+        <w:pict w14:anchorId="7604A9F2">
+          <v:rect id="_x0000_i1199" style="width:0;height:.75pt" o:hralign="center" o:hrstd="t" o:hrnoshade="t" o:hr="t" fillcolor="#f8faff" stroked="f"/>
+        </w:pict>
+      </w:r>
+    </w:p>
+    <w:p>
+      <w:pPr>
+        <w:pStyle w:val="Ttulo2"/>
+      </w:pPr>
+      <w:r>
+        <w:rPr>
+          <w:b/>
+          <w:bCs/>
+        </w:rPr>
+        <w:t>Dicas e Comandos Importantes</w:t>
+      </w:r>
+    </w:p>
+    <w:p>
+      <w:r>
+        <w:rPr>
+          <w:rFonts w:ascii="Segoe UI Symbol" w:hAnsi="Segoe UI Symbol" w:cs="Segoe UI Symbol"/>
+        </w:rPr>
+        <w:t>✔</w:t>
+      </w:r>
+      <w:r>
+        <w:t> </w:t>
+      </w:r>
+      <w:r>
+        <w:rPr>
+          <w:b/>
+          <w:bCs/>
+        </w:rPr>
+        <w:t>Remover todos os contêineres:</w:t>
+      </w:r>
+    </w:p>
+    <w:p>
+      <w:pPr>
+        <w:rPr>
+          <w:lang w:val="en-US"/>
+        </w:rPr>
+      </w:pPr>
+    </w:p>
+    <w:p>
+      <w:pPr>
+        <w:rPr>
+          <w:lang w:val="en-US"/>
+        </w:rPr>
+      </w:pPr>
+      <w:r>
+        <w:rPr>
+          <w:lang w:val="en-US"/>
+        </w:rPr>
+        <w:t xml:space="preserve">docker container rm -f $(docker </w:t>
+      </w:r>
+      <w:proofErr w:type="spellStart"/>
+      <w:r>
+        <w:rPr>
+          <w:lang w:val="en-US"/>
+        </w:rPr>
+        <w:t>ps</w:t>
+      </w:r>
+      <w:proofErr w:type="spellEnd"/>
+      <w:r>
+        <w:rPr>
+          <w:lang w:val="en-US"/>
+        </w:rPr>
+        <w:t xml:space="preserve"> -</w:t>
+      </w:r>
+      <w:proofErr w:type="spellStart"/>
+      <w:r>
+        <w:rPr>
+          <w:lang w:val="en-US"/>
+        </w:rPr>
+        <w:t>aq</w:t>
+      </w:r>
+      <w:proofErr w:type="spellEnd"/>
+      <w:r>
+        <w:rPr>
+          <w:lang w:val="en-US"/>
+        </w:rPr>
+        <w:t>)</w:t>
+      </w:r>
+    </w:p>
+    <w:p>
+      <w:r>
+        <w:rPr>
+          <w:rFonts w:ascii="Segoe UI Symbol" w:hAnsi="Segoe UI Symbol" w:cs="Segoe UI Symbol"/>
+        </w:rPr>
+        <w:t>✔</w:t>
+      </w:r>
+      <w:r>
+        <w:t> </w:t>
+      </w:r>
+      <w:r>
+        <w:rPr>
+          <w:b/>
+          <w:bCs/>
+        </w:rPr>
+        <w:t>Definir nome do contêiner:</w:t>
+      </w:r>
+    </w:p>
+    <w:p>
+      <w:pPr>
+        <w:ind w:left="1416" w:hanging="1416"/>
+        <w:rPr>
+          <w:lang w:val="en-US"/>
+        </w:rPr>
+      </w:pPr>
+    </w:p>
+    <w:p>
+      <w:pPr>
+        <w:rPr>
+          <w:lang w:val="en-US"/>
+        </w:rPr>
+      </w:pPr>
+      <w:r>
+        <w:rPr>
+          <w:lang w:val="en-US"/>
+        </w:rPr>
+        <w:t>docker run -it --name [NOME] [IMAGEM] [COMANDO]</w:t>
+      </w:r>
+    </w:p>
+    <w:p>
+      <w:r>
+        <w:rPr>
+          <w:rFonts w:ascii="Segoe UI Symbol" w:hAnsi="Segoe UI Symbol" w:cs="Segoe UI Symbol"/>
+        </w:rPr>
+        <w:t>✔</w:t>
+      </w:r>
+      <w:r>
+        <w:t> </w:t>
+      </w:r>
+      <w:r>
+        <w:rPr>
+          <w:b/>
+          <w:bCs/>
+        </w:rPr>
+        <w:t>Criar uma rede bridge personalizada:</w:t>
+      </w:r>
+    </w:p>
+    <w:p>
+      <w:pPr>
+        <w:rPr>
+          <w:lang w:val="en-US"/>
+        </w:rPr>
+      </w:pPr>
+      <w:r>
+        <w:rPr>
+          <w:lang w:val="en-US"/>
+        </w:rPr>
+        <w:t>bash</w:t>
+      </w:r>
+    </w:p>
+    <w:p>
+      <w:pPr>
+        <w:rPr>
+          <w:lang w:val="en-US"/>
+        </w:rPr>
+      </w:pPr>
+    </w:p>
+    <w:p>
+      <w:pPr>
+        <w:rPr>
+          <w:lang w:val="en-US"/>
+        </w:rPr>
+      </w:pPr>
+    </w:p>
+    <w:p>
+      <w:pPr>
+        <w:rPr>
+          <w:lang w:val="en-US"/>
+        </w:rPr>
+      </w:pPr>
+      <w:r>
+        <w:rPr>
+          <w:lang w:val="en-US"/>
+        </w:rPr>
+        <w:t>docker network create --driver bridge [NOME_DA_REDE]</w:t>
+      </w:r>
+    </w:p>
+    <w:p>
+      <w:pPr>
+        <w:rPr>
+          <w:lang w:val="en-US"/>
+        </w:rPr>
+      </w:pPr>
+      <w:r>
+        <w:rPr>
+          <w:rFonts w:ascii="Segoe UI Symbol" w:hAnsi="Segoe UI Symbol" w:cs="Segoe UI Symbol"/>
+          <w:lang w:val="en-US"/>
+        </w:rPr>
+        <w:t>✔</w:t>
+      </w:r>
+      <w:r>
+        <w:rPr>
+          <w:lang w:val="en-US"/>
+        </w:rPr>
+        <w:t> </w:t>
+      </w:r>
+      <w:proofErr w:type="spellStart"/>
+      <w:r>
+        <w:rPr>
+          <w:b/>
+          <w:bCs/>
+          <w:lang w:val="en-US"/>
+        </w:rPr>
+        <w:t>Listar</w:t>
+      </w:r>
+      <w:proofErr w:type="spellEnd"/>
+      <w:r>
+        <w:rPr>
+          <w:b/>
+          <w:bCs/>
+          <w:lang w:val="en-US"/>
+        </w:rPr>
+        <w:t xml:space="preserve"> redes </w:t>
+      </w:r>
+      <w:proofErr w:type="spellStart"/>
+      <w:r>
+        <w:rPr>
+          <w:b/>
+          <w:bCs/>
+          <w:lang w:val="en-US"/>
+        </w:rPr>
+        <w:t>disponíveis</w:t>
+      </w:r>
+      <w:proofErr w:type="spellEnd"/>
+      <w:r>
+        <w:rPr>
+          <w:b/>
+          <w:bCs/>
+          <w:lang w:val="en-US"/>
+        </w:rPr>
+        <w:t>:</w:t>
+      </w:r>
+    </w:p>
+    <w:p>
+      <w:pPr>
+        <w:rPr>
+          <w:lang w:val="en-US"/>
+        </w:rPr>
+      </w:pPr>
+      <w:r>
+        <w:rPr>
+          <w:lang w:val="en-US"/>
+        </w:rPr>
+        <w:t>docker network ls</w:t>
+      </w:r>
+    </w:p>
+    <w:p>
+      <w:r>
+        <w:rPr>
+          <w:rFonts w:ascii="Segoe UI Symbol" w:hAnsi="Segoe UI Symbol" w:cs="Segoe UI Symbol"/>
+        </w:rPr>
+        <w:t>✔</w:t>
+      </w:r>
+      <w:r>
+        <w:t> </w:t>
+      </w:r>
+      <w:r>
+        <w:rPr>
+          <w:b/>
+          <w:bCs/>
+        </w:rPr>
+        <w:t>Inspecionar um contêiner (ver redes associadas):</w:t>
+      </w:r>
+    </w:p>
+    <w:p>
+      <w:proofErr w:type="spellStart"/>
+      <w:r>
+        <w:t>docker</w:t>
+      </w:r>
+      <w:proofErr w:type="spellEnd"/>
+      <w:r>
+        <w:t xml:space="preserve"> </w:t>
+      </w:r>
+      <w:proofErr w:type="spellStart"/>
+      <w:r>
+        <w:t>inspect</w:t>
+      </w:r>
+      <w:proofErr w:type="spellEnd"/>
+      <w:r>
+        <w:t xml:space="preserve"> [NOME_OU_ID_DO_CONTÊINER]</w:t>
+      </w:r>
+    </w:p>
+    <w:p>
+      <w:r>
+        <w:rPr>
+          <w:rFonts w:ascii="Segoe UI Symbol" w:hAnsi="Segoe UI Symbol" w:cs="Segoe UI Symbol"/>
+        </w:rPr>
+        <w:t>✔</w:t>
+      </w:r>
+      <w:r>
+        <w:t> </w:t>
+      </w:r>
+      <w:r>
+        <w:rPr>
+          <w:b/>
+          <w:bCs/>
+        </w:rPr>
+        <w:t>Testar comunicação entre contêineres:</w:t>
+      </w:r>
+    </w:p>
+    <w:p>
+      <w:proofErr w:type="spellStart"/>
+      <w:r>
+        <w:t>ping</w:t>
+      </w:r>
+      <w:proofErr w:type="spellEnd"/>
+      <w:r>
+        <w:t xml:space="preserve"> [NOME_DO_OUTRO_CONTÊINER]</w:t>
+      </w:r>
+    </w:p>
+    <w:p>
+      <w:r>
+        <w:rPr>
+          <w:rFonts w:ascii="Segoe UI Symbol" w:hAnsi="Segoe UI Symbol" w:cs="Segoe UI Symbol"/>
+        </w:rPr>
+        <w:t>✔</w:t>
+      </w:r>
+      <w:r>
+        <w:t> </w:t>
+      </w:r>
+      <w:r>
+        <w:rPr>
+          <w:b/>
+          <w:bCs/>
+        </w:rPr>
+        <w:t>Documentação relevante:</w:t>
+      </w:r>
+    </w:p>
+    <w:p>
+      <w:pPr>
+        <w:numPr>
+          <w:ilvl w:val="0"/>
+          <w:numId w:val="59"/>
+        </w:numPr>
+      </w:pPr>
+      <w:hyperlink r:id="rId18" w:tgtFrame="_blank" w:history="1">
+        <w:r>
+          <w:rPr>
+            <w:rStyle w:val="Hyperlink"/>
+          </w:rPr>
+          <w:t>Docker: Use bridge networks</w:t>
+        </w:r>
+      </w:hyperlink>
+      <w:r>
+        <w:t xml:space="preserve"> (resolução automática de DNS em redes </w:t>
+      </w:r>
+      <w:proofErr w:type="spellStart"/>
+      <w:r>
+        <w:t>user-defined</w:t>
+      </w:r>
+      <w:proofErr w:type="spellEnd"/>
+      <w:r>
+        <w:t>).</w:t>
+      </w:r>
+    </w:p>
+    <w:p>
+      <w:r>
+        <w:pict w14:anchorId="2BF8A73F">
+          <v:rect id="_x0000_i1200" style="width:0;height:.75pt" o:hralign="center" o:hrstd="t" o:hrnoshade="t" o:hr="t" fillcolor="#f8faff" stroked="f"/>
+        </w:pict>
+      </w:r>
+    </w:p>
+    <w:p>
+      <w:r>
+        <w:rPr>
+          <w:b/>
+          <w:bCs/>
+        </w:rPr>
+        <w:t>Próximos passos:</w:t>
+      </w:r>
+      <w:r>
+        <w:t> Explorar redes host e </w:t>
+      </w:r>
+      <w:proofErr w:type="spellStart"/>
+      <w:r>
+        <w:t>none</w:t>
+      </w:r>
+      <w:proofErr w:type="spellEnd"/>
+      <w:r>
+        <w:t xml:space="preserve"> para casos de uso específicos. </w:t>
+      </w:r>
+      <w:r>
+        <w:rPr>
+          <w:rFonts w:ascii="Segoe UI Emoji" w:hAnsi="Segoe UI Emoji" w:cs="Segoe UI Emoji"/>
+        </w:rPr>
+        <w:t>🚀</w:t>
+      </w:r>
+    </w:p>
+    <w:p/>
+    <w:p>
+      <w:pPr>
+        <w:pStyle w:val="Ttulo1"/>
+      </w:pPr>
+      <w:r>
+        <w:rPr>
+          <w:b/>
+          <w:bCs/>
+        </w:rPr>
+        <w:t>Diferença entre as Redes </w:t>
+      </w:r>
+      <w:r>
+        <w:t>host</w:t>
+      </w:r>
+      <w:r>
+        <w:rPr>
+          <w:b/>
+          <w:bCs/>
+        </w:rPr>
+        <w:t> e </w:t>
+      </w:r>
+      <w:proofErr w:type="spellStart"/>
+      <w:r>
+        <w:t>none</w:t>
+      </w:r>
+      <w:proofErr w:type="spellEnd"/>
+      <w:r>
+        <w:rPr>
+          <w:b/>
+          <w:bCs/>
+        </w:rPr>
+        <w:t> no Docker</w:t>
+      </w:r>
+    </w:p>
+    <w:p>
+      <w:r>
+        <w:t>As redes host e </w:t>
+      </w:r>
+      <w:proofErr w:type="spellStart"/>
+      <w:r>
+        <w:t>none</w:t>
+      </w:r>
+      <w:proofErr w:type="spellEnd"/>
+      <w:r>
+        <w:t> são dois modos de rede especiais no Docker, cada um com um propósito distinto. Vamos explorar suas diferenças e casos de uso:</w:t>
+      </w:r>
+    </w:p>
+    <w:p>
+      <w:r>
+        <w:pict w14:anchorId="6E7EF245">
+          <v:rect id="_x0000_i1234" style="width:0;height:.75pt" o:hralign="center" o:hrstd="t" o:hrnoshade="t" o:hr="t" fillcolor="#f8faff" stroked="f"/>
+        </w:pict>
+      </w:r>
+    </w:p>
+    <w:p>
+      <w:pPr>
+        <w:pStyle w:val="Ttulo2"/>
+      </w:pPr>
+      <w:r>
+        <w:rPr>
+          <w:b/>
+          <w:bCs/>
+        </w:rPr>
+        <w:t>1. Rede </w:t>
+      </w:r>
+      <w:r>
+        <w:t>host</w:t>
+      </w:r>
+    </w:p>
+    <w:p>
+      <w:r>
+        <w:rPr>
+          <w:b/>
+          <w:bCs/>
+        </w:rPr>
+        <w:t>Características:</w:t>
+      </w:r>
+    </w:p>
+    <w:p>
+      <w:pPr>
+        <w:numPr>
+          <w:ilvl w:val="0"/>
+          <w:numId w:val="60"/>
+        </w:numPr>
+      </w:pPr>
+      <w:r>
+        <w:rPr>
+          <w:b/>
+          <w:bCs/>
+        </w:rPr>
+        <w:t>Remove o isolamento de rede do contêiner</w:t>
+      </w:r>
+      <w:r>
+        <w:t>, fazendo com que ele compartilhe </w:t>
+      </w:r>
+      <w:r>
+        <w:rPr>
+          <w:b/>
+          <w:bCs/>
+        </w:rPr>
+        <w:t>diretamente</w:t>
+      </w:r>
+      <w:r>
+        <w:t> a rede da máquina host (seu sistema operacional).</w:t>
+      </w:r>
+    </w:p>
+    <w:p>
+      <w:pPr>
+        <w:numPr>
+          <w:ilvl w:val="0"/>
+          <w:numId w:val="60"/>
+        </w:numPr>
+      </w:pPr>
+      <w:r>
+        <w:t>O contêiner </w:t>
+      </w:r>
+      <w:r>
+        <w:rPr>
+          <w:b/>
+          <w:bCs/>
+        </w:rPr>
+        <w:t xml:space="preserve">não tem seu próprio </w:t>
+      </w:r>
+      <w:proofErr w:type="spellStart"/>
+      <w:r>
+        <w:rPr>
+          <w:b/>
+          <w:bCs/>
+        </w:rPr>
+        <w:t>namespace</w:t>
+      </w:r>
+      <w:proofErr w:type="spellEnd"/>
+      <w:r>
+        <w:rPr>
+          <w:b/>
+          <w:bCs/>
+        </w:rPr>
+        <w:t xml:space="preserve"> de rede</w:t>
+      </w:r>
+      <w:r>
+        <w:t> – ele usa o IP e as interfaces da máquina host.</w:t>
+      </w:r>
+    </w:p>
+    <w:p>
+      <w:pPr>
+        <w:numPr>
+          <w:ilvl w:val="0"/>
+          <w:numId w:val="60"/>
+        </w:numPr>
+      </w:pPr>
+      <w:r>
+        <w:rPr>
+          <w:b/>
+          <w:bCs/>
+        </w:rPr>
+        <w:t>Portas expostas no contêiner são mapeadas diretamente no host</w:t>
+      </w:r>
+      <w:r>
+        <w:t> (não é necessário usar -p para publicar portas).</w:t>
+      </w:r>
+    </w:p>
+    <w:p>
+      <w:r>
+        <w:rPr>
+          <w:b/>
+          <w:bCs/>
+        </w:rPr>
+        <w:t>Quando usar?</w:t>
+      </w:r>
+    </w:p>
+    <w:p>
+      <w:r>
+        <w:rPr>
+          <w:rFonts w:ascii="Segoe UI Emoji" w:hAnsi="Segoe UI Emoji" w:cs="Segoe UI Emoji"/>
+        </w:rPr>
+        <w:t>✅</w:t>
+      </w:r>
+      <w:r>
+        <w:t> </w:t>
+      </w:r>
+      <w:r>
+        <w:rPr>
+          <w:b/>
+          <w:bCs/>
+        </w:rPr>
+        <w:t>Performance máxima</w:t>
+      </w:r>
+      <w:r>
+        <w:t> (útil para aplicações sensíveis à latência, como servidores de jogos ou streaming).</w:t>
+      </w:r>
+      <w:r>
+        <w:br/>
+      </w:r>
+      <w:r>
+        <w:rPr>
+          <w:rFonts w:ascii="Segoe UI Emoji" w:hAnsi="Segoe UI Emoji" w:cs="Segoe UI Emoji"/>
+        </w:rPr>
+        <w:t>✅</w:t>
+      </w:r>
+      <w:r>
+        <w:rPr>
+          <w:rFonts w:ascii="Aptos" w:hAnsi="Aptos" w:cs="Aptos"/>
+        </w:rPr>
+        <w:t> </w:t>
+      </w:r>
+      <w:r>
+        <w:rPr>
+          <w:b/>
+          <w:bCs/>
+        </w:rPr>
+        <w:t>Quando você não quer gerenciar NAT ou mapeamento de portas</w:t>
+      </w:r>
+      <w:r>
+        <w:t>.</w:t>
+      </w:r>
+      <w:r>
+        <w:br/>
+      </w:r>
+      <w:r>
+        <w:rPr>
+          <w:rFonts w:ascii="Segoe UI Emoji" w:hAnsi="Segoe UI Emoji" w:cs="Segoe UI Emoji"/>
+        </w:rPr>
+        <w:t>✅</w:t>
+      </w:r>
+      <w:r>
+        <w:rPr>
+          <w:rFonts w:ascii="Aptos" w:hAnsi="Aptos" w:cs="Aptos"/>
+        </w:rPr>
+        <w:t> </w:t>
+      </w:r>
+      <w:r>
+        <w:rPr>
+          <w:b/>
+          <w:bCs/>
+        </w:rPr>
+        <w:t>Ferramentas de monitoramento ou redes de alto desempenho</w:t>
+      </w:r>
+      <w:r>
+        <w:t> (ex.: </w:t>
+      </w:r>
+      <w:proofErr w:type="spellStart"/>
+      <w:r>
+        <w:t>Prometheus</w:t>
+      </w:r>
+      <w:proofErr w:type="spellEnd"/>
+      <w:r>
+        <w:t>, </w:t>
+      </w:r>
+      <w:proofErr w:type="spellStart"/>
+      <w:r>
+        <w:t>Packet</w:t>
+      </w:r>
+      <w:proofErr w:type="spellEnd"/>
+      <w:r>
+        <w:t xml:space="preserve"> </w:t>
+      </w:r>
+      <w:proofErr w:type="spellStart"/>
+      <w:r>
+        <w:t>sniffers</w:t>
+      </w:r>
+      <w:proofErr w:type="spellEnd"/>
+      <w:r>
+        <w:t>).</w:t>
+      </w:r>
+    </w:p>
+    <w:p>
+      <w:pPr>
+        <w:rPr>
+          <w:lang w:val="en-US"/>
+        </w:rPr>
+      </w:pPr>
+      <w:proofErr w:type="spellStart"/>
+      <w:r>
+        <w:rPr>
+          <w:b/>
+          <w:bCs/>
+          <w:lang w:val="en-US"/>
+        </w:rPr>
+        <w:t>Exemplo</w:t>
+      </w:r>
+      <w:proofErr w:type="spellEnd"/>
+      <w:r>
+        <w:rPr>
+          <w:b/>
+          <w:bCs/>
+          <w:lang w:val="en-US"/>
+        </w:rPr>
+        <w:t>:</w:t>
+      </w:r>
+    </w:p>
+    <w:p>
+      <w:pPr>
+        <w:rPr>
+          <w:lang w:val="en-US"/>
+        </w:rPr>
+      </w:pPr>
+      <w:r>
+        <w:rPr>
+          <w:lang w:val="en-US"/>
+        </w:rPr>
+        <w:lastRenderedPageBreak/>
+        <w:t>docker run --rm --network host nginx</w:t>
+      </w:r>
+    </w:p>
+    <w:p>
+      <w:pPr>
+        <w:numPr>
+          <w:ilvl w:val="0"/>
+          <w:numId w:val="61"/>
+        </w:numPr>
+      </w:pPr>
+      <w:r>
+        <w:t xml:space="preserve">O </w:t>
+      </w:r>
+      <w:proofErr w:type="spellStart"/>
+      <w:r>
+        <w:t>Nginx</w:t>
+      </w:r>
+      <w:proofErr w:type="spellEnd"/>
+      <w:r>
+        <w:t xml:space="preserve"> estará acessível diretamente na porta 80 do host, sem precisar de -p 80:80.</w:t>
+      </w:r>
+    </w:p>
+    <w:p>
+      <w:r>
+        <w:rPr>
+          <w:b/>
+          <w:bCs/>
+        </w:rPr>
+        <w:t>Desvantagens:</w:t>
+      </w:r>
+    </w:p>
+    <w:p>
+      <w:r>
+        <w:rPr>
+          <w:rFonts w:ascii="Segoe UI Emoji" w:hAnsi="Segoe UI Emoji" w:cs="Segoe UI Emoji"/>
+        </w:rPr>
+        <w:t>❌</w:t>
+      </w:r>
+      <w:r>
+        <w:t> </w:t>
+      </w:r>
+      <w:r>
+        <w:rPr>
+          <w:b/>
+          <w:bCs/>
+        </w:rPr>
+        <w:t>Sem isolamento de rede</w:t>
+      </w:r>
+      <w:r>
+        <w:t> (o contêiner pode conflitar com serviços do host).</w:t>
+      </w:r>
+      <w:r>
+        <w:br/>
+      </w:r>
+      <w:r>
+        <w:rPr>
+          <w:rFonts w:ascii="Segoe UI Emoji" w:hAnsi="Segoe UI Emoji" w:cs="Segoe UI Emoji"/>
+        </w:rPr>
+        <w:t>❌</w:t>
+      </w:r>
+      <w:r>
+        <w:rPr>
+          <w:rFonts w:ascii="Aptos" w:hAnsi="Aptos" w:cs="Aptos"/>
+        </w:rPr>
+        <w:t> </w:t>
+      </w:r>
+      <w:r>
+        <w:rPr>
+          <w:b/>
+          <w:bCs/>
+        </w:rPr>
+        <w:t xml:space="preserve">Inseguro para ambientes </w:t>
+      </w:r>
+      <w:proofErr w:type="spellStart"/>
+      <w:r>
+        <w:rPr>
+          <w:b/>
+          <w:bCs/>
+        </w:rPr>
+        <w:t>multi-tenant</w:t>
+      </w:r>
+      <w:proofErr w:type="spellEnd"/>
+      <w:r>
+        <w:t> (contêineres podem escutar portas já usadas pelo host).</w:t>
+      </w:r>
+    </w:p>
+    <w:p>
+      <w:r>
+        <w:pict w14:anchorId="17213835">
+          <v:rect id="_x0000_i1235" style="width:0;height:.75pt" o:hralign="center" o:hrstd="t" o:hrnoshade="t" o:hr="t" fillcolor="#f8faff" stroked="f"/>
+        </w:pict>
+      </w:r>
+    </w:p>
+    <w:p>
+      <w:pPr>
+        <w:pStyle w:val="Ttulo2"/>
+      </w:pPr>
+      <w:r>
+        <w:rPr>
+          <w:b/>
+          <w:bCs/>
+        </w:rPr>
+        <w:t>2. Rede </w:t>
+      </w:r>
+      <w:proofErr w:type="spellStart"/>
+      <w:r>
+        <w:t>none</w:t>
+      </w:r>
+      <w:proofErr w:type="spellEnd"/>
+    </w:p>
+    <w:p>
+      <w:r>
+        <w:rPr>
+          <w:b/>
+          <w:bCs/>
+        </w:rPr>
+        <w:t>Características:</w:t>
+      </w:r>
+    </w:p>
+    <w:p>
+      <w:pPr>
+        <w:numPr>
+          <w:ilvl w:val="0"/>
+          <w:numId w:val="62"/>
+        </w:numPr>
+      </w:pPr>
+      <w:r>
+        <w:rPr>
+          <w:b/>
+          <w:bCs/>
+        </w:rPr>
+        <w:t>Desabilita toda a rede do contêiner</w:t>
+      </w:r>
+      <w:r>
+        <w:t xml:space="preserve"> – ele não tem acesso </w:t>
+      </w:r>
+      <w:proofErr w:type="spellStart"/>
+      <w:r>
+        <w:t>a</w:t>
+      </w:r>
+      <w:proofErr w:type="spellEnd"/>
+      <w:r>
+        <w:t xml:space="preserve"> internet, nem a outros contêineres.</w:t>
+      </w:r>
+    </w:p>
+    <w:p>
+      <w:pPr>
+        <w:numPr>
+          <w:ilvl w:val="0"/>
+          <w:numId w:val="62"/>
+        </w:numPr>
+      </w:pPr>
+      <w:r>
+        <w:t>Útil para </w:t>
+      </w:r>
+      <w:r>
+        <w:rPr>
+          <w:b/>
+          <w:bCs/>
+        </w:rPr>
+        <w:t>contêineres que não precisam de comunicação externa</w:t>
+      </w:r>
+      <w:r>
+        <w:t> (somente processamento local).</w:t>
+      </w:r>
+    </w:p>
+    <w:p>
+      <w:r>
+        <w:rPr>
+          <w:b/>
+          <w:bCs/>
+        </w:rPr>
+        <w:t>Quando usar?</w:t>
+      </w:r>
+    </w:p>
+    <w:p>
+      <w:r>
+        <w:rPr>
+          <w:rFonts w:ascii="Segoe UI Emoji" w:hAnsi="Segoe UI Emoji" w:cs="Segoe UI Emoji"/>
+        </w:rPr>
+        <w:t>✅</w:t>
+      </w:r>
+      <w:r>
+        <w:t> </w:t>
+      </w:r>
+      <w:r>
+        <w:rPr>
+          <w:b/>
+          <w:bCs/>
+        </w:rPr>
+        <w:t>Processamento offline</w:t>
+      </w:r>
+      <w:r>
+        <w:t xml:space="preserve"> (ex.: batch </w:t>
+      </w:r>
+      <w:proofErr w:type="spellStart"/>
+      <w:r>
+        <w:t>jobs</w:t>
+      </w:r>
+      <w:proofErr w:type="spellEnd"/>
+      <w:r>
+        <w:t>, processamento de dados sem saída externa).</w:t>
+      </w:r>
+      <w:r>
+        <w:br/>
+      </w:r>
+      <w:r>
+        <w:rPr>
+          <w:rFonts w:ascii="Segoe UI Emoji" w:hAnsi="Segoe UI Emoji" w:cs="Segoe UI Emoji"/>
+        </w:rPr>
+        <w:t>✅</w:t>
+      </w:r>
+      <w:r>
+        <w:rPr>
+          <w:rFonts w:ascii="Aptos" w:hAnsi="Aptos" w:cs="Aptos"/>
+        </w:rPr>
+        <w:t> </w:t>
+      </w:r>
+      <w:r>
+        <w:rPr>
+          <w:b/>
+          <w:bCs/>
+        </w:rPr>
+        <w:t>Segurança máxima</w:t>
+      </w:r>
+      <w:r>
+        <w:t> (contêineres isolados, sem risco de vazamento de dados).</w:t>
+      </w:r>
+      <w:r>
+        <w:br/>
+      </w:r>
+      <w:r>
+        <w:rPr>
+          <w:rFonts w:ascii="Segoe UI Emoji" w:hAnsi="Segoe UI Emoji" w:cs="Segoe UI Emoji"/>
+        </w:rPr>
+        <w:t>✅</w:t>
+      </w:r>
+      <w:r>
+        <w:rPr>
+          <w:rFonts w:ascii="Aptos" w:hAnsi="Aptos" w:cs="Aptos"/>
+        </w:rPr>
+        <w:t> </w:t>
+      </w:r>
+      <w:r>
+        <w:rPr>
+          <w:b/>
+          <w:bCs/>
+        </w:rPr>
+        <w:t>Ambientes restritivos</w:t>
+      </w:r>
+      <w:r>
+        <w:t> (ex.: contêineres que só interagem com volumes locais).</w:t>
+      </w:r>
+    </w:p>
+    <w:p>
+      <w:pPr>
+        <w:rPr>
+          <w:lang w:val="en-US"/>
+        </w:rPr>
+      </w:pPr>
+      <w:proofErr w:type="spellStart"/>
+      <w:r>
+        <w:rPr>
+          <w:b/>
+          <w:bCs/>
+          <w:lang w:val="en-US"/>
+        </w:rPr>
+        <w:t>Exemplo</w:t>
+      </w:r>
+      <w:proofErr w:type="spellEnd"/>
+      <w:r>
+        <w:rPr>
+          <w:b/>
+          <w:bCs/>
+          <w:lang w:val="en-US"/>
+        </w:rPr>
+        <w:t>:</w:t>
+      </w:r>
+    </w:p>
+    <w:p>
+      <w:pPr>
+        <w:rPr>
+          <w:lang w:val="en-US"/>
+        </w:rPr>
+      </w:pPr>
+      <w:r>
+        <w:rPr>
+          <w:lang w:val="en-US"/>
+        </w:rPr>
+        <w:t xml:space="preserve">docker run --rm --network </w:t>
+      </w:r>
+      <w:proofErr w:type="gramStart"/>
+      <w:r>
+        <w:rPr>
+          <w:lang w:val="en-US"/>
+        </w:rPr>
+        <w:t>none alpine</w:t>
+      </w:r>
+      <w:proofErr w:type="gramEnd"/>
+      <w:r>
+        <w:rPr>
+          <w:lang w:val="en-US"/>
+        </w:rPr>
+        <w:t xml:space="preserve"> sleep 3600</w:t>
+      </w:r>
+    </w:p>
+    <w:p>
+      <w:pPr>
+        <w:numPr>
+          <w:ilvl w:val="0"/>
+          <w:numId w:val="63"/>
+        </w:numPr>
+      </w:pPr>
+      <w:r>
+        <w:t>O contêiner não conseguirá fazer </w:t>
+      </w:r>
+      <w:proofErr w:type="spellStart"/>
+      <w:r>
+        <w:t>ping</w:t>
+      </w:r>
+      <w:proofErr w:type="spellEnd"/>
+      <w:r>
+        <w:t>, acessar a internet ou outros serviços.</w:t>
+      </w:r>
+    </w:p>
+    <w:p>
+      <w:r>
+        <w:rPr>
+          <w:b/>
+          <w:bCs/>
+        </w:rPr>
+        <w:t>Desvantagens:</w:t>
+      </w:r>
+    </w:p>
+    <w:p>
+      <w:r>
+        <w:rPr>
+          <w:rFonts w:ascii="Segoe UI Emoji" w:hAnsi="Segoe UI Emoji" w:cs="Segoe UI Emoji"/>
+        </w:rPr>
+        <w:t>❌</w:t>
+      </w:r>
+      <w:r>
+        <w:t> </w:t>
+      </w:r>
+      <w:r>
+        <w:rPr>
+          <w:b/>
+          <w:bCs/>
+        </w:rPr>
+        <w:t>Sem comunicação externa</w:t>
+      </w:r>
+      <w:r>
+        <w:t> (não serve para serviços web ou banco de dados).</w:t>
+      </w:r>
+    </w:p>
+    <w:p>
+      <w:r>
+        <w:pict w14:anchorId="7075F589">
+          <v:rect id="_x0000_i1236" style="width:0;height:.75pt" o:hralign="center" o:hrstd="t" o:hrnoshade="t" o:hr="t" fillcolor="#f8faff" stroked="f"/>
+        </w:pict>
+      </w:r>
+    </w:p>
+    <w:p>
+      <w:pPr>
+        <w:pStyle w:val="Ttulo3"/>
+      </w:pPr>
+      <w:r>
+        <w:rPr>
+          <w:b/>
+          <w:bCs/>
+        </w:rPr>
+        <w:t>Resumo: Comparação entre </w:t>
+      </w:r>
+      <w:r>
+        <w:t>host</w:t>
+      </w:r>
+      <w:r>
+        <w:rPr>
+          <w:b/>
+          <w:bCs/>
+        </w:rPr>
+        <w:t> e </w:t>
+      </w:r>
+      <w:proofErr w:type="spellStart"/>
+      <w:r>
+        <w:t>none</w:t>
+      </w:r>
+      <w:proofErr w:type="spellEnd"/>
+    </w:p>
+    <w:tbl>
+      <w:tblPr>
+        <w:tblW w:w="0" w:type="auto"/>
+        <w:tblCellMar>
+          <w:top w:w="15" w:type="dxa"/>
+          <w:left w:w="15" w:type="dxa"/>
+          <w:bottom w:w="15" w:type="dxa"/>
+          <w:right w:w="15" w:type="dxa"/>
+        </w:tblCellMar>
+        <w:tblLook w:val="04A0" w:firstRow="1" w:lastRow="0" w:firstColumn="1" w:lastColumn="0" w:noHBand="0" w:noVBand="1"/>
+      </w:tblPr>
+      <w:tblGrid>
+        <w:gridCol w:w="1684"/>
+        <w:gridCol w:w="3698"/>
+        <w:gridCol w:w="2984"/>
+      </w:tblGrid>
+      <w:tr>
+        <w:trPr>
+          <w:tblHeader/>
+        </w:trPr>
+        <w:tc>
+          <w:tcPr>
+            <w:tcW w:w="0" w:type="auto"/>
+            <w:tcBorders>
+              <w:top w:val="nil"/>
+              <w:left w:val="nil"/>
+              <w:bottom w:val="single" w:sz="6" w:space="0" w:color="8B8B8B"/>
+              <w:right w:val="nil"/>
+            </w:tcBorders>
+            <w:tcMar>
+              <w:top w:w="150" w:type="dxa"/>
+              <w:left w:w="0" w:type="dxa"/>
+              <w:bottom w:w="150" w:type="dxa"/>
+              <w:right w:w="150" w:type="dxa"/>
+            </w:tcMar>
+            <w:vAlign w:val="center"/>
+            <w:hideMark/>
+          </w:tcPr>
+          <w:p>
+            <w:pPr>
+              <w:rPr>
+                <w:b/>
+                <w:bCs/>
+              </w:rPr>
+            </w:pPr>
+            <w:r>
+              <w:rPr>
+                <w:b/>
+                <w:bCs/>
+              </w:rPr>
+              <w:t>Aspecto</w:t>
+            </w:r>
+          </w:p>
+        </w:tc>
+        <w:tc>
+          <w:tcPr>
+            <w:tcW w:w="0" w:type="auto"/>
+            <w:tcBorders>
+              <w:top w:val="nil"/>
+              <w:left w:val="nil"/>
+              <w:bottom w:val="single" w:sz="6" w:space="0" w:color="8B8B8B"/>
+              <w:right w:val="nil"/>
+            </w:tcBorders>
+            <w:tcMar>
+              <w:top w:w="150" w:type="dxa"/>
+              <w:left w:w="150" w:type="dxa"/>
+              <w:bottom w:w="150" w:type="dxa"/>
+              <w:right w:w="150" w:type="dxa"/>
+            </w:tcMar>
+            <w:vAlign w:val="center"/>
+            <w:hideMark/>
+          </w:tcPr>
+          <w:p>
+            <w:pPr>
+              <w:rPr>
+                <w:b/>
+                <w:bCs/>
+              </w:rPr>
+            </w:pPr>
+            <w:r>
+              <w:rPr>
+                <w:b/>
+                <w:bCs/>
+              </w:rPr>
+              <w:t>Rede </w:t>
+            </w:r>
+            <w:r>
+              <w:t>host</w:t>
+            </w:r>
+          </w:p>
+        </w:tc>
+        <w:tc>
+          <w:tcPr>
+            <w:tcW w:w="0" w:type="auto"/>
+            <w:tcBorders>
+              <w:top w:val="nil"/>
+              <w:left w:val="nil"/>
+              <w:bottom w:val="single" w:sz="6" w:space="0" w:color="8B8B8B"/>
+              <w:right w:val="nil"/>
+            </w:tcBorders>
+            <w:tcMar>
+              <w:top w:w="150" w:type="dxa"/>
+              <w:left w:w="150" w:type="dxa"/>
+              <w:bottom w:w="150" w:type="dxa"/>
+              <w:right w:w="150" w:type="dxa"/>
+            </w:tcMar>
+            <w:vAlign w:val="center"/>
+            <w:hideMark/>
+          </w:tcPr>
+          <w:p>
+            <w:pPr>
+              <w:rPr>
+                <w:b/>
+                <w:bCs/>
+              </w:rPr>
+            </w:pPr>
+            <w:r>
+              <w:rPr>
+                <w:b/>
+                <w:bCs/>
+              </w:rPr>
+              <w:t>Rede </w:t>
+            </w:r>
+            <w:proofErr w:type="spellStart"/>
+            <w:r>
+              <w:t>none</w:t>
+            </w:r>
+            <w:proofErr w:type="spellEnd"/>
+          </w:p>
+        </w:tc>
+      </w:tr>
+      <w:tr>
+        <w:tc>
+          <w:tcPr>
+            <w:tcW w:w="0" w:type="auto"/>
+            <w:tcBorders>
+              <w:top w:val="nil"/>
+              <w:left w:val="nil"/>
+              <w:bottom w:val="single" w:sz="6" w:space="0" w:color="525252"/>
+              <w:right w:val="nil"/>
+            </w:tcBorders>
+            <w:tcMar>
+              <w:top w:w="150" w:type="dxa"/>
+              <w:left w:w="0" w:type="dxa"/>
+              <w:bottom w:w="150" w:type="dxa"/>
+              <w:right w:w="150" w:type="dxa"/>
+            </w:tcMar>
+            <w:vAlign w:val="center"/>
+            <w:hideMark/>
+          </w:tcPr>
+          <w:p>
+            <w:r>
+              <w:rPr>
+                <w:b/>
+                <w:bCs/>
+              </w:rPr>
+              <w:t>Isolamento</w:t>
+            </w:r>
+          </w:p>
+        </w:tc>
+        <w:tc>
+          <w:tcPr>
+            <w:tcW w:w="0" w:type="auto"/>
+            <w:tcBorders>
+              <w:top w:val="nil"/>
+              <w:left w:val="nil"/>
+              <w:bottom w:val="single" w:sz="6" w:space="0" w:color="525252"/>
+              <w:right w:val="nil"/>
+            </w:tcBorders>
+            <w:tcMar>
+              <w:top w:w="150" w:type="dxa"/>
+              <w:left w:w="150" w:type="dxa"/>
+              <w:bottom w:w="150" w:type="dxa"/>
+              <w:right w:w="150" w:type="dxa"/>
+            </w:tcMar>
+            <w:vAlign w:val="center"/>
+            <w:hideMark/>
+          </w:tcPr>
+          <w:p>
+            <w:r>
+              <w:rPr>
+                <w:rFonts w:ascii="Segoe UI Emoji" w:hAnsi="Segoe UI Emoji" w:cs="Segoe UI Emoji"/>
+              </w:rPr>
+              <w:t>⚠</w:t>
+            </w:r>
+            <w:proofErr w:type="gramStart"/>
+            <w:r>
+              <w:rPr>
+                <w:rFonts w:ascii="Segoe UI Emoji" w:hAnsi="Segoe UI Emoji" w:cs="Segoe UI Emoji"/>
+              </w:rPr>
+              <w:t>️</w:t>
+            </w:r>
+            <w:r>
+              <w:t> </w:t>
+            </w:r>
+            <w:r>
+              <w:rPr>
+                <w:b/>
+                <w:bCs/>
+              </w:rPr>
+              <w:t>Nenhum</w:t>
+            </w:r>
+            <w:proofErr w:type="gramEnd"/>
+            <w:r>
+              <w:t> (usa rede do host)</w:t>
+            </w:r>
+          </w:p>
+        </w:tc>
+        <w:tc>
+          <w:tcPr>
+            <w:tcW w:w="0" w:type="auto"/>
+            <w:tcBorders>
+              <w:top w:val="nil"/>
+              <w:left w:val="nil"/>
+              <w:bottom w:val="single" w:sz="6" w:space="0" w:color="525252"/>
+              <w:right w:val="nil"/>
+            </w:tcBorders>
+            <w:tcMar>
+              <w:top w:w="150" w:type="dxa"/>
+              <w:left w:w="150" w:type="dxa"/>
+              <w:bottom w:w="150" w:type="dxa"/>
+              <w:right w:w="150" w:type="dxa"/>
+            </w:tcMar>
+            <w:vAlign w:val="center"/>
+            <w:hideMark/>
+          </w:tcPr>
+          <w:p>
+            <w:r>
+              <w:rPr>
+                <w:rFonts w:ascii="Segoe UI Emoji" w:hAnsi="Segoe UI Emoji" w:cs="Segoe UI Emoji"/>
+              </w:rPr>
+              <w:t>🔒</w:t>
+            </w:r>
+            <w:r>
+              <w:t> </w:t>
+            </w:r>
+            <w:r>
+              <w:rPr>
+                <w:b/>
+                <w:bCs/>
+              </w:rPr>
+              <w:t>Total</w:t>
+            </w:r>
+            <w:r>
+              <w:t> (sem rede)</w:t>
+            </w:r>
+          </w:p>
+        </w:tc>
+      </w:tr>
+      <w:tr>
+        <w:tc>
+          <w:tcPr>
+            <w:tcW w:w="0" w:type="auto"/>
+            <w:tcBorders>
+              <w:top w:val="nil"/>
+              <w:left w:val="nil"/>
+              <w:bottom w:val="single" w:sz="6" w:space="0" w:color="525252"/>
+              <w:right w:val="nil"/>
+            </w:tcBorders>
+            <w:tcMar>
+              <w:top w:w="150" w:type="dxa"/>
+              <w:left w:w="0" w:type="dxa"/>
+              <w:bottom w:w="150" w:type="dxa"/>
+              <w:right w:w="150" w:type="dxa"/>
+            </w:tcMar>
+            <w:vAlign w:val="center"/>
+            <w:hideMark/>
+          </w:tcPr>
+          <w:p>
+            <w:r>
+              <w:rPr>
+                <w:b/>
+                <w:bCs/>
+              </w:rPr>
+              <w:t>Performance</w:t>
+            </w:r>
+          </w:p>
+        </w:tc>
+        <w:tc>
+          <w:tcPr>
+            <w:tcW w:w="0" w:type="auto"/>
+            <w:tcBorders>
+              <w:top w:val="nil"/>
+              <w:left w:val="nil"/>
+              <w:bottom w:val="single" w:sz="6" w:space="0" w:color="525252"/>
+              <w:right w:val="nil"/>
+            </w:tcBorders>
+            <w:tcMar>
+              <w:top w:w="150" w:type="dxa"/>
+              <w:left w:w="150" w:type="dxa"/>
+              <w:bottom w:w="150" w:type="dxa"/>
+              <w:right w:w="150" w:type="dxa"/>
+            </w:tcMar>
+            <w:vAlign w:val="center"/>
+            <w:hideMark/>
+          </w:tcPr>
+          <w:p>
+            <w:r>
+              <w:rPr>
+                <w:rFonts w:ascii="Segoe UI Emoji" w:hAnsi="Segoe UI Emoji" w:cs="Segoe UI Emoji"/>
+              </w:rPr>
+              <w:t>⚡</w:t>
+            </w:r>
+            <w:r>
+              <w:t> </w:t>
+            </w:r>
+            <w:r>
+              <w:rPr>
+                <w:b/>
+                <w:bCs/>
+              </w:rPr>
+              <w:t>Máxima</w:t>
+            </w:r>
+            <w:r>
+              <w:t> (sem overhead de rede)</w:t>
+            </w:r>
+          </w:p>
+        </w:tc>
+        <w:tc>
+          <w:tcPr>
+            <w:tcW w:w="0" w:type="auto"/>
+            <w:tcBorders>
+              <w:top w:val="nil"/>
+              <w:left w:val="nil"/>
+              <w:bottom w:val="single" w:sz="6" w:space="0" w:color="525252"/>
+              <w:right w:val="nil"/>
+            </w:tcBorders>
+            <w:tcMar>
+              <w:top w:w="150" w:type="dxa"/>
+              <w:left w:w="150" w:type="dxa"/>
+              <w:bottom w:w="150" w:type="dxa"/>
+              <w:right w:w="150" w:type="dxa"/>
+            </w:tcMar>
+            <w:vAlign w:val="center"/>
+            <w:hideMark/>
+          </w:tcPr>
+          <w:p>
+            <w:r>
+              <w:rPr>
+                <w:rFonts w:ascii="Segoe UI Emoji" w:hAnsi="Segoe UI Emoji" w:cs="Segoe UI Emoji"/>
+              </w:rPr>
+              <w:t>🐢</w:t>
+            </w:r>
+            <w:r>
+              <w:t> </w:t>
+            </w:r>
+            <w:r>
+              <w:rPr>
+                <w:b/>
+                <w:bCs/>
+              </w:rPr>
+              <w:t>Inexistente</w:t>
+            </w:r>
+            <w:r>
+              <w:t> (sem rede)</w:t>
+            </w:r>
+          </w:p>
+        </w:tc>
+      </w:tr>
+      <w:tr>
+        <w:tc>
+          <w:tcPr>
+            <w:tcW w:w="0" w:type="auto"/>
+            <w:tcBorders>
+              <w:top w:val="nil"/>
+              <w:left w:val="nil"/>
+              <w:bottom w:val="single" w:sz="6" w:space="0" w:color="525252"/>
+              <w:right w:val="nil"/>
+            </w:tcBorders>
+            <w:tcMar>
+              <w:top w:w="150" w:type="dxa"/>
+              <w:left w:w="0" w:type="dxa"/>
+              <w:bottom w:w="150" w:type="dxa"/>
+              <w:right w:w="150" w:type="dxa"/>
+            </w:tcMar>
+            <w:vAlign w:val="center"/>
+            <w:hideMark/>
+          </w:tcPr>
+          <w:p>
+            <w:r>
+              <w:rPr>
+                <w:b/>
+                <w:bCs/>
+              </w:rPr>
+              <w:t>Uso típico</w:t>
+            </w:r>
+          </w:p>
+        </w:tc>
+        <w:tc>
+          <w:tcPr>
+            <w:tcW w:w="0" w:type="auto"/>
+            <w:tcBorders>
+              <w:top w:val="nil"/>
+              <w:left w:val="nil"/>
+              <w:bottom w:val="single" w:sz="6" w:space="0" w:color="525252"/>
+              <w:right w:val="nil"/>
+            </w:tcBorders>
+            <w:tcMar>
+              <w:top w:w="150" w:type="dxa"/>
+              <w:left w:w="150" w:type="dxa"/>
+              <w:bottom w:w="150" w:type="dxa"/>
+              <w:right w:w="150" w:type="dxa"/>
+            </w:tcMar>
+            <w:vAlign w:val="center"/>
+            <w:hideMark/>
+          </w:tcPr>
+          <w:p>
+            <w:r>
+              <w:t>Serviços de alta performance</w:t>
+            </w:r>
+          </w:p>
+        </w:tc>
+        <w:tc>
+          <w:tcPr>
+            <w:tcW w:w="0" w:type="auto"/>
+            <w:tcBorders>
+              <w:top w:val="nil"/>
+              <w:left w:val="nil"/>
+              <w:bottom w:val="single" w:sz="6" w:space="0" w:color="525252"/>
+              <w:right w:val="nil"/>
+            </w:tcBorders>
+            <w:tcMar>
+              <w:top w:w="150" w:type="dxa"/>
+              <w:left w:w="150" w:type="dxa"/>
+              <w:bottom w:w="150" w:type="dxa"/>
+              <w:right w:w="150" w:type="dxa"/>
+            </w:tcMar>
+            <w:vAlign w:val="center"/>
+            <w:hideMark/>
+          </w:tcPr>
+          <w:p>
+            <w:r>
+              <w:t>Jobs offline / seguros</w:t>
+            </w:r>
+          </w:p>
+        </w:tc>
+      </w:tr>
+      <w:tr>
+        <w:tc>
+          <w:tcPr>
+            <w:tcW w:w="0" w:type="auto"/>
+            <w:tcBorders>
+              <w:top w:val="nil"/>
+              <w:left w:val="nil"/>
+              <w:bottom w:val="single" w:sz="6" w:space="0" w:color="525252"/>
+              <w:right w:val="nil"/>
+            </w:tcBorders>
+            <w:tcMar>
+              <w:top w:w="150" w:type="dxa"/>
+              <w:left w:w="0" w:type="dxa"/>
+              <w:bottom w:w="150" w:type="dxa"/>
+              <w:right w:w="150" w:type="dxa"/>
+            </w:tcMar>
+            <w:vAlign w:val="center"/>
+            <w:hideMark/>
+          </w:tcPr>
+          <w:p>
+            <w:r>
+              <w:rPr>
+                <w:b/>
+                <w:bCs/>
+              </w:rPr>
+              <w:lastRenderedPageBreak/>
+              <w:t>Acesso externo</w:t>
+            </w:r>
+          </w:p>
+        </w:tc>
+        <w:tc>
+          <w:tcPr>
+            <w:tcW w:w="0" w:type="auto"/>
+            <w:tcBorders>
+              <w:top w:val="nil"/>
+              <w:left w:val="nil"/>
+              <w:bottom w:val="single" w:sz="6" w:space="0" w:color="525252"/>
+              <w:right w:val="nil"/>
+            </w:tcBorders>
+            <w:tcMar>
+              <w:top w:w="150" w:type="dxa"/>
+              <w:left w:w="150" w:type="dxa"/>
+              <w:bottom w:w="150" w:type="dxa"/>
+              <w:right w:w="150" w:type="dxa"/>
+            </w:tcMar>
+            <w:vAlign w:val="center"/>
+            <w:hideMark/>
+          </w:tcPr>
+          <w:p>
+            <w:r>
+              <w:rPr>
+                <w:rFonts w:ascii="Segoe UI Emoji" w:hAnsi="Segoe UI Emoji" w:cs="Segoe UI Emoji"/>
+              </w:rPr>
+              <w:t>✅</w:t>
+            </w:r>
+            <w:r>
+              <w:t xml:space="preserve"> Sim (via host)</w:t>
+            </w:r>
+          </w:p>
+        </w:tc>
+        <w:tc>
+          <w:tcPr>
+            <w:tcW w:w="0" w:type="auto"/>
+            <w:tcBorders>
+              <w:top w:val="nil"/>
+              <w:left w:val="nil"/>
+              <w:bottom w:val="single" w:sz="6" w:space="0" w:color="525252"/>
+              <w:right w:val="nil"/>
+            </w:tcBorders>
+            <w:tcMar>
+              <w:top w:w="150" w:type="dxa"/>
+              <w:left w:w="150" w:type="dxa"/>
+              <w:bottom w:w="150" w:type="dxa"/>
+              <w:right w:w="150" w:type="dxa"/>
+            </w:tcMar>
+            <w:vAlign w:val="center"/>
+            <w:hideMark/>
+          </w:tcPr>
+          <w:p>
+            <w:r>
+              <w:rPr>
+                <w:rFonts w:ascii="Segoe UI Emoji" w:hAnsi="Segoe UI Emoji" w:cs="Segoe UI Emoji"/>
+              </w:rPr>
+              <w:t>❌</w:t>
+            </w:r>
+            <w:r>
+              <w:t xml:space="preserve"> Não</w:t>
+            </w:r>
+          </w:p>
+        </w:tc>
+      </w:tr>
+      <w:tr>
+        <w:tc>
+          <w:tcPr>
+            <w:tcW w:w="0" w:type="auto"/>
+            <w:tcBorders>
+              <w:top w:val="nil"/>
+              <w:left w:val="nil"/>
+              <w:bottom w:val="single" w:sz="6" w:space="0" w:color="525252"/>
+              <w:right w:val="nil"/>
+            </w:tcBorders>
+            <w:tcMar>
+              <w:top w:w="150" w:type="dxa"/>
+              <w:left w:w="0" w:type="dxa"/>
+              <w:bottom w:w="150" w:type="dxa"/>
+              <w:right w:w="150" w:type="dxa"/>
+            </w:tcMar>
+            <w:vAlign w:val="center"/>
+            <w:hideMark/>
+          </w:tcPr>
+          <w:p>
+            <w:r>
+              <w:rPr>
+                <w:b/>
+                <w:bCs/>
+              </w:rPr>
+              <w:t>Segurança</w:t>
+            </w:r>
+          </w:p>
+        </w:tc>
+        <w:tc>
+          <w:tcPr>
+            <w:tcW w:w="0" w:type="auto"/>
+            <w:tcBorders>
+              <w:top w:val="nil"/>
+              <w:left w:val="nil"/>
+              <w:bottom w:val="single" w:sz="6" w:space="0" w:color="525252"/>
+              <w:right w:val="nil"/>
+            </w:tcBorders>
+            <w:tcMar>
+              <w:top w:w="150" w:type="dxa"/>
+              <w:left w:w="150" w:type="dxa"/>
+              <w:bottom w:w="150" w:type="dxa"/>
+              <w:right w:w="150" w:type="dxa"/>
+            </w:tcMar>
+            <w:vAlign w:val="center"/>
+            <w:hideMark/>
+          </w:tcPr>
+          <w:p>
+            <w:r>
+              <w:rPr>
+                <w:rFonts w:ascii="Segoe UI Emoji" w:hAnsi="Segoe UI Emoji" w:cs="Segoe UI Emoji"/>
+              </w:rPr>
+              <w:t>❌</w:t>
+            </w:r>
+            <w:r>
+              <w:t xml:space="preserve"> Baixa (expõe o host)</w:t>
+            </w:r>
+          </w:p>
+        </w:tc>
+        <w:tc>
+          <w:tcPr>
+            <w:tcW w:w="0" w:type="auto"/>
+            <w:tcBorders>
+              <w:top w:val="nil"/>
+              <w:left w:val="nil"/>
+              <w:bottom w:val="single" w:sz="6" w:space="0" w:color="525252"/>
+              <w:right w:val="nil"/>
+            </w:tcBorders>
+            <w:tcMar>
+              <w:top w:w="150" w:type="dxa"/>
+              <w:left w:w="150" w:type="dxa"/>
+              <w:bottom w:w="150" w:type="dxa"/>
+              <w:right w:w="150" w:type="dxa"/>
+            </w:tcMar>
+            <w:vAlign w:val="center"/>
+            <w:hideMark/>
+          </w:tcPr>
+          <w:p>
+            <w:r>
+              <w:rPr>
+                <w:rFonts w:ascii="Segoe UI Emoji" w:hAnsi="Segoe UI Emoji" w:cs="Segoe UI Emoji"/>
+              </w:rPr>
+              <w:t>✅</w:t>
+            </w:r>
+            <w:r>
+              <w:t xml:space="preserve"> Alta (totalmente isolado)</w:t>
+            </w:r>
+          </w:p>
+        </w:tc>
+      </w:tr>
+    </w:tbl>
+    <w:p>
+      <w:r>
+        <w:pict w14:anchorId="78597005">
+          <v:rect id="_x0000_i1237" style="width:0;height:.75pt" o:hralign="center" o:hrstd="t" o:hrnoshade="t" o:hr="t" fillcolor="#f8faff" stroked="f"/>
+        </w:pict>
+      </w:r>
+    </w:p>
+    <w:p>
+      <w:r>
+        <w:rPr>
+          <w:b/>
+          <w:bCs/>
+        </w:rPr>
+        <w:t>Quando escolher cada uma?</w:t>
+      </w:r>
+    </w:p>
+    <w:p>
+      <w:pPr>
+        <w:numPr>
+          <w:ilvl w:val="0"/>
+          <w:numId w:val="64"/>
+        </w:numPr>
+      </w:pPr>
+      <w:r>
+        <w:rPr>
+          <w:b/>
+          <w:bCs/>
+        </w:rPr>
+        <w:t>Use </w:t>
+      </w:r>
+      <w:r>
+        <w:t>host se:</w:t>
+      </w:r>
+    </w:p>
+    <w:p>
+      <w:pPr>
+        <w:numPr>
+          <w:ilvl w:val="1"/>
+          <w:numId w:val="64"/>
+        </w:numPr>
+      </w:pPr>
+      <w:r>
+        <w:t>Precisa de </w:t>
+      </w:r>
+      <w:r>
+        <w:rPr>
+          <w:b/>
+          <w:bCs/>
+        </w:rPr>
+        <w:t>performance máxima</w:t>
+      </w:r>
+      <w:r>
+        <w:t> (ex.: servidores de jogos, streaming).</w:t>
+      </w:r>
+    </w:p>
+    <w:p>
+      <w:pPr>
+        <w:numPr>
+          <w:ilvl w:val="1"/>
+          <w:numId w:val="64"/>
+        </w:numPr>
+      </w:pPr>
+      <w:r>
+        <w:t>Não se importa com </w:t>
+      </w:r>
+      <w:r>
+        <w:rPr>
+          <w:b/>
+          <w:bCs/>
+        </w:rPr>
+        <w:t>isolamento de rede</w:t>
+      </w:r>
+      <w:r>
+        <w:t>.</w:t>
+      </w:r>
+    </w:p>
+    <w:p>
+      <w:pPr>
+        <w:numPr>
+          <w:ilvl w:val="0"/>
+          <w:numId w:val="64"/>
+        </w:numPr>
+      </w:pPr>
+      <w:r>
+        <w:rPr>
+          <w:b/>
+          <w:bCs/>
+        </w:rPr>
+        <w:t>Use </w:t>
+      </w:r>
+      <w:proofErr w:type="spellStart"/>
+      <w:r>
+        <w:t>none</w:t>
+      </w:r>
+      <w:proofErr w:type="spellEnd"/>
+      <w:r>
+        <w:t> se:</w:t>
+      </w:r>
+    </w:p>
+    <w:p>
+      <w:pPr>
+        <w:numPr>
+          <w:ilvl w:val="1"/>
+          <w:numId w:val="64"/>
+        </w:numPr>
+      </w:pPr>
+      <w:r>
+        <w:t>O contêiner </w:t>
+      </w:r>
+      <w:r>
+        <w:rPr>
+          <w:b/>
+          <w:bCs/>
+        </w:rPr>
+        <w:t>não precisa de rede</w:t>
+      </w:r>
+      <w:r>
+        <w:t> (ex.: processamento de dados offline).</w:t>
+      </w:r>
+    </w:p>
+    <w:p>
+      <w:pPr>
+        <w:numPr>
+          <w:ilvl w:val="1"/>
+          <w:numId w:val="64"/>
+        </w:numPr>
+      </w:pPr>
+      <w:r>
+        <w:t>Prioriza </w:t>
+      </w:r>
+      <w:r>
+        <w:rPr>
+          <w:b/>
+          <w:bCs/>
+        </w:rPr>
+        <w:t>segurança e isolamento total</w:t>
+      </w:r>
+      <w:r>
+        <w:t>.</w:t>
+      </w:r>
+    </w:p>
+    <w:p>
+      <w:pPr>
+        <w:numPr>
+          <w:ilvl w:val="0"/>
+          <w:numId w:val="64"/>
+        </w:numPr>
+      </w:pPr>
+      <w:r>
+        <w:rPr>
+          <w:b/>
+          <w:bCs/>
+        </w:rPr>
+        <w:t>Use </w:t>
+      </w:r>
+      <w:r>
+        <w:t>bridge</w:t>
+      </w:r>
+      <w:r>
+        <w:rPr>
+          <w:b/>
+          <w:bCs/>
+        </w:rPr>
+        <w:t> (padrão ou customizada)</w:t>
+      </w:r>
+      <w:r>
+        <w:t> na maioria dos casos, pois oferece </w:t>
+      </w:r>
+      <w:r>
+        <w:rPr>
+          <w:b/>
+          <w:bCs/>
+        </w:rPr>
+        <w:t>isolamento e DNS automático</w:t>
+      </w:r>
+      <w:r>
+        <w:t>.</w:t>
+      </w:r>
+    </w:p>
+    <w:p>
+      <w:r>
+        <w:pict w14:anchorId="1A2B5559">
+          <v:rect id="_x0000_i1238" style="width:0;height:.75pt" o:hralign="center" o:hrstd="t" o:hrnoshade="t" o:hr="t" fillcolor="#f8faff" stroked="f"/>
+        </w:pict>
+      </w:r>
+    </w:p>
+    <w:p>
+      <w:pPr>
+        <w:pStyle w:val="Ttulo3"/>
+      </w:pPr>
+      <w:r>
+        <w:rPr>
+          <w:b/>
+          <w:bCs/>
+        </w:rPr>
+        <w:t>Comandos úteis para redes no Docker</w:t>
+      </w:r>
+    </w:p>
+    <w:p>
+      <w:pPr>
+        <w:rPr>
+          <w:lang w:val="en-US"/>
+        </w:rPr>
+      </w:pPr>
+      <w:r>
+        <w:rPr>
+          <w:lang w:val="en-US"/>
+        </w:rPr>
+        <w:t xml:space="preserve"># </w:t>
+      </w:r>
+      <w:proofErr w:type="spellStart"/>
+      <w:r>
+        <w:rPr>
+          <w:lang w:val="en-US"/>
+        </w:rPr>
+        <w:t>Listar</w:t>
+      </w:r>
+      <w:proofErr w:type="spellEnd"/>
+      <w:r>
+        <w:rPr>
+          <w:lang w:val="en-US"/>
+        </w:rPr>
+        <w:t xml:space="preserve"> redes </w:t>
+      </w:r>
+      <w:proofErr w:type="spellStart"/>
+      <w:r>
+        <w:rPr>
+          <w:lang w:val="en-US"/>
+        </w:rPr>
+        <w:t>disponíveis</w:t>
+      </w:r>
+      <w:proofErr w:type="spellEnd"/>
+    </w:p>
+    <w:p>
+      <w:pPr>
+        <w:rPr>
+          <w:lang w:val="en-US"/>
+        </w:rPr>
+      </w:pPr>
+      <w:r>
+        <w:rPr>
+          <w:lang w:val="en-US"/>
+        </w:rPr>
+        <w:t>docker network ls</w:t>
+      </w:r>
+    </w:p>
+    <w:p>
+      <w:pPr>
+        <w:rPr>
+          <w:lang w:val="en-US"/>
+        </w:rPr>
+      </w:pPr>
+    </w:p>
+    <w:p>
+      <w:r>
+        <w:t># Inspecionar uma rede</w:t>
+      </w:r>
+    </w:p>
+    <w:p>
+      <w:proofErr w:type="spellStart"/>
+      <w:r>
+        <w:t>docker</w:t>
+      </w:r>
+      <w:proofErr w:type="spellEnd"/>
+      <w:r>
+        <w:t xml:space="preserve"> network </w:t>
+      </w:r>
+      <w:proofErr w:type="spellStart"/>
+      <w:r>
+        <w:t>inspect</w:t>
+      </w:r>
+      <w:proofErr w:type="spellEnd"/>
+      <w:r>
+        <w:t xml:space="preserve"> [</w:t>
+      </w:r>
+      <w:proofErr w:type="spellStart"/>
+      <w:r>
+        <w:t>nome_da_rede</w:t>
+      </w:r>
+      <w:proofErr w:type="spellEnd"/>
+      <w:r>
+        <w:t>]</w:t>
+      </w:r>
+    </w:p>
+    <w:p/>
+    <w:p>
+      <w:r>
+        <w:t># Criar uma rede bridge personalizada</w:t>
+      </w:r>
+    </w:p>
+    <w:p>
+      <w:proofErr w:type="spellStart"/>
+      <w:r>
+        <w:t>docker</w:t>
+      </w:r>
+      <w:proofErr w:type="spellEnd"/>
+      <w:r>
+        <w:t xml:space="preserve"> network </w:t>
+      </w:r>
+      <w:proofErr w:type="spellStart"/>
+      <w:r>
+        <w:t>create</w:t>
+      </w:r>
+      <w:proofErr w:type="spellEnd"/>
+      <w:r>
+        <w:t xml:space="preserve"> --driver bridge minha-rede</w:t>
+      </w:r>
+    </w:p>
+    <w:p/>
+    <w:p>
+      <w:r>
+        <w:t># Executar um contêiner em uma rede específica</w:t>
+      </w:r>
+    </w:p>
+    <w:p>
+      <w:proofErr w:type="spellStart"/>
+      <w:r>
+        <w:t>docker</w:t>
+      </w:r>
+      <w:proofErr w:type="spellEnd"/>
+      <w:r>
+        <w:t xml:space="preserve"> </w:t>
+      </w:r>
+      <w:proofErr w:type="spellStart"/>
+      <w:r>
+        <w:t>run</w:t>
+      </w:r>
+      <w:proofErr w:type="spellEnd"/>
+      <w:r>
+        <w:t xml:space="preserve"> --network [</w:t>
+      </w:r>
+      <w:proofErr w:type="spellStart"/>
+      <w:r>
+        <w:t>host|none|minha-rede</w:t>
+      </w:r>
+      <w:proofErr w:type="spellEnd"/>
+      <w:r>
+        <w:t>] [imagem]</w:t>
+      </w:r>
+    </w:p>
+    <w:p>
+      <w:pPr>
+        <w:rPr>
+          <w:rFonts w:ascii="Segoe UI Emoji" w:hAnsi="Segoe UI Emoji" w:cs="Segoe UI Emoji"/>
+        </w:rPr>
+      </w:pPr>
+      <w:r>
+        <w:t xml:space="preserve">Espero que isso ajude a entender quando usar cada tipo de rede! </w:t>
+      </w:r>
+      <w:r>
+        <w:rPr>
+          <w:rFonts w:ascii="Segoe UI Emoji" w:hAnsi="Segoe UI Emoji" w:cs="Segoe UI Emoji"/>
+        </w:rPr>
+        <w:t>🚀</w:t>
+      </w:r>
+    </w:p>
+    <w:p>
+      <w:pPr>
+        <w:rPr>
+          <w:rFonts w:ascii="Segoe UI Emoji" w:hAnsi="Segoe UI Emoji" w:cs="Segoe UI Emoji"/>
+        </w:rPr>
+      </w:pPr>
+      <w:r>
+        <w:rPr>
+          <w:rFonts w:ascii="Segoe UI Emoji" w:hAnsi="Segoe UI Emoji" w:cs="Segoe UI Emoji"/>
+        </w:rPr>
+        <w:br w:type="page"/>
+      </w:r>
+    </w:p>
+    <w:p/>
+    <w:p>
+      <w:pPr>
+        <w:pStyle w:val="Ttulo1"/>
+      </w:pPr>
+      <w:r>
+        <w:rPr>
+          <w:b/>
+          <w:bCs/>
+        </w:rPr>
+        <w:t>Comunicação entre Contêineres via Rede Docker</w:t>
+      </w:r>
+    </w:p>
+    <w:p>
+      <w:r>
+        <w:rPr>
+          <w:b/>
+          <w:bCs/>
+        </w:rPr>
+        <w:t>Objetivo</w:t>
+      </w:r>
+    </w:p>
+    <w:p>
+      <w:r>
+        <w:t>Criar dois contêineres (</w:t>
+      </w:r>
+      <w:proofErr w:type="spellStart"/>
+      <w:r>
+        <w:rPr>
+          <w:b/>
+          <w:bCs/>
+        </w:rPr>
+        <w:t>MongoDB</w:t>
+      </w:r>
+      <w:proofErr w:type="spellEnd"/>
+      <w:r>
+        <w:t> e </w:t>
+      </w:r>
+      <w:proofErr w:type="spellStart"/>
+      <w:r>
+        <w:rPr>
+          <w:b/>
+          <w:bCs/>
+        </w:rPr>
+        <w:t>Alura</w:t>
+      </w:r>
+      <w:proofErr w:type="spellEnd"/>
+      <w:r>
+        <w:rPr>
+          <w:b/>
+          <w:bCs/>
+        </w:rPr>
+        <w:t xml:space="preserve"> Books</w:t>
+      </w:r>
+      <w:r>
+        <w:t>) em uma </w:t>
+      </w:r>
+      <w:r>
+        <w:rPr>
+          <w:b/>
+          <w:bCs/>
+        </w:rPr>
+        <w:t>rede bridge personalizada</w:t>
+      </w:r>
+      <w:r>
+        <w:t> para permitir comunicação via </w:t>
+      </w:r>
+      <w:proofErr w:type="spellStart"/>
+      <w:r>
+        <w:rPr>
+          <w:b/>
+          <w:bCs/>
+        </w:rPr>
+        <w:t>hostname</w:t>
+      </w:r>
+      <w:proofErr w:type="spellEnd"/>
+      <w:r>
+        <w:t>.</w:t>
+      </w:r>
+    </w:p>
+    <w:p>
+      <w:r>
+        <w:pict w14:anchorId="306A0517">
+          <v:rect id="_x0000_i1268" style="width:0;height:.75pt" o:hralign="center" o:hrstd="t" o:hrnoshade="t" o:hr="t" fillcolor="#f8faff" stroked="f"/>
+        </w:pict>
+      </w:r>
+    </w:p>
+    <w:p>
+      <w:pPr>
+        <w:pStyle w:val="Ttulo2"/>
+      </w:pPr>
+      <w:r>
+        <w:rPr>
+          <w:b/>
+          <w:bCs/>
+        </w:rPr>
+        <w:t>Passo a Passo</w:t>
+      </w:r>
+    </w:p>
+    <w:p>
+      <w:r>
+        <w:rPr>
+          <w:b/>
+          <w:bCs/>
+        </w:rPr>
+        <w:t>1. Baixar as Imagens</w:t>
+      </w:r>
+    </w:p>
+    <w:p>
+      <w:pPr>
+        <w:rPr>
+          <w:lang w:val="en-US"/>
+        </w:rPr>
+      </w:pPr>
+      <w:r>
+        <w:rPr>
+          <w:lang w:val="en-US"/>
+        </w:rPr>
+        <w:t>docker pull mongo:4.4.6</w:t>
+      </w:r>
+    </w:p>
+    <w:p>
+      <w:pPr>
+        <w:rPr>
+          <w:lang w:val="en-US"/>
+        </w:rPr>
+      </w:pPr>
+      <w:r>
+        <w:rPr>
+          <w:lang w:val="en-US"/>
+        </w:rPr>
+        <w:t xml:space="preserve">docker pull </w:t>
+      </w:r>
+      <w:proofErr w:type="spellStart"/>
+      <w:r>
+        <w:rPr>
+          <w:lang w:val="en-US"/>
+        </w:rPr>
+        <w:t>aluradocker</w:t>
+      </w:r>
+      <w:proofErr w:type="spellEnd"/>
+      <w:r>
+        <w:rPr>
+          <w:lang w:val="en-US"/>
+        </w:rPr>
+        <w:t>/alura-books:1.0</w:t>
+      </w:r>
+    </w:p>
+    <w:p>
+      <w:r>
+        <w:rPr>
+          <w:b/>
+          <w:bCs/>
+        </w:rPr>
+        <w:t>2. Criar uma Rede Bridge Personalizada</w:t>
+      </w:r>
+    </w:p>
+    <w:p>
+      <w:r>
+        <w:rPr>
+          <w:i/>
+          <w:iCs/>
+        </w:rPr>
+        <w:t>(Se ainda não existir)</w:t>
+      </w:r>
+    </w:p>
+    <w:p>
+      <w:pPr>
+        <w:rPr>
+          <w:lang w:val="en-US"/>
+        </w:rPr>
+      </w:pPr>
+      <w:r>
+        <w:rPr>
+          <w:lang w:val="en-US"/>
+        </w:rPr>
+        <w:t xml:space="preserve">docker network create --driver bridge </w:t>
+      </w:r>
+      <w:proofErr w:type="spellStart"/>
+      <w:r>
+        <w:rPr>
+          <w:lang w:val="en-US"/>
+        </w:rPr>
+        <w:t>minha</w:t>
+      </w:r>
+      <w:proofErr w:type="spellEnd"/>
+      <w:r>
+        <w:rPr>
+          <w:lang w:val="en-US"/>
+        </w:rPr>
+        <w:t>-bridge</w:t>
+      </w:r>
+    </w:p>
+    <w:p>
+      <w:r>
+        <w:rPr>
+          <w:b/>
+          <w:bCs/>
+        </w:rPr>
+        <w:t xml:space="preserve">3. Subir o Contêiner do </w:t>
+      </w:r>
+      <w:proofErr w:type="spellStart"/>
+      <w:r>
+        <w:rPr>
+          <w:b/>
+          <w:bCs/>
+        </w:rPr>
+        <w:t>MongoDB</w:t>
+      </w:r>
+      <w:proofErr w:type="spellEnd"/>
+    </w:p>
+    <w:p>
+      <w:pPr>
+        <w:numPr>
+          <w:ilvl w:val="0"/>
+          <w:numId w:val="65"/>
+        </w:numPr>
+      </w:pPr>
+      <w:r>
+        <w:rPr>
+          <w:b/>
+          <w:bCs/>
+        </w:rPr>
+        <w:t>Nome do contêiner:</w:t>
+      </w:r>
+      <w:r>
+        <w:t xml:space="preserve"> meu-mongo (a aplicação </w:t>
+      </w:r>
+      <w:proofErr w:type="spellStart"/>
+      <w:r>
+        <w:t>Alura</w:t>
+      </w:r>
+      <w:proofErr w:type="spellEnd"/>
+      <w:r>
+        <w:t xml:space="preserve"> Books busca esse </w:t>
+      </w:r>
+      <w:proofErr w:type="spellStart"/>
+      <w:r>
+        <w:t>hostname</w:t>
+      </w:r>
+      <w:proofErr w:type="spellEnd"/>
+      <w:r>
+        <w:t>).</w:t>
+      </w:r>
+    </w:p>
+    <w:p>
+      <w:pPr>
+        <w:numPr>
+          <w:ilvl w:val="0"/>
+          <w:numId w:val="65"/>
+        </w:numPr>
+      </w:pPr>
+      <w:r>
+        <w:rPr>
+          <w:b/>
+          <w:bCs/>
+        </w:rPr>
+        <w:t>Rede:</w:t>
+      </w:r>
+      <w:r>
+        <w:t> minha-bridge.</w:t>
+      </w:r>
+    </w:p>
+    <w:p>
+      <w:pPr>
+        <w:rPr>
+          <w:lang w:val="en-US"/>
+        </w:rPr>
+      </w:pPr>
+      <w:r>
+        <w:rPr>
+          <w:lang w:val="en-US"/>
+        </w:rPr>
+        <w:t xml:space="preserve">docker run -d --network </w:t>
+      </w:r>
+      <w:proofErr w:type="spellStart"/>
+      <w:r>
+        <w:rPr>
+          <w:lang w:val="en-US"/>
+        </w:rPr>
+        <w:t>minha</w:t>
+      </w:r>
+      <w:proofErr w:type="spellEnd"/>
+      <w:r>
+        <w:rPr>
+          <w:lang w:val="en-US"/>
+        </w:rPr>
+        <w:t>-bridge --name meu-mongo mongo:4.4.6</w:t>
+      </w:r>
+    </w:p>
+    <w:p>
+      <w:r>
+        <w:rPr>
+          <w:b/>
+          <w:bCs/>
+        </w:rPr>
+        <w:t xml:space="preserve">4. Subir o Contêiner da Aplicação </w:t>
+      </w:r>
+      <w:proofErr w:type="spellStart"/>
+      <w:r>
+        <w:rPr>
+          <w:b/>
+          <w:bCs/>
+        </w:rPr>
+        <w:t>Alura</w:t>
+      </w:r>
+      <w:proofErr w:type="spellEnd"/>
+      <w:r>
+        <w:rPr>
+          <w:b/>
+          <w:bCs/>
+        </w:rPr>
+        <w:t xml:space="preserve"> Books</w:t>
+      </w:r>
+    </w:p>
+    <w:p>
+      <w:pPr>
+        <w:numPr>
+          <w:ilvl w:val="0"/>
+          <w:numId w:val="66"/>
+        </w:numPr>
+      </w:pPr>
+      <w:r>
+        <w:rPr>
+          <w:b/>
+          <w:bCs/>
+        </w:rPr>
+        <w:t>Mapeamento de portas:</w:t>
+      </w:r>
+      <w:r>
+        <w:t> -p 3000:3000 (expõe a aplicação no host).</w:t>
+      </w:r>
+    </w:p>
+    <w:p>
+      <w:pPr>
+        <w:numPr>
+          <w:ilvl w:val="0"/>
+          <w:numId w:val="66"/>
+        </w:numPr>
+      </w:pPr>
+      <w:r>
+        <w:rPr>
+          <w:b/>
+          <w:bCs/>
+        </w:rPr>
+        <w:t>Rede:</w:t>
+      </w:r>
+      <w:r>
+        <w:t xml:space="preserve"> minha-bridge (mesma rede do </w:t>
+      </w:r>
+      <w:proofErr w:type="spellStart"/>
+      <w:r>
+        <w:t>MongoDB</w:t>
+      </w:r>
+      <w:proofErr w:type="spellEnd"/>
+      <w:r>
+        <w:t>).</w:t>
+      </w:r>
+    </w:p>
+    <w:p>
+      <w:pPr>
+        <w:rPr>
+          <w:lang w:val="en-US"/>
+        </w:rPr>
+      </w:pPr>
+      <w:r>
+        <w:rPr>
+          <w:lang w:val="en-US"/>
+        </w:rPr>
+        <w:t xml:space="preserve">docker run -d --network </w:t>
+      </w:r>
+      <w:proofErr w:type="spellStart"/>
+      <w:r>
+        <w:rPr>
+          <w:lang w:val="en-US"/>
+        </w:rPr>
+        <w:t>minha</w:t>
+      </w:r>
+      <w:proofErr w:type="spellEnd"/>
+      <w:r>
+        <w:rPr>
+          <w:lang w:val="en-US"/>
+        </w:rPr>
+        <w:t xml:space="preserve">-bridge --name </w:t>
+      </w:r>
+      <w:proofErr w:type="spellStart"/>
+      <w:r>
+        <w:rPr>
+          <w:lang w:val="en-US"/>
+        </w:rPr>
+        <w:t>alurabooks</w:t>
+      </w:r>
+      <w:proofErr w:type="spellEnd"/>
+      <w:r>
+        <w:rPr>
+          <w:lang w:val="en-US"/>
+        </w:rPr>
+        <w:t xml:space="preserve"> -p 3000:3000 </w:t>
+      </w:r>
+      <w:proofErr w:type="spellStart"/>
+      <w:r>
+        <w:rPr>
+          <w:lang w:val="en-US"/>
+        </w:rPr>
+        <w:t>aluradocker</w:t>
+      </w:r>
+      <w:proofErr w:type="spellEnd"/>
+      <w:r>
+        <w:rPr>
+          <w:lang w:val="en-US"/>
+        </w:rPr>
+        <w:t>/alura-books:1.0</w:t>
+      </w:r>
+    </w:p>
+    <w:p>
+      <w:r>
+        <w:rPr>
+          <w:b/>
+          <w:bCs/>
+        </w:rPr>
+        <w:t>5. Testar a Comunicação</w:t>
+      </w:r>
+    </w:p>
+    <w:p>
+      <w:pPr>
+        <w:numPr>
+          <w:ilvl w:val="0"/>
+          <w:numId w:val="67"/>
+        </w:numPr>
+      </w:pPr>
+      <w:r>
+        <w:t>Acesse no navegador:</w:t>
+      </w:r>
+    </w:p>
+    <w:p>
+      <w:proofErr w:type="spellStart"/>
+      <w:r>
+        <w:t>text</w:t>
+      </w:r>
+      <w:proofErr w:type="spellEnd"/>
+    </w:p>
+    <w:p>
+      <w:r>
+        <w:t>http://localhost:3000</w:t>
+      </w:r>
+    </w:p>
+    <w:p>
+      <w:pPr>
+        <w:numPr>
+          <w:ilvl w:val="0"/>
+          <w:numId w:val="67"/>
+        </w:numPr>
+      </w:pPr>
+      <w:r>
+        <w:t>Popular o banco (</w:t>
+      </w:r>
+      <w:proofErr w:type="spellStart"/>
+      <w:r>
+        <w:t>endpoint</w:t>
+      </w:r>
+      <w:proofErr w:type="spellEnd"/>
+      <w:r>
+        <w:t> /</w:t>
+      </w:r>
+      <w:proofErr w:type="spellStart"/>
+      <w:r>
+        <w:t>seed</w:t>
+      </w:r>
+      <w:proofErr w:type="spellEnd"/>
+      <w:r>
+        <w:t>):</w:t>
+      </w:r>
+    </w:p>
+    <w:p>
+      <w:r>
+        <w:t>http://localhost:3000/seed</w:t>
+      </w:r>
+    </w:p>
+    <w:p>
+      <w:pPr>
+        <w:numPr>
+          <w:ilvl w:val="0"/>
+          <w:numId w:val="67"/>
+        </w:numPr>
+      </w:pPr>
+      <w:r>
+        <w:t>Verifique se os dados aparecem na aplicação.</w:t>
+      </w:r>
+    </w:p>
+    <w:p>
+      <w:r>
+        <w:rPr>
+          <w:b/>
+          <w:bCs/>
+        </w:rPr>
+        <w:t>6. Validar a Comunicação entre Contêineres</w:t>
+      </w:r>
+    </w:p>
+    <w:p>
+      <w:pPr>
+        <w:numPr>
+          <w:ilvl w:val="0"/>
+          <w:numId w:val="68"/>
+        </w:numPr>
+      </w:pPr>
+      <w:r>
+        <w:rPr>
+          <w:b/>
+          <w:bCs/>
+        </w:rPr>
+        <w:lastRenderedPageBreak/>
+        <w:t xml:space="preserve">Parar o </w:t>
+      </w:r>
+      <w:proofErr w:type="spellStart"/>
+      <w:r>
+        <w:rPr>
+          <w:b/>
+          <w:bCs/>
+        </w:rPr>
+        <w:t>MongoDB</w:t>
+      </w:r>
+      <w:proofErr w:type="spellEnd"/>
+      <w:r>
+        <w:rPr>
+          <w:b/>
+          <w:bCs/>
+        </w:rPr>
+        <w:t>:</w:t>
+      </w:r>
+    </w:p>
+    <w:p>
+      <w:proofErr w:type="spellStart"/>
+      <w:r>
+        <w:t>docker</w:t>
+      </w:r>
+      <w:proofErr w:type="spellEnd"/>
+      <w:r>
+        <w:t xml:space="preserve"> stop meu-mongo</w:t>
+      </w:r>
+    </w:p>
+    <w:p>
+      <w:pPr>
+        <w:numPr>
+          <w:ilvl w:val="1"/>
+          <w:numId w:val="68"/>
+        </w:numPr>
+      </w:pPr>
+      <w:r>
+        <w:t>A aplicação </w:t>
+      </w:r>
+      <w:r>
+        <w:rPr>
+          <w:b/>
+          <w:bCs/>
+        </w:rPr>
+        <w:t>para de funcionar</w:t>
+      </w:r>
+      <w:r>
+        <w:t> (dados desaparecem).</w:t>
+      </w:r>
+    </w:p>
+    <w:p>
+      <w:pPr>
+        <w:numPr>
+          <w:ilvl w:val="0"/>
+          <w:numId w:val="68"/>
+        </w:numPr>
+      </w:pPr>
+      <w:r>
+        <w:rPr>
+          <w:b/>
+          <w:bCs/>
+        </w:rPr>
+        <w:t xml:space="preserve">Reiniciar o </w:t>
+      </w:r>
+      <w:proofErr w:type="spellStart"/>
+      <w:r>
+        <w:rPr>
+          <w:b/>
+          <w:bCs/>
+        </w:rPr>
+        <w:t>MongoDB</w:t>
+      </w:r>
+      <w:proofErr w:type="spellEnd"/>
+      <w:r>
+        <w:rPr>
+          <w:b/>
+          <w:bCs/>
+        </w:rPr>
+        <w:t>:</w:t>
+      </w:r>
+    </w:p>
+    <w:p>
+      <w:proofErr w:type="spellStart"/>
+      <w:r>
+        <w:t>docker</w:t>
+      </w:r>
+      <w:proofErr w:type="spellEnd"/>
+      <w:r>
+        <w:t xml:space="preserve"> start meu-mongo</w:t>
+      </w:r>
+    </w:p>
+    <w:p>
+      <w:pPr>
+        <w:numPr>
+          <w:ilvl w:val="1"/>
+          <w:numId w:val="68"/>
+        </w:numPr>
+      </w:pPr>
+      <w:r>
+        <w:t>Acesse /</w:t>
+      </w:r>
+      <w:proofErr w:type="spellStart"/>
+      <w:r>
+        <w:t>seed</w:t>
+      </w:r>
+      <w:proofErr w:type="spellEnd"/>
+      <w:r>
+        <w:t> novamente e os dados voltam.</w:t>
+      </w:r>
+    </w:p>
+    <w:p>
+      <w:r>
+        <w:pict w14:anchorId="6E521AB8">
+          <v:rect id="_x0000_i1269" style="width:0;height:.75pt" o:hralign="center" o:hrstd="t" o:hrnoshade="t" o:hr="t" fillcolor="#f8faff" stroked="f"/>
+        </w:pict>
+      </w:r>
+    </w:p>
+    <w:p>
+      <w:pPr>
+        <w:pStyle w:val="Ttulo2"/>
+      </w:pPr>
+      <w:proofErr w:type="spellStart"/>
+      <w:r>
+        <w:rPr>
+          <w:b/>
+          <w:bCs/>
+        </w:rPr>
+        <w:t>Pontos-Chave</w:t>
+      </w:r>
+      <w:proofErr w:type="spellEnd"/>
+    </w:p>
+    <w:p>
+      <w:r>
+        <w:rPr>
+          <w:rFonts w:ascii="Segoe UI Emoji" w:hAnsi="Segoe UI Emoji" w:cs="Segoe UI Emoji"/>
+          <w:b/>
+          <w:bCs/>
+        </w:rPr>
+        <w:t>✅</w:t>
+      </w:r>
+      <w:r>
+        <w:rPr>
+          <w:b/>
+          <w:bCs/>
+        </w:rPr>
+        <w:t xml:space="preserve"> Como a Comunicação Funciona?</w:t>
+      </w:r>
+    </w:p>
+    <w:p>
+      <w:pPr>
+        <w:numPr>
+          <w:ilvl w:val="0"/>
+          <w:numId w:val="69"/>
+        </w:numPr>
+      </w:pPr>
+      <w:proofErr w:type="spellStart"/>
+      <w:r>
+        <w:rPr>
+          <w:b/>
+          <w:bCs/>
+        </w:rPr>
+        <w:t>Hostname</w:t>
+      </w:r>
+      <w:proofErr w:type="spellEnd"/>
+      <w:r>
+        <w:rPr>
+          <w:b/>
+          <w:bCs/>
+        </w:rPr>
+        <w:t xml:space="preserve"> </w:t>
+      </w:r>
+      <w:proofErr w:type="spellStart"/>
+      <w:r>
+        <w:rPr>
+          <w:b/>
+          <w:bCs/>
+        </w:rPr>
+        <w:t>Resolution</w:t>
+      </w:r>
+      <w:proofErr w:type="spellEnd"/>
+      <w:r>
+        <w:rPr>
+          <w:b/>
+          <w:bCs/>
+        </w:rPr>
+        <w:t>:</w:t>
+      </w:r>
+    </w:p>
+    <w:p>
+      <w:pPr>
+        <w:numPr>
+          <w:ilvl w:val="1"/>
+          <w:numId w:val="69"/>
+        </w:numPr>
+      </w:pPr>
+      <w:r>
+        <w:t>Contêineres na mesma rede </w:t>
+      </w:r>
+      <w:proofErr w:type="spellStart"/>
+      <w:r>
+        <w:rPr>
+          <w:b/>
+          <w:bCs/>
+        </w:rPr>
+        <w:t>user-defined</w:t>
+      </w:r>
+      <w:proofErr w:type="spellEnd"/>
+      <w:r>
+        <w:rPr>
+          <w:b/>
+          <w:bCs/>
+        </w:rPr>
+        <w:t xml:space="preserve"> bridge</w:t>
+      </w:r>
+      <w:r>
+        <w:t> (minha-bridge) resolvem nomes via </w:t>
+      </w:r>
+      <w:r>
+        <w:rPr>
+          <w:b/>
+          <w:bCs/>
+        </w:rPr>
+        <w:t>DNS automático</w:t>
+      </w:r>
+      <w:r>
+        <w:t>.</w:t>
+      </w:r>
+    </w:p>
+    <w:p>
+      <w:pPr>
+        <w:numPr>
+          <w:ilvl w:val="1"/>
+          <w:numId w:val="69"/>
+        </w:numPr>
+      </w:pPr>
+      <w:r>
+        <w:t>A aplicação </w:t>
+      </w:r>
+      <w:proofErr w:type="spellStart"/>
+      <w:r>
+        <w:t>alura</w:t>
+      </w:r>
+      <w:proofErr w:type="spellEnd"/>
+      <w:r>
+        <w:t>-books busca o host meu-mongo (definido no código).</w:t>
+      </w:r>
+    </w:p>
+    <w:p>
+      <w:pPr>
+        <w:numPr>
+          <w:ilvl w:val="0"/>
+          <w:numId w:val="69"/>
+        </w:numPr>
+      </w:pPr>
+      <w:r>
+        <w:rPr>
+          <w:b/>
+          <w:bCs/>
+        </w:rPr>
+        <w:t>Isolamento vs. Comunicação:</w:t>
+      </w:r>
+    </w:p>
+    <w:p>
+      <w:pPr>
+        <w:numPr>
+          <w:ilvl w:val="1"/>
+          <w:numId w:val="69"/>
+        </w:numPr>
+      </w:pPr>
+      <w:r>
+        <w:t>minha-bridge permite comunicação segura entre contêineres </w:t>
+      </w:r>
+      <w:r>
+        <w:rPr>
+          <w:b/>
+          <w:bCs/>
+        </w:rPr>
+        <w:t>sem expor portas desnecessárias</w:t>
+      </w:r>
+      <w:r>
+        <w:t>.</w:t>
+      </w:r>
+    </w:p>
+    <w:p>
+      <w:pPr>
+        <w:numPr>
+          <w:ilvl w:val="1"/>
+          <w:numId w:val="69"/>
+        </w:numPr>
+      </w:pPr>
+      <w:r>
+        <w:t>-</w:t>
+      </w:r>
+      <w:proofErr w:type="gramStart"/>
+      <w:r>
+        <w:t>p</w:t>
+      </w:r>
+      <w:proofErr w:type="gramEnd"/>
+      <w:r>
+        <w:t xml:space="preserve"> 3000:3000 é usado apenas para expor a aplicação ao host.</w:t>
+      </w:r>
+    </w:p>
+    <w:p>
+      <w:r>
+        <w:rPr>
+          <w:rFonts w:ascii="Segoe UI Emoji" w:hAnsi="Segoe UI Emoji" w:cs="Segoe UI Emoji"/>
+          <w:b/>
+          <w:bCs/>
+        </w:rPr>
+        <w:t>⚠️</w:t>
+      </w:r>
+      <w:r>
+        <w:rPr>
+          <w:b/>
+          <w:bCs/>
+        </w:rPr>
+        <w:t xml:space="preserve"> Problemas com a Abordagem Manual</w:t>
+      </w:r>
+    </w:p>
+    <w:p>
+      <w:pPr>
+        <w:numPr>
+          <w:ilvl w:val="0"/>
+          <w:numId w:val="70"/>
+        </w:numPr>
+      </w:pPr>
+      <w:r>
+        <w:rPr>
+          <w:b/>
+          <w:bCs/>
+        </w:rPr>
+        <w:t>Ordem de Inicialização:</w:t>
+      </w:r>
+    </w:p>
+    <w:p>
+      <w:pPr>
+        <w:numPr>
+          <w:ilvl w:val="1"/>
+          <w:numId w:val="70"/>
+        </w:numPr>
+      </w:pPr>
+      <w:r>
+        <w:t xml:space="preserve">Se o </w:t>
+      </w:r>
+      <w:proofErr w:type="spellStart"/>
+      <w:r>
+        <w:t>MongoDB</w:t>
+      </w:r>
+      <w:proofErr w:type="spellEnd"/>
+      <w:r>
+        <w:t xml:space="preserve"> não estiver rodando antes do </w:t>
+      </w:r>
+      <w:proofErr w:type="spellStart"/>
+      <w:r>
+        <w:t>alura</w:t>
+      </w:r>
+      <w:proofErr w:type="spellEnd"/>
+      <w:r>
+        <w:t>-books, a aplicação </w:t>
+      </w:r>
+      <w:r>
+        <w:rPr>
+          <w:b/>
+          <w:bCs/>
+        </w:rPr>
+        <w:t>falha</w:t>
+      </w:r>
+      <w:r>
+        <w:t>.</w:t>
+      </w:r>
+    </w:p>
+    <w:p>
+      <w:pPr>
+        <w:numPr>
+          <w:ilvl w:val="0"/>
+          <w:numId w:val="70"/>
+        </w:numPr>
+      </w:pPr>
+      <w:r>
+        <w:rPr>
+          <w:b/>
+          <w:bCs/>
+        </w:rPr>
+        <w:t>Gerenciamento Complexo:</w:t>
+      </w:r>
+    </w:p>
+    <w:p>
+      <w:pPr>
+        <w:numPr>
+          <w:ilvl w:val="1"/>
+          <w:numId w:val="70"/>
+        </w:numPr>
+      </w:pPr>
+      <w:r>
+        <w:t>Em produção, </w:t>
+      </w:r>
+      <w:r>
+        <w:rPr>
+          <w:b/>
+          <w:bCs/>
+        </w:rPr>
+        <w:t>não é escalável</w:t>
+      </w:r>
+      <w:r>
+        <w:t> subir contêineres manualmente.</w:t>
+      </w:r>
+    </w:p>
+    <w:p>
+      <w:r>
+        <w:rPr>
+          <w:rFonts w:ascii="Segoe UI Emoji" w:hAnsi="Segoe UI Emoji" w:cs="Segoe UI Emoji"/>
+          <w:b/>
+          <w:bCs/>
+        </w:rPr>
+        <w:t>📌</w:t>
+      </w:r>
+      <w:r>
+        <w:rPr>
+          <w:b/>
+          <w:bCs/>
+        </w:rPr>
+        <w:t xml:space="preserve"> Próximos Passos (Sugeridos no Vídeo)</w:t>
+      </w:r>
+    </w:p>
+    <w:p>
+      <w:pPr>
+        <w:numPr>
+          <w:ilvl w:val="0"/>
+          <w:numId w:val="71"/>
+        </w:numPr>
+      </w:pPr>
+      <w:r>
+        <w:rPr>
+          <w:b/>
+          <w:bCs/>
+        </w:rPr>
+        <w:t>Automatizar com </w:t>
+      </w:r>
+      <w:proofErr w:type="spellStart"/>
+      <w:r>
+        <w:t>docker-compose</w:t>
+      </w:r>
+      <w:proofErr w:type="spellEnd"/>
+      <w:r>
+        <w:rPr>
+          <w:b/>
+          <w:bCs/>
+        </w:rPr>
+        <w:t>:</w:t>
+      </w:r>
+    </w:p>
+    <w:p>
+      <w:pPr>
+        <w:numPr>
+          <w:ilvl w:val="1"/>
+          <w:numId w:val="71"/>
+        </w:numPr>
+      </w:pPr>
+      <w:r>
+        <w:t>Define serviços, redes e dependências em um único arquivo (</w:t>
+      </w:r>
+      <w:proofErr w:type="spellStart"/>
+      <w:r>
+        <w:t>docker-compose.yml</w:t>
+      </w:r>
+      <w:proofErr w:type="spellEnd"/>
+      <w:r>
+        <w:t>).</w:t>
+      </w:r>
+    </w:p>
+    <w:p>
+      <w:pPr>
+        <w:numPr>
+          <w:ilvl w:val="1"/>
+          <w:numId w:val="71"/>
+        </w:numPr>
+      </w:pPr>
+      <w:r>
+        <w:t xml:space="preserve">Garante que o </w:t>
+      </w:r>
+      <w:proofErr w:type="spellStart"/>
+      <w:r>
+        <w:t>MongoDB</w:t>
+      </w:r>
+      <w:proofErr w:type="spellEnd"/>
+      <w:r>
+        <w:t xml:space="preserve"> suba </w:t>
+      </w:r>
+      <w:r>
+        <w:rPr>
+          <w:b/>
+          <w:bCs/>
+        </w:rPr>
+        <w:t>antes</w:t>
+      </w:r>
+      <w:r>
+        <w:t> da aplicação.</w:t>
+      </w:r>
+    </w:p>
+    <w:p>
+      <w:r>
+        <w:pict w14:anchorId="5ED7FD1A">
+          <v:rect id="_x0000_i1270" style="width:0;height:.75pt" o:hralign="center" o:hrstd="t" o:hrnoshade="t" o:hr="t" fillcolor="#f8faff" stroked="f"/>
+        </w:pict>
+      </w:r>
+    </w:p>
+    <w:p>
+      <w:pPr>
+        <w:pStyle w:val="Ttulo3"/>
+      </w:pPr>
+      <w:r>
+        <w:rPr>
+          <w:b/>
+          <w:bCs/>
+        </w:rPr>
+        <w:lastRenderedPageBreak/>
+        <w:t>Comandos Úteis para Debug</w:t>
+      </w:r>
+    </w:p>
+    <w:tbl>
+      <w:tblPr>
+        <w:tblW w:w="0" w:type="auto"/>
+        <w:tblCellMar>
+          <w:top w:w="15" w:type="dxa"/>
+          <w:left w:w="15" w:type="dxa"/>
+          <w:bottom w:w="15" w:type="dxa"/>
+          <w:right w:w="15" w:type="dxa"/>
+        </w:tblCellMar>
+        <w:tblLook w:val="04A0" w:firstRow="1" w:lastRow="0" w:firstColumn="1" w:lastColumn="0" w:noHBand="0" w:noVBand="1"/>
+      </w:tblPr>
+      <w:tblGrid>
+        <w:gridCol w:w="3678"/>
+        <w:gridCol w:w="4330"/>
+      </w:tblGrid>
+      <w:tr>
+        <w:trPr>
+          <w:tblHeader/>
+        </w:trPr>
+        <w:tc>
+          <w:tcPr>
+            <w:tcW w:w="0" w:type="auto"/>
+            <w:tcBorders>
+              <w:top w:val="nil"/>
+              <w:left w:val="nil"/>
+              <w:bottom w:val="single" w:sz="6" w:space="0" w:color="8B8B8B"/>
+              <w:right w:val="nil"/>
+            </w:tcBorders>
+            <w:tcMar>
+              <w:top w:w="150" w:type="dxa"/>
+              <w:left w:w="0" w:type="dxa"/>
+              <w:bottom w:w="150" w:type="dxa"/>
+              <w:right w:w="150" w:type="dxa"/>
+            </w:tcMar>
+            <w:vAlign w:val="center"/>
+            <w:hideMark/>
+          </w:tcPr>
+          <w:p>
+            <w:pPr>
+              <w:rPr>
+                <w:b/>
+                <w:bCs/>
+              </w:rPr>
+            </w:pPr>
+            <w:r>
+              <w:rPr>
+                <w:b/>
+                <w:bCs/>
+              </w:rPr>
+              <w:t>Comando</w:t>
+            </w:r>
+          </w:p>
+        </w:tc>
+        <w:tc>
+          <w:tcPr>
+            <w:tcW w:w="0" w:type="auto"/>
+            <w:tcBorders>
+              <w:top w:val="nil"/>
+              <w:left w:val="nil"/>
+              <w:bottom w:val="single" w:sz="6" w:space="0" w:color="8B8B8B"/>
+              <w:right w:val="nil"/>
+            </w:tcBorders>
+            <w:tcMar>
+              <w:top w:w="150" w:type="dxa"/>
+              <w:left w:w="150" w:type="dxa"/>
+              <w:bottom w:w="150" w:type="dxa"/>
+              <w:right w:w="150" w:type="dxa"/>
+            </w:tcMar>
+            <w:vAlign w:val="center"/>
+            <w:hideMark/>
+          </w:tcPr>
+          <w:p>
+            <w:pPr>
+              <w:rPr>
+                <w:b/>
+                <w:bCs/>
+              </w:rPr>
+            </w:pPr>
+            <w:r>
+              <w:rPr>
+                <w:b/>
+                <w:bCs/>
+              </w:rPr>
+              <w:t>Descrição</w:t>
+            </w:r>
+          </w:p>
+        </w:tc>
+      </w:tr>
+      <w:tr>
+        <w:tc>
+          <w:tcPr>
+            <w:tcW w:w="0" w:type="auto"/>
+            <w:tcBorders>
+              <w:top w:val="nil"/>
+              <w:left w:val="nil"/>
+              <w:bottom w:val="single" w:sz="6" w:space="0" w:color="525252"/>
+              <w:right w:val="nil"/>
+            </w:tcBorders>
+            <w:tcMar>
+              <w:top w:w="150" w:type="dxa"/>
+              <w:left w:w="0" w:type="dxa"/>
+              <w:bottom w:w="150" w:type="dxa"/>
+              <w:right w:w="150" w:type="dxa"/>
+            </w:tcMar>
+            <w:vAlign w:val="center"/>
+            <w:hideMark/>
+          </w:tcPr>
+          <w:p>
+            <w:proofErr w:type="spellStart"/>
+            <w:r>
+              <w:t>docker</w:t>
+            </w:r>
+            <w:proofErr w:type="spellEnd"/>
+            <w:r>
+              <w:t xml:space="preserve"> network </w:t>
+            </w:r>
+            <w:proofErr w:type="spellStart"/>
+            <w:r>
+              <w:t>ls</w:t>
+            </w:r>
+            <w:proofErr w:type="spellEnd"/>
+          </w:p>
+        </w:tc>
+        <w:tc>
+          <w:tcPr>
+            <w:tcW w:w="0" w:type="auto"/>
+            <w:tcBorders>
+              <w:top w:val="nil"/>
+              <w:left w:val="nil"/>
+              <w:bottom w:val="single" w:sz="6" w:space="0" w:color="525252"/>
+              <w:right w:val="nil"/>
+            </w:tcBorders>
+            <w:tcMar>
+              <w:top w:w="150" w:type="dxa"/>
+              <w:left w:w="150" w:type="dxa"/>
+              <w:bottom w:w="150" w:type="dxa"/>
+              <w:right w:w="150" w:type="dxa"/>
+            </w:tcMar>
+            <w:vAlign w:val="center"/>
+            <w:hideMark/>
+          </w:tcPr>
+          <w:p>
+            <w:r>
+              <w:t>Lista redes disponíveis</w:t>
+            </w:r>
+          </w:p>
+        </w:tc>
+      </w:tr>
+      <w:tr>
+        <w:tc>
+          <w:tcPr>
+            <w:tcW w:w="0" w:type="auto"/>
+            <w:tcBorders>
+              <w:top w:val="nil"/>
+              <w:left w:val="nil"/>
+              <w:bottom w:val="single" w:sz="6" w:space="0" w:color="525252"/>
+              <w:right w:val="nil"/>
+            </w:tcBorders>
+            <w:tcMar>
+              <w:top w:w="150" w:type="dxa"/>
+              <w:left w:w="0" w:type="dxa"/>
+              <w:bottom w:w="150" w:type="dxa"/>
+              <w:right w:w="150" w:type="dxa"/>
+            </w:tcMar>
+            <w:vAlign w:val="center"/>
+            <w:hideMark/>
+          </w:tcPr>
+          <w:p>
+            <w:proofErr w:type="spellStart"/>
+            <w:r>
+              <w:t>docker</w:t>
+            </w:r>
+            <w:proofErr w:type="spellEnd"/>
+            <w:r>
+              <w:t xml:space="preserve"> </w:t>
+            </w:r>
+            <w:proofErr w:type="spellStart"/>
+            <w:r>
+              <w:t>inspect</w:t>
+            </w:r>
+            <w:proofErr w:type="spellEnd"/>
+            <w:r>
+              <w:t xml:space="preserve"> meu-mongo</w:t>
+            </w:r>
+          </w:p>
+        </w:tc>
+        <w:tc>
+          <w:tcPr>
+            <w:tcW w:w="0" w:type="auto"/>
+            <w:tcBorders>
+              <w:top w:val="nil"/>
+              <w:left w:val="nil"/>
+              <w:bottom w:val="single" w:sz="6" w:space="0" w:color="525252"/>
+              <w:right w:val="nil"/>
+            </w:tcBorders>
+            <w:tcMar>
+              <w:top w:w="150" w:type="dxa"/>
+              <w:left w:w="150" w:type="dxa"/>
+              <w:bottom w:w="150" w:type="dxa"/>
+              <w:right w:w="150" w:type="dxa"/>
+            </w:tcMar>
+            <w:vAlign w:val="center"/>
+            <w:hideMark/>
+          </w:tcPr>
+          <w:p>
+            <w:r>
+              <w:t>Verifica se o contêiner está na rede correta</w:t>
+            </w:r>
+          </w:p>
+        </w:tc>
+      </w:tr>
+      <w:tr>
+        <w:tc>
+          <w:tcPr>
+            <w:tcW w:w="0" w:type="auto"/>
+            <w:tcBorders>
+              <w:top w:val="nil"/>
+              <w:left w:val="nil"/>
+              <w:bottom w:val="single" w:sz="6" w:space="0" w:color="525252"/>
+              <w:right w:val="nil"/>
+            </w:tcBorders>
+            <w:tcMar>
+              <w:top w:w="150" w:type="dxa"/>
+              <w:left w:w="0" w:type="dxa"/>
+              <w:bottom w:w="150" w:type="dxa"/>
+              <w:right w:w="150" w:type="dxa"/>
+            </w:tcMar>
+            <w:vAlign w:val="center"/>
+            <w:hideMark/>
+          </w:tcPr>
+          <w:p>
+            <w:proofErr w:type="spellStart"/>
+            <w:r>
+              <w:t>docker</w:t>
+            </w:r>
+            <w:proofErr w:type="spellEnd"/>
+            <w:r>
+              <w:t xml:space="preserve"> logs </w:t>
+            </w:r>
+            <w:proofErr w:type="spellStart"/>
+            <w:r>
+              <w:t>alurabooks</w:t>
+            </w:r>
+            <w:proofErr w:type="spellEnd"/>
+          </w:p>
+        </w:tc>
+        <w:tc>
+          <w:tcPr>
+            <w:tcW w:w="0" w:type="auto"/>
+            <w:tcBorders>
+              <w:top w:val="nil"/>
+              <w:left w:val="nil"/>
+              <w:bottom w:val="single" w:sz="6" w:space="0" w:color="525252"/>
+              <w:right w:val="nil"/>
+            </w:tcBorders>
+            <w:tcMar>
+              <w:top w:w="150" w:type="dxa"/>
+              <w:left w:w="150" w:type="dxa"/>
+              <w:bottom w:w="150" w:type="dxa"/>
+              <w:right w:w="150" w:type="dxa"/>
+            </w:tcMar>
+            <w:vAlign w:val="center"/>
+            <w:hideMark/>
+          </w:tcPr>
+          <w:p>
+            <w:r>
+              <w:t>Checa logs da aplicação em caso de erro</w:t>
+            </w:r>
+          </w:p>
+        </w:tc>
+      </w:tr>
+      <w:tr>
+        <w:tc>
+          <w:tcPr>
+            <w:tcW w:w="0" w:type="auto"/>
+            <w:tcBorders>
+              <w:top w:val="nil"/>
+              <w:left w:val="nil"/>
+              <w:bottom w:val="single" w:sz="6" w:space="0" w:color="525252"/>
+              <w:right w:val="nil"/>
+            </w:tcBorders>
+            <w:tcMar>
+              <w:top w:w="150" w:type="dxa"/>
+              <w:left w:w="0" w:type="dxa"/>
+              <w:bottom w:w="150" w:type="dxa"/>
+              <w:right w:w="150" w:type="dxa"/>
+            </w:tcMar>
+            <w:vAlign w:val="center"/>
+            <w:hideMark/>
+          </w:tcPr>
+          <w:p>
+            <w:pPr>
+              <w:rPr>
+                <w:lang w:val="en-US"/>
+              </w:rPr>
+            </w:pPr>
+            <w:r>
+              <w:rPr>
+                <w:lang w:val="en-US"/>
+              </w:rPr>
+              <w:t xml:space="preserve">docker network inspect </w:t>
+            </w:r>
+            <w:proofErr w:type="spellStart"/>
+            <w:r>
+              <w:rPr>
+                <w:lang w:val="en-US"/>
+              </w:rPr>
+              <w:t>minha</w:t>
+            </w:r>
+            <w:proofErr w:type="spellEnd"/>
+            <w:r>
+              <w:rPr>
+                <w:lang w:val="en-US"/>
+              </w:rPr>
+              <w:t>-bridge</w:t>
+            </w:r>
+          </w:p>
+        </w:tc>
+        <w:tc>
+          <w:tcPr>
+            <w:tcW w:w="0" w:type="auto"/>
+            <w:tcBorders>
+              <w:top w:val="nil"/>
+              <w:left w:val="nil"/>
+              <w:bottom w:val="single" w:sz="6" w:space="0" w:color="525252"/>
+              <w:right w:val="nil"/>
+            </w:tcBorders>
+            <w:tcMar>
+              <w:top w:w="150" w:type="dxa"/>
+              <w:left w:w="150" w:type="dxa"/>
+              <w:bottom w:w="150" w:type="dxa"/>
+              <w:right w:w="150" w:type="dxa"/>
+            </w:tcMar>
+            <w:vAlign w:val="center"/>
+            <w:hideMark/>
+          </w:tcPr>
+          <w:p>
+            <w:r>
+              <w:t>Mostra contêineres conectados à rede</w:t>
+            </w:r>
+          </w:p>
+        </w:tc>
+      </w:tr>
+    </w:tbl>
+    <w:p>
+      <w:r>
+        <w:pict w14:anchorId="1F15BCD1">
+          <v:rect id="_x0000_i1271" style="width:0;height:.75pt" o:hralign="center" o:hrstd="t" o:hrnoshade="t" o:hr="t" fillcolor="#f8faff" stroked="f"/>
+        </w:pict>
+      </w:r>
+    </w:p>
+    <w:p>
+      <w:pPr>
+        <w:pStyle w:val="Ttulo2"/>
+      </w:pPr>
+      <w:r>
+        <w:rPr>
+          <w:b/>
+          <w:bCs/>
+        </w:rPr>
+        <w:t>Conclusão</w:t>
+      </w:r>
+    </w:p>
+    <w:p>
+      <w:pPr>
+        <w:numPr>
+          <w:ilvl w:val="0"/>
+          <w:numId w:val="72"/>
+        </w:numPr>
+      </w:pPr>
+      <w:proofErr w:type="spellStart"/>
+      <w:r>
+        <w:rPr>
+          <w:b/>
+          <w:bCs/>
+        </w:rPr>
+        <w:t>User-defined</w:t>
+      </w:r>
+      <w:proofErr w:type="spellEnd"/>
+      <w:r>
+        <w:rPr>
+          <w:b/>
+          <w:bCs/>
+        </w:rPr>
+        <w:t xml:space="preserve"> bridge</w:t>
+      </w:r>
+      <w:r>
+        <w:t> é a melhor opção para comunicação estável entre contêineres.</w:t>
+      </w:r>
+    </w:p>
+    <w:p>
+      <w:pPr>
+        <w:numPr>
+          <w:ilvl w:val="0"/>
+          <w:numId w:val="72"/>
+        </w:numPr>
+      </w:pPr>
+      <w:proofErr w:type="spellStart"/>
+      <w:r>
+        <w:rPr>
+          <w:b/>
+          <w:bCs/>
+        </w:rPr>
+        <w:t>Hostnames</w:t>
+      </w:r>
+      <w:proofErr w:type="spellEnd"/>
+      <w:r>
+        <w:t xml:space="preserve"> são mais confiáveis que </w:t>
+      </w:r>
+      <w:proofErr w:type="spellStart"/>
+      <w:r>
+        <w:t>IPs</w:t>
+      </w:r>
+      <w:proofErr w:type="spellEnd"/>
+      <w:r>
+        <w:t xml:space="preserve"> dinâmicos.</w:t>
+      </w:r>
+    </w:p>
+    <w:p>
+      <w:pPr>
+        <w:numPr>
+          <w:ilvl w:val="0"/>
+          <w:numId w:val="72"/>
+        </w:numPr>
+      </w:pPr>
+      <w:r>
+        <w:rPr>
+          <w:b/>
+          <w:bCs/>
+        </w:rPr>
+        <w:t>Automatização</w:t>
+      </w:r>
+      <w:r>
+        <w:t> (com </w:t>
+      </w:r>
+      <w:proofErr w:type="spellStart"/>
+      <w:r>
+        <w:t>docker-compose</w:t>
+      </w:r>
+      <w:proofErr w:type="spellEnd"/>
+      <w:r>
+        <w:t>) é essencial para ambientes reais.</w:t>
+      </w:r>
+    </w:p>
+    <w:p>
+      <w:r>
+        <w:rPr>
+          <w:rFonts w:ascii="Segoe UI Emoji" w:hAnsi="Segoe UI Emoji" w:cs="Segoe UI Emoji"/>
+        </w:rPr>
+        <w:t>🚀</w:t>
+      </w:r>
+      <w:r>
+        <w:t> </w:t>
+      </w:r>
+      <w:r>
+        <w:rPr>
+          <w:b/>
+          <w:bCs/>
+        </w:rPr>
+        <w:t>No próximo vídeo:</w:t>
+      </w:r>
+      <w:r>
+        <w:t> Como simplificar esse processo com </w:t>
+      </w:r>
+      <w:proofErr w:type="spellStart"/>
+      <w:r>
+        <w:t>docker-compose</w:t>
+      </w:r>
+      <w:proofErr w:type="spellEnd"/>
+      <w:r>
+        <w:t>!</w:t>
       </w:r>
     </w:p>
     <w:p/>
@@ -25077,6 +29062,123 @@
 <file path=word/numbering.xml><?xml version="1.0" encoding="utf-8"?>
 <w:numbering xmlns:wpc="http://schemas.microsoft.com/office/word/2010/wordprocessingCanvas" xmlns:cx="http://schemas.microsoft.com/office/drawing/2014/chartex" xmlns:cx1="http://schemas.microsoft.com/office/drawing/2015/9/8/chartex" xmlns:cx2="http://schemas.microsoft.com/office/drawing/2015/10/21/chartex" xmlns:cx3="http://schemas.microsoft.com/office/drawing/2016/5/9/chartex" xmlns:cx4="http://schemas.microsoft.com/office/drawing/2016/5/10/chartex" xmlns:cx5="http://schemas.microsoft.com/office/drawing/2016/5/11/chartex" xmlns:cx6="http://schemas.microsoft.com/office/drawing/2016/5/12/chartex" xmlns:cx7="http://schemas.microsoft.com/office/drawing/2016/5/13/chartex" xmlns:cx8="http://schemas.microsoft.com/office/drawing/2016/5/14/chartex" xmlns:mc="http://schemas.openxmlformats.org/markup-compatibility/2006" xmlns:aink="http://schemas.microsoft.com/office/drawing/2016/ink" xmlns:am3d="http://schemas.microsoft.com/office/drawing/2017/model3d" xmlns:o="urn:schemas-microsoft-com:office:office" xmlns:oel="http://schemas.microsoft.com/office/2019/extlst" xmlns:r="http://schemas.openxmlformats.org/officeDocument/2006/relationships" xmlns:m="http://schemas.openxmlformats.org/officeDocument/2006/math" xmlns:v="urn:schemas-microsoft-com:vml" xmlns:wp14="http://schemas.microsoft.com/office/word/2010/wordprocessingDrawing" xmlns:wp="http://schemas.openxmlformats.org/drawingml/2006/wordprocessingDrawing" xmlns:w10="urn:schemas-microsoft-com:office:word" xmlns:w="http://schemas.openxmlformats.org/wordprocessingml/2006/main" xmlns:w14="http://schemas.microsoft.com/office/word/2010/wordml" xmlns:w15="http://schemas.microsoft.com/office/word/2012/wordml" xmlns:w16cex="http://schemas.microsoft.com/office/word/2018/wordml/cex" xmlns:w16cid="http://schemas.microsoft.com/office/word/2016/wordml/cid" xmlns:w16="http://schemas.microsoft.com/office/word/2018/wordml" xmlns:w16du="http://schemas.microsoft.com/office/word/2023/wordml/word16du" xmlns:w16sdtdh="http://schemas.microsoft.com/office/word/2020/wordml/sdtdatahash" xmlns:w16sdtfl="http://schemas.microsoft.com/office/word/2024/wordml/sdtformatlock" xmlns:w16se="http://schemas.microsoft.com/office/word/2015/wordml/symex" xmlns:wpg="http://schemas.microsoft.com/office/word/2010/wordprocessingGroup" xmlns:wpi="http://schemas.microsoft.com/office/word/2010/wordprocessingInk" xmlns:wne="http://schemas.microsoft.com/office/word/2006/wordml" xmlns:wps="http://schemas.microsoft.com/office/word/2010/wordprocessingShape" mc:Ignorable="w14 w15 w16se w16cid w16 w16cex w16sdtdh w16sdtfl w16du wp14">
   <w:abstractNum w:abstractNumId="0" w15:restartNumberingAfterBreak="0">
+    <w:nsid w:val="0157182D"/>
+    <w:multiLevelType w:val="multilevel"/>
+    <w:tmpl w:val="4142EBFA"/>
+    <w:lvl w:ilvl="0">
+      <w:start w:val="1"/>
+      <w:numFmt w:val="decimal"/>
+      <w:lvlText w:val="%1."/>
+      <w:lvlJc w:val="left"/>
+      <w:pPr>
+        <w:tabs>
+          <w:tab w:val="num" w:pos="720"/>
+        </w:tabs>
+        <w:ind w:left="720" w:hanging="360"/>
+      </w:pPr>
+    </w:lvl>
+    <w:lvl w:ilvl="1">
+      <w:start w:val="1"/>
+      <w:numFmt w:val="bullet"/>
+      <w:lvlText w:val="o"/>
+      <w:lvlJc w:val="left"/>
+      <w:pPr>
+        <w:tabs>
+          <w:tab w:val="num" w:pos="1440"/>
+        </w:tabs>
+        <w:ind w:left="1440" w:hanging="360"/>
+      </w:pPr>
+      <w:rPr>
+        <w:rFonts w:ascii="Courier New" w:hAnsi="Courier New" w:hint="default"/>
+        <w:sz w:val="20"/>
+      </w:rPr>
+    </w:lvl>
+    <w:lvl w:ilvl="2" w:tentative="1">
+      <w:start w:val="1"/>
+      <w:numFmt w:val="decimal"/>
+      <w:lvlText w:val="%3."/>
+      <w:lvlJc w:val="left"/>
+      <w:pPr>
+        <w:tabs>
+          <w:tab w:val="num" w:pos="2160"/>
+        </w:tabs>
+        <w:ind w:left="2160" w:hanging="360"/>
+      </w:pPr>
+    </w:lvl>
+    <w:lvl w:ilvl="3" w:tentative="1">
+      <w:start w:val="1"/>
+      <w:numFmt w:val="decimal"/>
+      <w:lvlText w:val="%4."/>
+      <w:lvlJc w:val="left"/>
+      <w:pPr>
+        <w:tabs>
+          <w:tab w:val="num" w:pos="2880"/>
+        </w:tabs>
+        <w:ind w:left="2880" w:hanging="360"/>
+      </w:pPr>
+    </w:lvl>
+    <w:lvl w:ilvl="4" w:tentative="1">
+      <w:start w:val="1"/>
+      <w:numFmt w:val="decimal"/>
+      <w:lvlText w:val="%5."/>
+      <w:lvlJc w:val="left"/>
+      <w:pPr>
+        <w:tabs>
+          <w:tab w:val="num" w:pos="3600"/>
+        </w:tabs>
+        <w:ind w:left="3600" w:hanging="360"/>
+      </w:pPr>
+    </w:lvl>
+    <w:lvl w:ilvl="5" w:tentative="1">
+      <w:start w:val="1"/>
+      <w:numFmt w:val="decimal"/>
+      <w:lvlText w:val="%6."/>
+      <w:lvlJc w:val="left"/>
+      <w:pPr>
+        <w:tabs>
+          <w:tab w:val="num" w:pos="4320"/>
+        </w:tabs>
+        <w:ind w:left="4320" w:hanging="360"/>
+      </w:pPr>
+    </w:lvl>
+    <w:lvl w:ilvl="6" w:tentative="1">
+      <w:start w:val="1"/>
+      <w:numFmt w:val="decimal"/>
+      <w:lvlText w:val="%7."/>
+      <w:lvlJc w:val="left"/>
+      <w:pPr>
+        <w:tabs>
+          <w:tab w:val="num" w:pos="5040"/>
+        </w:tabs>
+        <w:ind w:left="5040" w:hanging="360"/>
+      </w:pPr>
+    </w:lvl>
+    <w:lvl w:ilvl="7" w:tentative="1">
+      <w:start w:val="1"/>
+      <w:numFmt w:val="decimal"/>
+      <w:lvlText w:val="%8."/>
+      <w:lvlJc w:val="left"/>
+      <w:pPr>
+        <w:tabs>
+          <w:tab w:val="num" w:pos="5760"/>
+        </w:tabs>
+        <w:ind w:left="5760" w:hanging="360"/>
+      </w:pPr>
+    </w:lvl>
+    <w:lvl w:ilvl="8" w:tentative="1">
+      <w:start w:val="1"/>
+      <w:numFmt w:val="decimal"/>
+      <w:lvlText w:val="%9."/>
+      <w:lvlJc w:val="left"/>
+      <w:pPr>
+        <w:tabs>
+          <w:tab w:val="num" w:pos="6480"/>
+        </w:tabs>
+        <w:ind w:left="6480" w:hanging="360"/>
+      </w:pPr>
+    </w:lvl>
+  </w:abstractNum>
+  <w:abstractNum w:abstractNumId="1" w15:restartNumberingAfterBreak="0">
     <w:nsid w:val="021A59DF"/>
     <w:multiLevelType w:val="multilevel"/>
     <w:tmpl w:val="074C3EFC"/>
@@ -25225,7 +29327,7 @@
       </w:rPr>
     </w:lvl>
   </w:abstractNum>
-  <w:abstractNum w:abstractNumId="1" w15:restartNumberingAfterBreak="0">
+  <w:abstractNum w:abstractNumId="2" w15:restartNumberingAfterBreak="0">
     <w:nsid w:val="045156CF"/>
     <w:multiLevelType w:val="multilevel"/>
     <w:tmpl w:val="0C766D96"/>
@@ -25374,7 +29476,156 @@
       </w:rPr>
     </w:lvl>
   </w:abstractNum>
-  <w:abstractNum w:abstractNumId="2" w15:restartNumberingAfterBreak="0">
+  <w:abstractNum w:abstractNumId="3" w15:restartNumberingAfterBreak="0">
+    <w:nsid w:val="06E07C57"/>
+    <w:multiLevelType w:val="multilevel"/>
+    <w:tmpl w:val="E2AA3252"/>
+    <w:lvl w:ilvl="0">
+      <w:start w:val="1"/>
+      <w:numFmt w:val="bullet"/>
+      <w:lvlText w:val=""/>
+      <w:lvlJc w:val="left"/>
+      <w:pPr>
+        <w:tabs>
+          <w:tab w:val="num" w:pos="720"/>
+        </w:tabs>
+        <w:ind w:left="720" w:hanging="360"/>
+      </w:pPr>
+      <w:rPr>
+        <w:rFonts w:ascii="Symbol" w:hAnsi="Symbol" w:hint="default"/>
+        <w:sz w:val="20"/>
+      </w:rPr>
+    </w:lvl>
+    <w:lvl w:ilvl="1">
+      <w:start w:val="1"/>
+      <w:numFmt w:val="bullet"/>
+      <w:lvlText w:val="o"/>
+      <w:lvlJc w:val="left"/>
+      <w:pPr>
+        <w:tabs>
+          <w:tab w:val="num" w:pos="1440"/>
+        </w:tabs>
+        <w:ind w:left="1440" w:hanging="360"/>
+      </w:pPr>
+      <w:rPr>
+        <w:rFonts w:ascii="Courier New" w:hAnsi="Courier New" w:hint="default"/>
+        <w:sz w:val="20"/>
+      </w:rPr>
+    </w:lvl>
+    <w:lvl w:ilvl="2" w:tentative="1">
+      <w:start w:val="1"/>
+      <w:numFmt w:val="bullet"/>
+      <w:lvlText w:val=""/>
+      <w:lvlJc w:val="left"/>
+      <w:pPr>
+        <w:tabs>
+          <w:tab w:val="num" w:pos="2160"/>
+        </w:tabs>
+        <w:ind w:left="2160" w:hanging="360"/>
+      </w:pPr>
+      <w:rPr>
+        <w:rFonts w:ascii="Wingdings" w:hAnsi="Wingdings" w:hint="default"/>
+        <w:sz w:val="20"/>
+      </w:rPr>
+    </w:lvl>
+    <w:lvl w:ilvl="3" w:tentative="1">
+      <w:start w:val="1"/>
+      <w:numFmt w:val="bullet"/>
+      <w:lvlText w:val=""/>
+      <w:lvlJc w:val="left"/>
+      <w:pPr>
+        <w:tabs>
+          <w:tab w:val="num" w:pos="2880"/>
+        </w:tabs>
+        <w:ind w:left="2880" w:hanging="360"/>
+      </w:pPr>
+      <w:rPr>
+        <w:rFonts w:ascii="Wingdings" w:hAnsi="Wingdings" w:hint="default"/>
+        <w:sz w:val="20"/>
+      </w:rPr>
+    </w:lvl>
+    <w:lvl w:ilvl="4" w:tentative="1">
+      <w:start w:val="1"/>
+      <w:numFmt w:val="bullet"/>
+      <w:lvlText w:val=""/>
+      <w:lvlJc w:val="left"/>
+      <w:pPr>
+        <w:tabs>
+          <w:tab w:val="num" w:pos="3600"/>
+        </w:tabs>
+        <w:ind w:left="3600" w:hanging="360"/>
+      </w:pPr>
+      <w:rPr>
+        <w:rFonts w:ascii="Wingdings" w:hAnsi="Wingdings" w:hint="default"/>
+        <w:sz w:val="20"/>
+      </w:rPr>
+    </w:lvl>
+    <w:lvl w:ilvl="5" w:tentative="1">
+      <w:start w:val="1"/>
+      <w:numFmt w:val="bullet"/>
+      <w:lvlText w:val=""/>
+      <w:lvlJc w:val="left"/>
+      <w:pPr>
+        <w:tabs>
+          <w:tab w:val="num" w:pos="4320"/>
+        </w:tabs>
+        <w:ind w:left="4320" w:hanging="360"/>
+      </w:pPr>
+      <w:rPr>
+        <w:rFonts w:ascii="Wingdings" w:hAnsi="Wingdings" w:hint="default"/>
+        <w:sz w:val="20"/>
+      </w:rPr>
+    </w:lvl>
+    <w:lvl w:ilvl="6" w:tentative="1">
+      <w:start w:val="1"/>
+      <w:numFmt w:val="bullet"/>
+      <w:lvlText w:val=""/>
+      <w:lvlJc w:val="left"/>
+      <w:pPr>
+        <w:tabs>
+          <w:tab w:val="num" w:pos="5040"/>
+        </w:tabs>
+        <w:ind w:left="5040" w:hanging="360"/>
+      </w:pPr>
+      <w:rPr>
+        <w:rFonts w:ascii="Wingdings" w:hAnsi="Wingdings" w:hint="default"/>
+        <w:sz w:val="20"/>
+      </w:rPr>
+    </w:lvl>
+    <w:lvl w:ilvl="7" w:tentative="1">
+      <w:start w:val="1"/>
+      <w:numFmt w:val="bullet"/>
+      <w:lvlText w:val=""/>
+      <w:lvlJc w:val="left"/>
+      <w:pPr>
+        <w:tabs>
+          <w:tab w:val="num" w:pos="5760"/>
+        </w:tabs>
+        <w:ind w:left="5760" w:hanging="360"/>
+      </w:pPr>
+      <w:rPr>
+        <w:rFonts w:ascii="Wingdings" w:hAnsi="Wingdings" w:hint="default"/>
+        <w:sz w:val="20"/>
+      </w:rPr>
+    </w:lvl>
+    <w:lvl w:ilvl="8" w:tentative="1">
+      <w:start w:val="1"/>
+      <w:numFmt w:val="bullet"/>
+      <w:lvlText w:val=""/>
+      <w:lvlJc w:val="left"/>
+      <w:pPr>
+        <w:tabs>
+          <w:tab w:val="num" w:pos="6480"/>
+        </w:tabs>
+        <w:ind w:left="6480" w:hanging="360"/>
+      </w:pPr>
+      <w:rPr>
+        <w:rFonts w:ascii="Wingdings" w:hAnsi="Wingdings" w:hint="default"/>
+        <w:sz w:val="20"/>
+      </w:rPr>
+    </w:lvl>
+  </w:abstractNum>
+  <w:abstractNum w:abstractNumId="4" w15:restartNumberingAfterBreak="0">
     <w:nsid w:val="091755A1"/>
     <w:multiLevelType w:val="multilevel"/>
     <w:tmpl w:val="82603DD4"/>
@@ -25523,7 +29774,7 @@
       </w:rPr>
     </w:lvl>
   </w:abstractNum>
-  <w:abstractNum w:abstractNumId="3" w15:restartNumberingAfterBreak="0">
+  <w:abstractNum w:abstractNumId="5" w15:restartNumberingAfterBreak="0">
     <w:nsid w:val="09E135CA"/>
     <w:multiLevelType w:val="multilevel"/>
     <w:tmpl w:val="666E19BA"/>
@@ -25640,7 +29891,7 @@
       </w:pPr>
     </w:lvl>
   </w:abstractNum>
-  <w:abstractNum w:abstractNumId="4" w15:restartNumberingAfterBreak="0">
+  <w:abstractNum w:abstractNumId="6" w15:restartNumberingAfterBreak="0">
     <w:nsid w:val="0B253DA1"/>
     <w:multiLevelType w:val="multilevel"/>
     <w:tmpl w:val="2FA8C33E"/>
@@ -25789,7 +30040,7 @@
       </w:rPr>
     </w:lvl>
   </w:abstractNum>
-  <w:abstractNum w:abstractNumId="5" w15:restartNumberingAfterBreak="0">
+  <w:abstractNum w:abstractNumId="7" w15:restartNumberingAfterBreak="0">
     <w:nsid w:val="0C875914"/>
     <w:multiLevelType w:val="multilevel"/>
     <w:tmpl w:val="1A080888"/>
@@ -25938,7 +30189,7 @@
       </w:rPr>
     </w:lvl>
   </w:abstractNum>
-  <w:abstractNum w:abstractNumId="6" w15:restartNumberingAfterBreak="0">
+  <w:abstractNum w:abstractNumId="8" w15:restartNumberingAfterBreak="0">
     <w:nsid w:val="0DE95147"/>
     <w:multiLevelType w:val="multilevel"/>
     <w:tmpl w:val="C5165D48"/>
@@ -26087,7 +30338,7 @@
       </w:rPr>
     </w:lvl>
   </w:abstractNum>
-  <w:abstractNum w:abstractNumId="7" w15:restartNumberingAfterBreak="0">
+  <w:abstractNum w:abstractNumId="9" w15:restartNumberingAfterBreak="0">
     <w:nsid w:val="0E5867C6"/>
     <w:multiLevelType w:val="multilevel"/>
     <w:tmpl w:val="B6F2EE52"/>
@@ -26208,7 +30459,156 @@
       </w:pPr>
     </w:lvl>
   </w:abstractNum>
-  <w:abstractNum w:abstractNumId="8" w15:restartNumberingAfterBreak="0">
+  <w:abstractNum w:abstractNumId="10" w15:restartNumberingAfterBreak="0">
+    <w:nsid w:val="0E9A626F"/>
+    <w:multiLevelType w:val="multilevel"/>
+    <w:tmpl w:val="F05EF214"/>
+    <w:lvl w:ilvl="0">
+      <w:start w:val="1"/>
+      <w:numFmt w:val="bullet"/>
+      <w:lvlText w:val=""/>
+      <w:lvlJc w:val="left"/>
+      <w:pPr>
+        <w:tabs>
+          <w:tab w:val="num" w:pos="720"/>
+        </w:tabs>
+        <w:ind w:left="720" w:hanging="360"/>
+      </w:pPr>
+      <w:rPr>
+        <w:rFonts w:ascii="Symbol" w:hAnsi="Symbol" w:hint="default"/>
+        <w:sz w:val="20"/>
+      </w:rPr>
+    </w:lvl>
+    <w:lvl w:ilvl="1">
+      <w:start w:val="1"/>
+      <w:numFmt w:val="bullet"/>
+      <w:lvlText w:val="o"/>
+      <w:lvlJc w:val="left"/>
+      <w:pPr>
+        <w:tabs>
+          <w:tab w:val="num" w:pos="1440"/>
+        </w:tabs>
+        <w:ind w:left="1440" w:hanging="360"/>
+      </w:pPr>
+      <w:rPr>
+        <w:rFonts w:ascii="Courier New" w:hAnsi="Courier New" w:hint="default"/>
+        <w:sz w:val="20"/>
+      </w:rPr>
+    </w:lvl>
+    <w:lvl w:ilvl="2" w:tentative="1">
+      <w:start w:val="1"/>
+      <w:numFmt w:val="bullet"/>
+      <w:lvlText w:val=""/>
+      <w:lvlJc w:val="left"/>
+      <w:pPr>
+        <w:tabs>
+          <w:tab w:val="num" w:pos="2160"/>
+        </w:tabs>
+        <w:ind w:left="2160" w:hanging="360"/>
+      </w:pPr>
+      <w:rPr>
+        <w:rFonts w:ascii="Wingdings" w:hAnsi="Wingdings" w:hint="default"/>
+        <w:sz w:val="20"/>
+      </w:rPr>
+    </w:lvl>
+    <w:lvl w:ilvl="3" w:tentative="1">
+      <w:start w:val="1"/>
+      <w:numFmt w:val="bullet"/>
+      <w:lvlText w:val=""/>
+      <w:lvlJc w:val="left"/>
+      <w:pPr>
+        <w:tabs>
+          <w:tab w:val="num" w:pos="2880"/>
+        </w:tabs>
+        <w:ind w:left="2880" w:hanging="360"/>
+      </w:pPr>
+      <w:rPr>
+        <w:rFonts w:ascii="Wingdings" w:hAnsi="Wingdings" w:hint="default"/>
+        <w:sz w:val="20"/>
+      </w:rPr>
+    </w:lvl>
+    <w:lvl w:ilvl="4" w:tentative="1">
+      <w:start w:val="1"/>
+      <w:numFmt w:val="bullet"/>
+      <w:lvlText w:val=""/>
+      <w:lvlJc w:val="left"/>
+      <w:pPr>
+        <w:tabs>
+          <w:tab w:val="num" w:pos="3600"/>
+        </w:tabs>
+        <w:ind w:left="3600" w:hanging="360"/>
+      </w:pPr>
+      <w:rPr>
+        <w:rFonts w:ascii="Wingdings" w:hAnsi="Wingdings" w:hint="default"/>
+        <w:sz w:val="20"/>
+      </w:rPr>
+    </w:lvl>
+    <w:lvl w:ilvl="5" w:tentative="1">
+      <w:start w:val="1"/>
+      <w:numFmt w:val="bullet"/>
+      <w:lvlText w:val=""/>
+      <w:lvlJc w:val="left"/>
+      <w:pPr>
+        <w:tabs>
+          <w:tab w:val="num" w:pos="4320"/>
+        </w:tabs>
+        <w:ind w:left="4320" w:hanging="360"/>
+      </w:pPr>
+      <w:rPr>
+        <w:rFonts w:ascii="Wingdings" w:hAnsi="Wingdings" w:hint="default"/>
+        <w:sz w:val="20"/>
+      </w:rPr>
+    </w:lvl>
+    <w:lvl w:ilvl="6" w:tentative="1">
+      <w:start w:val="1"/>
+      <w:numFmt w:val="bullet"/>
+      <w:lvlText w:val=""/>
+      <w:lvlJc w:val="left"/>
+      <w:pPr>
+        <w:tabs>
+          <w:tab w:val="num" w:pos="5040"/>
+        </w:tabs>
+        <w:ind w:left="5040" w:hanging="360"/>
+      </w:pPr>
+      <w:rPr>
+        <w:rFonts w:ascii="Wingdings" w:hAnsi="Wingdings" w:hint="default"/>
+        <w:sz w:val="20"/>
+      </w:rPr>
+    </w:lvl>
+    <w:lvl w:ilvl="7" w:tentative="1">
+      <w:start w:val="1"/>
+      <w:numFmt w:val="bullet"/>
+      <w:lvlText w:val=""/>
+      <w:lvlJc w:val="left"/>
+      <w:pPr>
+        <w:tabs>
+          <w:tab w:val="num" w:pos="5760"/>
+        </w:tabs>
+        <w:ind w:left="5760" w:hanging="360"/>
+      </w:pPr>
+      <w:rPr>
+        <w:rFonts w:ascii="Wingdings" w:hAnsi="Wingdings" w:hint="default"/>
+        <w:sz w:val="20"/>
+      </w:rPr>
+    </w:lvl>
+    <w:lvl w:ilvl="8" w:tentative="1">
+      <w:start w:val="1"/>
+      <w:numFmt w:val="bullet"/>
+      <w:lvlText w:val=""/>
+      <w:lvlJc w:val="left"/>
+      <w:pPr>
+        <w:tabs>
+          <w:tab w:val="num" w:pos="6480"/>
+        </w:tabs>
+        <w:ind w:left="6480" w:hanging="360"/>
+      </w:pPr>
+      <w:rPr>
+        <w:rFonts w:ascii="Wingdings" w:hAnsi="Wingdings" w:hint="default"/>
+        <w:sz w:val="20"/>
+      </w:rPr>
+    </w:lvl>
+  </w:abstractNum>
+  <w:abstractNum w:abstractNumId="11" w15:restartNumberingAfterBreak="0">
     <w:nsid w:val="0ED94B04"/>
     <w:multiLevelType w:val="multilevel"/>
     <w:tmpl w:val="5C14CA2E"/>
@@ -26357,7 +30757,7 @@
       </w:rPr>
     </w:lvl>
   </w:abstractNum>
-  <w:abstractNum w:abstractNumId="9" w15:restartNumberingAfterBreak="0">
+  <w:abstractNum w:abstractNumId="12" w15:restartNumberingAfterBreak="0">
     <w:nsid w:val="12A20686"/>
     <w:multiLevelType w:val="multilevel"/>
     <w:tmpl w:val="03B0BCC2"/>
@@ -26506,7 +30906,7 @@
       </w:rPr>
     </w:lvl>
   </w:abstractNum>
-  <w:abstractNum w:abstractNumId="10" w15:restartNumberingAfterBreak="0">
+  <w:abstractNum w:abstractNumId="13" w15:restartNumberingAfterBreak="0">
     <w:nsid w:val="141F0BF5"/>
     <w:multiLevelType w:val="multilevel"/>
     <w:tmpl w:val="B96852A6"/>
@@ -26655,7 +31055,7 @@
       </w:rPr>
     </w:lvl>
   </w:abstractNum>
-  <w:abstractNum w:abstractNumId="11" w15:restartNumberingAfterBreak="0">
+  <w:abstractNum w:abstractNumId="14" w15:restartNumberingAfterBreak="0">
     <w:nsid w:val="14DC6FCA"/>
     <w:multiLevelType w:val="multilevel"/>
     <w:tmpl w:val="F0603418"/>
@@ -26772,7 +31172,7 @@
       </w:pPr>
     </w:lvl>
   </w:abstractNum>
-  <w:abstractNum w:abstractNumId="12" w15:restartNumberingAfterBreak="0">
+  <w:abstractNum w:abstractNumId="15" w15:restartNumberingAfterBreak="0">
     <w:nsid w:val="17524BC1"/>
     <w:multiLevelType w:val="multilevel"/>
     <w:tmpl w:val="FBB853B8"/>
@@ -26893,7 +31293,7 @@
       </w:pPr>
     </w:lvl>
   </w:abstractNum>
-  <w:abstractNum w:abstractNumId="13" w15:restartNumberingAfterBreak="0">
+  <w:abstractNum w:abstractNumId="16" w15:restartNumberingAfterBreak="0">
     <w:nsid w:val="177770FA"/>
     <w:multiLevelType w:val="multilevel"/>
     <w:tmpl w:val="0F349A06"/>
@@ -27042,7 +31442,7 @@
       </w:rPr>
     </w:lvl>
   </w:abstractNum>
-  <w:abstractNum w:abstractNumId="14" w15:restartNumberingAfterBreak="0">
+  <w:abstractNum w:abstractNumId="17" w15:restartNumberingAfterBreak="0">
     <w:nsid w:val="186F1F9C"/>
     <w:multiLevelType w:val="multilevel"/>
     <w:tmpl w:val="A060FB62"/>
@@ -27191,7 +31591,7 @@
       </w:rPr>
     </w:lvl>
   </w:abstractNum>
-  <w:abstractNum w:abstractNumId="15" w15:restartNumberingAfterBreak="0">
+  <w:abstractNum w:abstractNumId="18" w15:restartNumberingAfterBreak="0">
     <w:nsid w:val="19AF72FB"/>
     <w:multiLevelType w:val="multilevel"/>
     <w:tmpl w:val="D42E7E6A"/>
@@ -27340,7 +31740,7 @@
       </w:rPr>
     </w:lvl>
   </w:abstractNum>
-  <w:abstractNum w:abstractNumId="16" w15:restartNumberingAfterBreak="0">
+  <w:abstractNum w:abstractNumId="19" w15:restartNumberingAfterBreak="0">
     <w:nsid w:val="1DA44FE3"/>
     <w:multiLevelType w:val="multilevel"/>
     <w:tmpl w:val="0F9E92A8"/>
@@ -27489,7 +31889,7 @@
       </w:rPr>
     </w:lvl>
   </w:abstractNum>
-  <w:abstractNum w:abstractNumId="17" w15:restartNumberingAfterBreak="0">
+  <w:abstractNum w:abstractNumId="20" w15:restartNumberingAfterBreak="0">
     <w:nsid w:val="21A6187B"/>
     <w:multiLevelType w:val="multilevel"/>
     <w:tmpl w:val="9DDC6B78"/>
@@ -27638,7 +32038,156 @@
       </w:rPr>
     </w:lvl>
   </w:abstractNum>
-  <w:abstractNum w:abstractNumId="18" w15:restartNumberingAfterBreak="0">
+  <w:abstractNum w:abstractNumId="21" w15:restartNumberingAfterBreak="0">
+    <w:nsid w:val="21F61CA1"/>
+    <w:multiLevelType w:val="multilevel"/>
+    <w:tmpl w:val="055C0834"/>
+    <w:lvl w:ilvl="0">
+      <w:start w:val="1"/>
+      <w:numFmt w:val="bullet"/>
+      <w:lvlText w:val=""/>
+      <w:lvlJc w:val="left"/>
+      <w:pPr>
+        <w:tabs>
+          <w:tab w:val="num" w:pos="720"/>
+        </w:tabs>
+        <w:ind w:left="720" w:hanging="360"/>
+      </w:pPr>
+      <w:rPr>
+        <w:rFonts w:ascii="Symbol" w:hAnsi="Symbol" w:hint="default"/>
+        <w:sz w:val="20"/>
+      </w:rPr>
+    </w:lvl>
+    <w:lvl w:ilvl="1" w:tentative="1">
+      <w:start w:val="1"/>
+      <w:numFmt w:val="bullet"/>
+      <w:lvlText w:val="o"/>
+      <w:lvlJc w:val="left"/>
+      <w:pPr>
+        <w:tabs>
+          <w:tab w:val="num" w:pos="1440"/>
+        </w:tabs>
+        <w:ind w:left="1440" w:hanging="360"/>
+      </w:pPr>
+      <w:rPr>
+        <w:rFonts w:ascii="Courier New" w:hAnsi="Courier New" w:hint="default"/>
+        <w:sz w:val="20"/>
+      </w:rPr>
+    </w:lvl>
+    <w:lvl w:ilvl="2" w:tentative="1">
+      <w:start w:val="1"/>
+      <w:numFmt w:val="bullet"/>
+      <w:lvlText w:val=""/>
+      <w:lvlJc w:val="left"/>
+      <w:pPr>
+        <w:tabs>
+          <w:tab w:val="num" w:pos="2160"/>
+        </w:tabs>
+        <w:ind w:left="2160" w:hanging="360"/>
+      </w:pPr>
+      <w:rPr>
+        <w:rFonts w:ascii="Wingdings" w:hAnsi="Wingdings" w:hint="default"/>
+        <w:sz w:val="20"/>
+      </w:rPr>
+    </w:lvl>
+    <w:lvl w:ilvl="3" w:tentative="1">
+      <w:start w:val="1"/>
+      <w:numFmt w:val="bullet"/>
+      <w:lvlText w:val=""/>
+      <w:lvlJc w:val="left"/>
+      <w:pPr>
+        <w:tabs>
+          <w:tab w:val="num" w:pos="2880"/>
+        </w:tabs>
+        <w:ind w:left="2880" w:hanging="360"/>
+      </w:pPr>
+      <w:rPr>
+        <w:rFonts w:ascii="Wingdings" w:hAnsi="Wingdings" w:hint="default"/>
+        <w:sz w:val="20"/>
+      </w:rPr>
+    </w:lvl>
+    <w:lvl w:ilvl="4" w:tentative="1">
+      <w:start w:val="1"/>
+      <w:numFmt w:val="bullet"/>
+      <w:lvlText w:val=""/>
+      <w:lvlJc w:val="left"/>
+      <w:pPr>
+        <w:tabs>
+          <w:tab w:val="num" w:pos="3600"/>
+        </w:tabs>
+        <w:ind w:left="3600" w:hanging="360"/>
+      </w:pPr>
+      <w:rPr>
+        <w:rFonts w:ascii="Wingdings" w:hAnsi="Wingdings" w:hint="default"/>
+        <w:sz w:val="20"/>
+      </w:rPr>
+    </w:lvl>
+    <w:lvl w:ilvl="5" w:tentative="1">
+      <w:start w:val="1"/>
+      <w:numFmt w:val="bullet"/>
+      <w:lvlText w:val=""/>
+      <w:lvlJc w:val="left"/>
+      <w:pPr>
+        <w:tabs>
+          <w:tab w:val="num" w:pos="4320"/>
+        </w:tabs>
+        <w:ind w:left="4320" w:hanging="360"/>
+      </w:pPr>
+      <w:rPr>
+        <w:rFonts w:ascii="Wingdings" w:hAnsi="Wingdings" w:hint="default"/>
+        <w:sz w:val="20"/>
+      </w:rPr>
+    </w:lvl>
+    <w:lvl w:ilvl="6" w:tentative="1">
+      <w:start w:val="1"/>
+      <w:numFmt w:val="bullet"/>
+      <w:lvlText w:val=""/>
+      <w:lvlJc w:val="left"/>
+      <w:pPr>
+        <w:tabs>
+          <w:tab w:val="num" w:pos="5040"/>
+        </w:tabs>
+        <w:ind w:left="5040" w:hanging="360"/>
+      </w:pPr>
+      <w:rPr>
+        <w:rFonts w:ascii="Wingdings" w:hAnsi="Wingdings" w:hint="default"/>
+        <w:sz w:val="20"/>
+      </w:rPr>
+    </w:lvl>
+    <w:lvl w:ilvl="7" w:tentative="1">
+      <w:start w:val="1"/>
+      <w:numFmt w:val="bullet"/>
+      <w:lvlText w:val=""/>
+      <w:lvlJc w:val="left"/>
+      <w:pPr>
+        <w:tabs>
+          <w:tab w:val="num" w:pos="5760"/>
+        </w:tabs>
+        <w:ind w:left="5760" w:hanging="360"/>
+      </w:pPr>
+      <w:rPr>
+        <w:rFonts w:ascii="Wingdings" w:hAnsi="Wingdings" w:hint="default"/>
+        <w:sz w:val="20"/>
+      </w:rPr>
+    </w:lvl>
+    <w:lvl w:ilvl="8" w:tentative="1">
+      <w:start w:val="1"/>
+      <w:numFmt w:val="bullet"/>
+      <w:lvlText w:val=""/>
+      <w:lvlJc w:val="left"/>
+      <w:pPr>
+        <w:tabs>
+          <w:tab w:val="num" w:pos="6480"/>
+        </w:tabs>
+        <w:ind w:left="6480" w:hanging="360"/>
+      </w:pPr>
+      <w:rPr>
+        <w:rFonts w:ascii="Wingdings" w:hAnsi="Wingdings" w:hint="default"/>
+        <w:sz w:val="20"/>
+      </w:rPr>
+    </w:lvl>
+  </w:abstractNum>
+  <w:abstractNum w:abstractNumId="22" w15:restartNumberingAfterBreak="0">
     <w:nsid w:val="223344EE"/>
     <w:multiLevelType w:val="multilevel"/>
     <w:tmpl w:val="67AE0260"/>
@@ -27787,7 +32336,156 @@
       </w:rPr>
     </w:lvl>
   </w:abstractNum>
-  <w:abstractNum w:abstractNumId="19" w15:restartNumberingAfterBreak="0">
+  <w:abstractNum w:abstractNumId="23" w15:restartNumberingAfterBreak="0">
+    <w:nsid w:val="2513727D"/>
+    <w:multiLevelType w:val="multilevel"/>
+    <w:tmpl w:val="E3606264"/>
+    <w:lvl w:ilvl="0">
+      <w:start w:val="1"/>
+      <w:numFmt w:val="bullet"/>
+      <w:lvlText w:val=""/>
+      <w:lvlJc w:val="left"/>
+      <w:pPr>
+        <w:tabs>
+          <w:tab w:val="num" w:pos="720"/>
+        </w:tabs>
+        <w:ind w:left="720" w:hanging="360"/>
+      </w:pPr>
+      <w:rPr>
+        <w:rFonts w:ascii="Symbol" w:hAnsi="Symbol" w:hint="default"/>
+        <w:sz w:val="20"/>
+      </w:rPr>
+    </w:lvl>
+    <w:lvl w:ilvl="1" w:tentative="1">
+      <w:start w:val="1"/>
+      <w:numFmt w:val="bullet"/>
+      <w:lvlText w:val="o"/>
+      <w:lvlJc w:val="left"/>
+      <w:pPr>
+        <w:tabs>
+          <w:tab w:val="num" w:pos="1440"/>
+        </w:tabs>
+        <w:ind w:left="1440" w:hanging="360"/>
+      </w:pPr>
+      <w:rPr>
+        <w:rFonts w:ascii="Courier New" w:hAnsi="Courier New" w:hint="default"/>
+        <w:sz w:val="20"/>
+      </w:rPr>
+    </w:lvl>
+    <w:lvl w:ilvl="2" w:tentative="1">
+      <w:start w:val="1"/>
+      <w:numFmt w:val="bullet"/>
+      <w:lvlText w:val=""/>
+      <w:lvlJc w:val="left"/>
+      <w:pPr>
+        <w:tabs>
+          <w:tab w:val="num" w:pos="2160"/>
+        </w:tabs>
+        <w:ind w:left="2160" w:hanging="360"/>
+      </w:pPr>
+      <w:rPr>
+        <w:rFonts w:ascii="Wingdings" w:hAnsi="Wingdings" w:hint="default"/>
+        <w:sz w:val="20"/>
+      </w:rPr>
+    </w:lvl>
+    <w:lvl w:ilvl="3" w:tentative="1">
+      <w:start w:val="1"/>
+      <w:numFmt w:val="bullet"/>
+      <w:lvlText w:val=""/>
+      <w:lvlJc w:val="left"/>
+      <w:pPr>
+        <w:tabs>
+          <w:tab w:val="num" w:pos="2880"/>
+        </w:tabs>
+        <w:ind w:left="2880" w:hanging="360"/>
+      </w:pPr>
+      <w:rPr>
+        <w:rFonts w:ascii="Wingdings" w:hAnsi="Wingdings" w:hint="default"/>
+        <w:sz w:val="20"/>
+      </w:rPr>
+    </w:lvl>
+    <w:lvl w:ilvl="4" w:tentative="1">
+      <w:start w:val="1"/>
+      <w:numFmt w:val="bullet"/>
+      <w:lvlText w:val=""/>
+      <w:lvlJc w:val="left"/>
+      <w:pPr>
+        <w:tabs>
+          <w:tab w:val="num" w:pos="3600"/>
+        </w:tabs>
+        <w:ind w:left="3600" w:hanging="360"/>
+      </w:pPr>
+      <w:rPr>
+        <w:rFonts w:ascii="Wingdings" w:hAnsi="Wingdings" w:hint="default"/>
+        <w:sz w:val="20"/>
+      </w:rPr>
+    </w:lvl>
+    <w:lvl w:ilvl="5" w:tentative="1">
+      <w:start w:val="1"/>
+      <w:numFmt w:val="bullet"/>
+      <w:lvlText w:val=""/>
+      <w:lvlJc w:val="left"/>
+      <w:pPr>
+        <w:tabs>
+          <w:tab w:val="num" w:pos="4320"/>
+        </w:tabs>
+        <w:ind w:left="4320" w:hanging="360"/>
+      </w:pPr>
+      <w:rPr>
+        <w:rFonts w:ascii="Wingdings" w:hAnsi="Wingdings" w:hint="default"/>
+        <w:sz w:val="20"/>
+      </w:rPr>
+    </w:lvl>
+    <w:lvl w:ilvl="6" w:tentative="1">
+      <w:start w:val="1"/>
+      <w:numFmt w:val="bullet"/>
+      <w:lvlText w:val=""/>
+      <w:lvlJc w:val="left"/>
+      <w:pPr>
+        <w:tabs>
+          <w:tab w:val="num" w:pos="5040"/>
+        </w:tabs>
+        <w:ind w:left="5040" w:hanging="360"/>
+      </w:pPr>
+      <w:rPr>
+        <w:rFonts w:ascii="Wingdings" w:hAnsi="Wingdings" w:hint="default"/>
+        <w:sz w:val="20"/>
+      </w:rPr>
+    </w:lvl>
+    <w:lvl w:ilvl="7" w:tentative="1">
+      <w:start w:val="1"/>
+      <w:numFmt w:val="bullet"/>
+      <w:lvlText w:val=""/>
+      <w:lvlJc w:val="left"/>
+      <w:pPr>
+        <w:tabs>
+          <w:tab w:val="num" w:pos="5760"/>
+        </w:tabs>
+        <w:ind w:left="5760" w:hanging="360"/>
+      </w:pPr>
+      <w:rPr>
+        <w:rFonts w:ascii="Wingdings" w:hAnsi="Wingdings" w:hint="default"/>
+        <w:sz w:val="20"/>
+      </w:rPr>
+    </w:lvl>
+    <w:lvl w:ilvl="8" w:tentative="1">
+      <w:start w:val="1"/>
+      <w:numFmt w:val="bullet"/>
+      <w:lvlText w:val=""/>
+      <w:lvlJc w:val="left"/>
+      <w:pPr>
+        <w:tabs>
+          <w:tab w:val="num" w:pos="6480"/>
+        </w:tabs>
+        <w:ind w:left="6480" w:hanging="360"/>
+      </w:pPr>
+      <w:rPr>
+        <w:rFonts w:ascii="Wingdings" w:hAnsi="Wingdings" w:hint="default"/>
+        <w:sz w:val="20"/>
+      </w:rPr>
+    </w:lvl>
+  </w:abstractNum>
+  <w:abstractNum w:abstractNumId="24" w15:restartNumberingAfterBreak="0">
     <w:nsid w:val="260D6D02"/>
     <w:multiLevelType w:val="multilevel"/>
     <w:tmpl w:val="66FC49FC"/>
@@ -27900,7 +32598,7 @@
       </w:pPr>
     </w:lvl>
   </w:abstractNum>
-  <w:abstractNum w:abstractNumId="20" w15:restartNumberingAfterBreak="0">
+  <w:abstractNum w:abstractNumId="25" w15:restartNumberingAfterBreak="0">
     <w:nsid w:val="270B0AFC"/>
     <w:multiLevelType w:val="multilevel"/>
     <w:tmpl w:val="4C76D080"/>
@@ -28049,7 +32747,7 @@
       </w:rPr>
     </w:lvl>
   </w:abstractNum>
-  <w:abstractNum w:abstractNumId="21" w15:restartNumberingAfterBreak="0">
+  <w:abstractNum w:abstractNumId="26" w15:restartNumberingAfterBreak="0">
     <w:nsid w:val="2CF26AB7"/>
     <w:multiLevelType w:val="multilevel"/>
     <w:tmpl w:val="59766EFC"/>
@@ -28166,7 +32864,156 @@
       </w:pPr>
     </w:lvl>
   </w:abstractNum>
-  <w:abstractNum w:abstractNumId="22" w15:restartNumberingAfterBreak="0">
+  <w:abstractNum w:abstractNumId="27" w15:restartNumberingAfterBreak="0">
+    <w:nsid w:val="2DA67002"/>
+    <w:multiLevelType w:val="multilevel"/>
+    <w:tmpl w:val="9D8A2262"/>
+    <w:lvl w:ilvl="0">
+      <w:start w:val="1"/>
+      <w:numFmt w:val="bullet"/>
+      <w:lvlText w:val=""/>
+      <w:lvlJc w:val="left"/>
+      <w:pPr>
+        <w:tabs>
+          <w:tab w:val="num" w:pos="720"/>
+        </w:tabs>
+        <w:ind w:left="720" w:hanging="360"/>
+      </w:pPr>
+      <w:rPr>
+        <w:rFonts w:ascii="Symbol" w:hAnsi="Symbol" w:hint="default"/>
+        <w:sz w:val="20"/>
+      </w:rPr>
+    </w:lvl>
+    <w:lvl w:ilvl="1" w:tentative="1">
+      <w:start w:val="1"/>
+      <w:numFmt w:val="bullet"/>
+      <w:lvlText w:val="o"/>
+      <w:lvlJc w:val="left"/>
+      <w:pPr>
+        <w:tabs>
+          <w:tab w:val="num" w:pos="1440"/>
+        </w:tabs>
+        <w:ind w:left="1440" w:hanging="360"/>
+      </w:pPr>
+      <w:rPr>
+        <w:rFonts w:ascii="Courier New" w:hAnsi="Courier New" w:hint="default"/>
+        <w:sz w:val="20"/>
+      </w:rPr>
+    </w:lvl>
+    <w:lvl w:ilvl="2" w:tentative="1">
+      <w:start w:val="1"/>
+      <w:numFmt w:val="bullet"/>
+      <w:lvlText w:val=""/>
+      <w:lvlJc w:val="left"/>
+      <w:pPr>
+        <w:tabs>
+          <w:tab w:val="num" w:pos="2160"/>
+        </w:tabs>
+        <w:ind w:left="2160" w:hanging="360"/>
+      </w:pPr>
+      <w:rPr>
+        <w:rFonts w:ascii="Wingdings" w:hAnsi="Wingdings" w:hint="default"/>
+        <w:sz w:val="20"/>
+      </w:rPr>
+    </w:lvl>
+    <w:lvl w:ilvl="3" w:tentative="1">
+      <w:start w:val="1"/>
+      <w:numFmt w:val="bullet"/>
+      <w:lvlText w:val=""/>
+      <w:lvlJc w:val="left"/>
+      <w:pPr>
+        <w:tabs>
+          <w:tab w:val="num" w:pos="2880"/>
+        </w:tabs>
+        <w:ind w:left="2880" w:hanging="360"/>
+      </w:pPr>
+      <w:rPr>
+        <w:rFonts w:ascii="Wingdings" w:hAnsi="Wingdings" w:hint="default"/>
+        <w:sz w:val="20"/>
+      </w:rPr>
+    </w:lvl>
+    <w:lvl w:ilvl="4" w:tentative="1">
+      <w:start w:val="1"/>
+      <w:numFmt w:val="bullet"/>
+      <w:lvlText w:val=""/>
+      <w:lvlJc w:val="left"/>
+      <w:pPr>
+        <w:tabs>
+          <w:tab w:val="num" w:pos="3600"/>
+        </w:tabs>
+        <w:ind w:left="3600" w:hanging="360"/>
+      </w:pPr>
+      <w:rPr>
+        <w:rFonts w:ascii="Wingdings" w:hAnsi="Wingdings" w:hint="default"/>
+        <w:sz w:val="20"/>
+      </w:rPr>
+    </w:lvl>
+    <w:lvl w:ilvl="5" w:tentative="1">
+      <w:start w:val="1"/>
+      <w:numFmt w:val="bullet"/>
+      <w:lvlText w:val=""/>
+      <w:lvlJc w:val="left"/>
+      <w:pPr>
+        <w:tabs>
+          <w:tab w:val="num" w:pos="4320"/>
+        </w:tabs>
+        <w:ind w:left="4320" w:hanging="360"/>
+      </w:pPr>
+      <w:rPr>
+        <w:rFonts w:ascii="Wingdings" w:hAnsi="Wingdings" w:hint="default"/>
+        <w:sz w:val="20"/>
+      </w:rPr>
+    </w:lvl>
+    <w:lvl w:ilvl="6" w:tentative="1">
+      <w:start w:val="1"/>
+      <w:numFmt w:val="bullet"/>
+      <w:lvlText w:val=""/>
+      <w:lvlJc w:val="left"/>
+      <w:pPr>
+        <w:tabs>
+          <w:tab w:val="num" w:pos="5040"/>
+        </w:tabs>
+        <w:ind w:left="5040" w:hanging="360"/>
+      </w:pPr>
+      <w:rPr>
+        <w:rFonts w:ascii="Wingdings" w:hAnsi="Wingdings" w:hint="default"/>
+        <w:sz w:val="20"/>
+      </w:rPr>
+    </w:lvl>
+    <w:lvl w:ilvl="7" w:tentative="1">
+      <w:start w:val="1"/>
+      <w:numFmt w:val="bullet"/>
+      <w:lvlText w:val=""/>
+      <w:lvlJc w:val="left"/>
+      <w:pPr>
+        <w:tabs>
+          <w:tab w:val="num" w:pos="5760"/>
+        </w:tabs>
+        <w:ind w:left="5760" w:hanging="360"/>
+      </w:pPr>
+      <w:rPr>
+        <w:rFonts w:ascii="Wingdings" w:hAnsi="Wingdings" w:hint="default"/>
+        <w:sz w:val="20"/>
+      </w:rPr>
+    </w:lvl>
+    <w:lvl w:ilvl="8" w:tentative="1">
+      <w:start w:val="1"/>
+      <w:numFmt w:val="bullet"/>
+      <w:lvlText w:val=""/>
+      <w:lvlJc w:val="left"/>
+      <w:pPr>
+        <w:tabs>
+          <w:tab w:val="num" w:pos="6480"/>
+        </w:tabs>
+        <w:ind w:left="6480" w:hanging="360"/>
+      </w:pPr>
+      <w:rPr>
+        <w:rFonts w:ascii="Wingdings" w:hAnsi="Wingdings" w:hint="default"/>
+        <w:sz w:val="20"/>
+      </w:rPr>
+    </w:lvl>
+  </w:abstractNum>
+  <w:abstractNum w:abstractNumId="28" w15:restartNumberingAfterBreak="0">
     <w:nsid w:val="2F173AC5"/>
     <w:multiLevelType w:val="multilevel"/>
     <w:tmpl w:val="BD0E3CD6"/>
@@ -28315,7 +33162,7 @@
       </w:rPr>
     </w:lvl>
   </w:abstractNum>
-  <w:abstractNum w:abstractNumId="23" w15:restartNumberingAfterBreak="0">
+  <w:abstractNum w:abstractNumId="29" w15:restartNumberingAfterBreak="0">
     <w:nsid w:val="2FA6309A"/>
     <w:multiLevelType w:val="multilevel"/>
     <w:tmpl w:val="818C4126"/>
@@ -28432,7 +33279,7 @@
       </w:pPr>
     </w:lvl>
   </w:abstractNum>
-  <w:abstractNum w:abstractNumId="24" w15:restartNumberingAfterBreak="0">
+  <w:abstractNum w:abstractNumId="30" w15:restartNumberingAfterBreak="0">
     <w:nsid w:val="31123D32"/>
     <w:multiLevelType w:val="multilevel"/>
     <w:tmpl w:val="B50C00F6"/>
@@ -28549,7 +33396,7 @@
       </w:pPr>
     </w:lvl>
   </w:abstractNum>
-  <w:abstractNum w:abstractNumId="25" w15:restartNumberingAfterBreak="0">
+  <w:abstractNum w:abstractNumId="31" w15:restartNumberingAfterBreak="0">
     <w:nsid w:val="31387572"/>
     <w:multiLevelType w:val="multilevel"/>
     <w:tmpl w:val="ADB8E0E4"/>
@@ -28698,7 +33545,7 @@
       </w:rPr>
     </w:lvl>
   </w:abstractNum>
-  <w:abstractNum w:abstractNumId="26" w15:restartNumberingAfterBreak="0">
+  <w:abstractNum w:abstractNumId="32" w15:restartNumberingAfterBreak="0">
     <w:nsid w:val="324B1258"/>
     <w:multiLevelType w:val="multilevel"/>
     <w:tmpl w:val="C94636D6"/>
@@ -28847,7 +33694,7 @@
       </w:rPr>
     </w:lvl>
   </w:abstractNum>
-  <w:abstractNum w:abstractNumId="27" w15:restartNumberingAfterBreak="0">
+  <w:abstractNum w:abstractNumId="33" w15:restartNumberingAfterBreak="0">
     <w:nsid w:val="32592F53"/>
     <w:multiLevelType w:val="multilevel"/>
     <w:tmpl w:val="86A4B032"/>
@@ -28996,7 +33843,7 @@
       </w:rPr>
     </w:lvl>
   </w:abstractNum>
-  <w:abstractNum w:abstractNumId="28" w15:restartNumberingAfterBreak="0">
+  <w:abstractNum w:abstractNumId="34" w15:restartNumberingAfterBreak="0">
     <w:nsid w:val="34A31CB3"/>
     <w:multiLevelType w:val="multilevel"/>
     <w:tmpl w:val="626EA892"/>
@@ -29113,7 +33960,7 @@
       </w:pPr>
     </w:lvl>
   </w:abstractNum>
-  <w:abstractNum w:abstractNumId="29" w15:restartNumberingAfterBreak="0">
+  <w:abstractNum w:abstractNumId="35" w15:restartNumberingAfterBreak="0">
     <w:nsid w:val="35D84D6A"/>
     <w:multiLevelType w:val="multilevel"/>
     <w:tmpl w:val="4066005E"/>
@@ -29262,7 +34109,7 @@
       </w:rPr>
     </w:lvl>
   </w:abstractNum>
-  <w:abstractNum w:abstractNumId="30" w15:restartNumberingAfterBreak="0">
+  <w:abstractNum w:abstractNumId="36" w15:restartNumberingAfterBreak="0">
     <w:nsid w:val="366D1F0A"/>
     <w:multiLevelType w:val="multilevel"/>
     <w:tmpl w:val="0296A2EE"/>
@@ -29411,7 +34258,156 @@
       </w:rPr>
     </w:lvl>
   </w:abstractNum>
-  <w:abstractNum w:abstractNumId="31" w15:restartNumberingAfterBreak="0">
+  <w:abstractNum w:abstractNumId="37" w15:restartNumberingAfterBreak="0">
+    <w:nsid w:val="36F104BF"/>
+    <w:multiLevelType w:val="multilevel"/>
+    <w:tmpl w:val="8DF448B4"/>
+    <w:lvl w:ilvl="0">
+      <w:start w:val="1"/>
+      <w:numFmt w:val="bullet"/>
+      <w:lvlText w:val=""/>
+      <w:lvlJc w:val="left"/>
+      <w:pPr>
+        <w:tabs>
+          <w:tab w:val="num" w:pos="720"/>
+        </w:tabs>
+        <w:ind w:left="720" w:hanging="360"/>
+      </w:pPr>
+      <w:rPr>
+        <w:rFonts w:ascii="Symbol" w:hAnsi="Symbol" w:hint="default"/>
+        <w:sz w:val="20"/>
+      </w:rPr>
+    </w:lvl>
+    <w:lvl w:ilvl="1" w:tentative="1">
+      <w:start w:val="1"/>
+      <w:numFmt w:val="bullet"/>
+      <w:lvlText w:val="o"/>
+      <w:lvlJc w:val="left"/>
+      <w:pPr>
+        <w:tabs>
+          <w:tab w:val="num" w:pos="1440"/>
+        </w:tabs>
+        <w:ind w:left="1440" w:hanging="360"/>
+      </w:pPr>
+      <w:rPr>
+        <w:rFonts w:ascii="Courier New" w:hAnsi="Courier New" w:hint="default"/>
+        <w:sz w:val="20"/>
+      </w:rPr>
+    </w:lvl>
+    <w:lvl w:ilvl="2" w:tentative="1">
+      <w:start w:val="1"/>
+      <w:numFmt w:val="bullet"/>
+      <w:lvlText w:val=""/>
+      <w:lvlJc w:val="left"/>
+      <w:pPr>
+        <w:tabs>
+          <w:tab w:val="num" w:pos="2160"/>
+        </w:tabs>
+        <w:ind w:left="2160" w:hanging="360"/>
+      </w:pPr>
+      <w:rPr>
+        <w:rFonts w:ascii="Wingdings" w:hAnsi="Wingdings" w:hint="default"/>
+        <w:sz w:val="20"/>
+      </w:rPr>
+    </w:lvl>
+    <w:lvl w:ilvl="3" w:tentative="1">
+      <w:start w:val="1"/>
+      <w:numFmt w:val="bullet"/>
+      <w:lvlText w:val=""/>
+      <w:lvlJc w:val="left"/>
+      <w:pPr>
+        <w:tabs>
+          <w:tab w:val="num" w:pos="2880"/>
+        </w:tabs>
+        <w:ind w:left="2880" w:hanging="360"/>
+      </w:pPr>
+      <w:rPr>
+        <w:rFonts w:ascii="Wingdings" w:hAnsi="Wingdings" w:hint="default"/>
+        <w:sz w:val="20"/>
+      </w:rPr>
+    </w:lvl>
+    <w:lvl w:ilvl="4" w:tentative="1">
+      <w:start w:val="1"/>
+      <w:numFmt w:val="bullet"/>
+      <w:lvlText w:val=""/>
+      <w:lvlJc w:val="left"/>
+      <w:pPr>
+        <w:tabs>
+          <w:tab w:val="num" w:pos="3600"/>
+        </w:tabs>
+        <w:ind w:left="3600" w:hanging="360"/>
+      </w:pPr>
+      <w:rPr>
+        <w:rFonts w:ascii="Wingdings" w:hAnsi="Wingdings" w:hint="default"/>
+        <w:sz w:val="20"/>
+      </w:rPr>
+    </w:lvl>
+    <w:lvl w:ilvl="5" w:tentative="1">
+      <w:start w:val="1"/>
+      <w:numFmt w:val="bullet"/>
+      <w:lvlText w:val=""/>
+      <w:lvlJc w:val="left"/>
+      <w:pPr>
+        <w:tabs>
+          <w:tab w:val="num" w:pos="4320"/>
+        </w:tabs>
+        <w:ind w:left="4320" w:hanging="360"/>
+      </w:pPr>
+      <w:rPr>
+        <w:rFonts w:ascii="Wingdings" w:hAnsi="Wingdings" w:hint="default"/>
+        <w:sz w:val="20"/>
+      </w:rPr>
+    </w:lvl>
+    <w:lvl w:ilvl="6" w:tentative="1">
+      <w:start w:val="1"/>
+      <w:numFmt w:val="bullet"/>
+      <w:lvlText w:val=""/>
+      <w:lvlJc w:val="left"/>
+      <w:pPr>
+        <w:tabs>
+          <w:tab w:val="num" w:pos="5040"/>
+        </w:tabs>
+        <w:ind w:left="5040" w:hanging="360"/>
+      </w:pPr>
+      <w:rPr>
+        <w:rFonts w:ascii="Wingdings" w:hAnsi="Wingdings" w:hint="default"/>
+        <w:sz w:val="20"/>
+      </w:rPr>
+    </w:lvl>
+    <w:lvl w:ilvl="7" w:tentative="1">
+      <w:start w:val="1"/>
+      <w:numFmt w:val="bullet"/>
+      <w:lvlText w:val=""/>
+      <w:lvlJc w:val="left"/>
+      <w:pPr>
+        <w:tabs>
+          <w:tab w:val="num" w:pos="5760"/>
+        </w:tabs>
+        <w:ind w:left="5760" w:hanging="360"/>
+      </w:pPr>
+      <w:rPr>
+        <w:rFonts w:ascii="Wingdings" w:hAnsi="Wingdings" w:hint="default"/>
+        <w:sz w:val="20"/>
+      </w:rPr>
+    </w:lvl>
+    <w:lvl w:ilvl="8" w:tentative="1">
+      <w:start w:val="1"/>
+      <w:numFmt w:val="bullet"/>
+      <w:lvlText w:val=""/>
+      <w:lvlJc w:val="left"/>
+      <w:pPr>
+        <w:tabs>
+          <w:tab w:val="num" w:pos="6480"/>
+        </w:tabs>
+        <w:ind w:left="6480" w:hanging="360"/>
+      </w:pPr>
+      <w:rPr>
+        <w:rFonts w:ascii="Wingdings" w:hAnsi="Wingdings" w:hint="default"/>
+        <w:sz w:val="20"/>
+      </w:rPr>
+    </w:lvl>
+  </w:abstractNum>
+  <w:abstractNum w:abstractNumId="38" w15:restartNumberingAfterBreak="0">
     <w:nsid w:val="39496133"/>
     <w:multiLevelType w:val="multilevel"/>
     <w:tmpl w:val="69C62AC0"/>
@@ -29528,7 +34524,7 @@
       </w:pPr>
     </w:lvl>
   </w:abstractNum>
-  <w:abstractNum w:abstractNumId="32" w15:restartNumberingAfterBreak="0">
+  <w:abstractNum w:abstractNumId="39" w15:restartNumberingAfterBreak="0">
     <w:nsid w:val="3A743A97"/>
     <w:multiLevelType w:val="multilevel"/>
     <w:tmpl w:val="BF3047E4"/>
@@ -29677,7 +34673,7 @@
       </w:rPr>
     </w:lvl>
   </w:abstractNum>
-  <w:abstractNum w:abstractNumId="33" w15:restartNumberingAfterBreak="0">
+  <w:abstractNum w:abstractNumId="40" w15:restartNumberingAfterBreak="0">
     <w:nsid w:val="3D5826E8"/>
     <w:multiLevelType w:val="multilevel"/>
     <w:tmpl w:val="8EEA184A"/>
@@ -29826,7 +34822,7 @@
       </w:rPr>
     </w:lvl>
   </w:abstractNum>
-  <w:abstractNum w:abstractNumId="34" w15:restartNumberingAfterBreak="0">
+  <w:abstractNum w:abstractNumId="41" w15:restartNumberingAfterBreak="0">
     <w:nsid w:val="3DA94545"/>
     <w:multiLevelType w:val="multilevel"/>
     <w:tmpl w:val="482ACE12"/>
@@ -29939,7 +34935,120 @@
       </w:pPr>
     </w:lvl>
   </w:abstractNum>
-  <w:abstractNum w:abstractNumId="35" w15:restartNumberingAfterBreak="0">
+  <w:abstractNum w:abstractNumId="42" w15:restartNumberingAfterBreak="0">
+    <w:nsid w:val="3DE77F49"/>
+    <w:multiLevelType w:val="multilevel"/>
+    <w:tmpl w:val="C21EB4FA"/>
+    <w:lvl w:ilvl="0">
+      <w:start w:val="1"/>
+      <w:numFmt w:val="decimal"/>
+      <w:lvlText w:val="%1."/>
+      <w:lvlJc w:val="left"/>
+      <w:pPr>
+        <w:tabs>
+          <w:tab w:val="num" w:pos="720"/>
+        </w:tabs>
+        <w:ind w:left="720" w:hanging="360"/>
+      </w:pPr>
+    </w:lvl>
+    <w:lvl w:ilvl="1" w:tentative="1">
+      <w:start w:val="1"/>
+      <w:numFmt w:val="decimal"/>
+      <w:lvlText w:val="%2."/>
+      <w:lvlJc w:val="left"/>
+      <w:pPr>
+        <w:tabs>
+          <w:tab w:val="num" w:pos="1440"/>
+        </w:tabs>
+        <w:ind w:left="1440" w:hanging="360"/>
+      </w:pPr>
+    </w:lvl>
+    <w:lvl w:ilvl="2" w:tentative="1">
+      <w:start w:val="1"/>
+      <w:numFmt w:val="decimal"/>
+      <w:lvlText w:val="%3."/>
+      <w:lvlJc w:val="left"/>
+      <w:pPr>
+        <w:tabs>
+          <w:tab w:val="num" w:pos="2160"/>
+        </w:tabs>
+        <w:ind w:left="2160" w:hanging="360"/>
+      </w:pPr>
+    </w:lvl>
+    <w:lvl w:ilvl="3" w:tentative="1">
+      <w:start w:val="1"/>
+      <w:numFmt w:val="decimal"/>
+      <w:lvlText w:val="%4."/>
+      <w:lvlJc w:val="left"/>
+      <w:pPr>
+        <w:tabs>
+          <w:tab w:val="num" w:pos="2880"/>
+        </w:tabs>
+        <w:ind w:left="2880" w:hanging="360"/>
+      </w:pPr>
+    </w:lvl>
+    <w:lvl w:ilvl="4" w:tentative="1">
+      <w:start w:val="1"/>
+      <w:numFmt w:val="decimal"/>
+      <w:lvlText w:val="%5."/>
+      <w:lvlJc w:val="left"/>
+      <w:pPr>
+        <w:tabs>
+          <w:tab w:val="num" w:pos="3600"/>
+        </w:tabs>
+        <w:ind w:left="3600" w:hanging="360"/>
+      </w:pPr>
+    </w:lvl>
+    <w:lvl w:ilvl="5" w:tentative="1">
+      <w:start w:val="1"/>
+      <w:numFmt w:val="decimal"/>
+      <w:lvlText w:val="%6."/>
+      <w:lvlJc w:val="left"/>
+      <w:pPr>
+        <w:tabs>
+          <w:tab w:val="num" w:pos="4320"/>
+        </w:tabs>
+        <w:ind w:left="4320" w:hanging="360"/>
+      </w:pPr>
+    </w:lvl>
+    <w:lvl w:ilvl="6" w:tentative="1">
+      <w:start w:val="1"/>
+      <w:numFmt w:val="decimal"/>
+      <w:lvlText w:val="%7."/>
+      <w:lvlJc w:val="left"/>
+      <w:pPr>
+        <w:tabs>
+          <w:tab w:val="num" w:pos="5040"/>
+        </w:tabs>
+        <w:ind w:left="5040" w:hanging="360"/>
+      </w:pPr>
+    </w:lvl>
+    <w:lvl w:ilvl="7" w:tentative="1">
+      <w:start w:val="1"/>
+      <w:numFmt w:val="decimal"/>
+      <w:lvlText w:val="%8."/>
+      <w:lvlJc w:val="left"/>
+      <w:pPr>
+        <w:tabs>
+          <w:tab w:val="num" w:pos="5760"/>
+        </w:tabs>
+        <w:ind w:left="5760" w:hanging="360"/>
+      </w:pPr>
+    </w:lvl>
+    <w:lvl w:ilvl="8" w:tentative="1">
+      <w:start w:val="1"/>
+      <w:numFmt w:val="decimal"/>
+      <w:lvlText w:val="%9."/>
+      <w:lvlJc w:val="left"/>
+      <w:pPr>
+        <w:tabs>
+          <w:tab w:val="num" w:pos="6480"/>
+        </w:tabs>
+        <w:ind w:left="6480" w:hanging="360"/>
+      </w:pPr>
+    </w:lvl>
+  </w:abstractNum>
+  <w:abstractNum w:abstractNumId="43" w15:restartNumberingAfterBreak="0">
     <w:nsid w:val="3E0F0637"/>
     <w:multiLevelType w:val="multilevel"/>
     <w:tmpl w:val="3FAC1076"/>
@@ -30056,7 +35165,7 @@
       </w:pPr>
     </w:lvl>
   </w:abstractNum>
-  <w:abstractNum w:abstractNumId="36" w15:restartNumberingAfterBreak="0">
+  <w:abstractNum w:abstractNumId="44" w15:restartNumberingAfterBreak="0">
     <w:nsid w:val="442D2802"/>
     <w:multiLevelType w:val="multilevel"/>
     <w:tmpl w:val="F970EABA"/>
@@ -30205,7 +35314,7 @@
       </w:rPr>
     </w:lvl>
   </w:abstractNum>
-  <w:abstractNum w:abstractNumId="37" w15:restartNumberingAfterBreak="0">
+  <w:abstractNum w:abstractNumId="45" w15:restartNumberingAfterBreak="0">
     <w:nsid w:val="446F1934"/>
     <w:multiLevelType w:val="multilevel"/>
     <w:tmpl w:val="4D9CAB14"/>
@@ -30326,7 +35435,7 @@
       </w:pPr>
     </w:lvl>
   </w:abstractNum>
-  <w:abstractNum w:abstractNumId="38" w15:restartNumberingAfterBreak="0">
+  <w:abstractNum w:abstractNumId="46" w15:restartNumberingAfterBreak="0">
     <w:nsid w:val="47C22447"/>
     <w:multiLevelType w:val="multilevel"/>
     <w:tmpl w:val="DE60AD72"/>
@@ -30475,7 +35584,7 @@
       </w:rPr>
     </w:lvl>
   </w:abstractNum>
-  <w:abstractNum w:abstractNumId="39" w15:restartNumberingAfterBreak="0">
+  <w:abstractNum w:abstractNumId="47" w15:restartNumberingAfterBreak="0">
     <w:nsid w:val="49800715"/>
     <w:multiLevelType w:val="multilevel"/>
     <w:tmpl w:val="DC80DCDA"/>
@@ -30624,7 +35733,7 @@
       </w:rPr>
     </w:lvl>
   </w:abstractNum>
-  <w:abstractNum w:abstractNumId="40" w15:restartNumberingAfterBreak="0">
+  <w:abstractNum w:abstractNumId="48" w15:restartNumberingAfterBreak="0">
     <w:nsid w:val="4DD947E2"/>
     <w:multiLevelType w:val="multilevel"/>
     <w:tmpl w:val="D8B8AAAC"/>
@@ -30737,7 +35846,7 @@
       </w:pPr>
     </w:lvl>
   </w:abstractNum>
-  <w:abstractNum w:abstractNumId="41" w15:restartNumberingAfterBreak="0">
+  <w:abstractNum w:abstractNumId="49" w15:restartNumberingAfterBreak="0">
     <w:nsid w:val="503414DB"/>
     <w:multiLevelType w:val="multilevel"/>
     <w:tmpl w:val="88D0255A"/>
@@ -30854,7 +35963,7 @@
       </w:pPr>
     </w:lvl>
   </w:abstractNum>
-  <w:abstractNum w:abstractNumId="42" w15:restartNumberingAfterBreak="0">
+  <w:abstractNum w:abstractNumId="50" w15:restartNumberingAfterBreak="0">
     <w:nsid w:val="50CE3476"/>
     <w:multiLevelType w:val="multilevel"/>
     <w:tmpl w:val="9D30C85A"/>
@@ -30975,7 +36084,7 @@
       </w:pPr>
     </w:lvl>
   </w:abstractNum>
-  <w:abstractNum w:abstractNumId="43" w15:restartNumberingAfterBreak="0">
+  <w:abstractNum w:abstractNumId="51" w15:restartNumberingAfterBreak="0">
     <w:nsid w:val="5150421D"/>
     <w:multiLevelType w:val="multilevel"/>
     <w:tmpl w:val="283CCE08"/>
@@ -31124,7 +36233,454 @@
       </w:rPr>
     </w:lvl>
   </w:abstractNum>
-  <w:abstractNum w:abstractNumId="44" w15:restartNumberingAfterBreak="0">
+  <w:abstractNum w:abstractNumId="52" w15:restartNumberingAfterBreak="0">
+    <w:nsid w:val="54656AA4"/>
+    <w:multiLevelType w:val="multilevel"/>
+    <w:tmpl w:val="EB7EE6A8"/>
+    <w:lvl w:ilvl="0">
+      <w:start w:val="1"/>
+      <w:numFmt w:val="bullet"/>
+      <w:lvlText w:val=""/>
+      <w:lvlJc w:val="left"/>
+      <w:pPr>
+        <w:tabs>
+          <w:tab w:val="num" w:pos="720"/>
+        </w:tabs>
+        <w:ind w:left="720" w:hanging="360"/>
+      </w:pPr>
+      <w:rPr>
+        <w:rFonts w:ascii="Symbol" w:hAnsi="Symbol" w:hint="default"/>
+        <w:sz w:val="20"/>
+      </w:rPr>
+    </w:lvl>
+    <w:lvl w:ilvl="1" w:tentative="1">
+      <w:start w:val="1"/>
+      <w:numFmt w:val="bullet"/>
+      <w:lvlText w:val="o"/>
+      <w:lvlJc w:val="left"/>
+      <w:pPr>
+        <w:tabs>
+          <w:tab w:val="num" w:pos="1440"/>
+        </w:tabs>
+        <w:ind w:left="1440" w:hanging="360"/>
+      </w:pPr>
+      <w:rPr>
+        <w:rFonts w:ascii="Courier New" w:hAnsi="Courier New" w:hint="default"/>
+        <w:sz w:val="20"/>
+      </w:rPr>
+    </w:lvl>
+    <w:lvl w:ilvl="2" w:tentative="1">
+      <w:start w:val="1"/>
+      <w:numFmt w:val="bullet"/>
+      <w:lvlText w:val=""/>
+      <w:lvlJc w:val="left"/>
+      <w:pPr>
+        <w:tabs>
+          <w:tab w:val="num" w:pos="2160"/>
+        </w:tabs>
+        <w:ind w:left="2160" w:hanging="360"/>
+      </w:pPr>
+      <w:rPr>
+        <w:rFonts w:ascii="Wingdings" w:hAnsi="Wingdings" w:hint="default"/>
+        <w:sz w:val="20"/>
+      </w:rPr>
+    </w:lvl>
+    <w:lvl w:ilvl="3" w:tentative="1">
+      <w:start w:val="1"/>
+      <w:numFmt w:val="bullet"/>
+      <w:lvlText w:val=""/>
+      <w:lvlJc w:val="left"/>
+      <w:pPr>
+        <w:tabs>
+          <w:tab w:val="num" w:pos="2880"/>
+        </w:tabs>
+        <w:ind w:left="2880" w:hanging="360"/>
+      </w:pPr>
+      <w:rPr>
+        <w:rFonts w:ascii="Wingdings" w:hAnsi="Wingdings" w:hint="default"/>
+        <w:sz w:val="20"/>
+      </w:rPr>
+    </w:lvl>
+    <w:lvl w:ilvl="4" w:tentative="1">
+      <w:start w:val="1"/>
+      <w:numFmt w:val="bullet"/>
+      <w:lvlText w:val=""/>
+      <w:lvlJc w:val="left"/>
+      <w:pPr>
+        <w:tabs>
+          <w:tab w:val="num" w:pos="3600"/>
+        </w:tabs>
+        <w:ind w:left="3600" w:hanging="360"/>
+      </w:pPr>
+      <w:rPr>
+        <w:rFonts w:ascii="Wingdings" w:hAnsi="Wingdings" w:hint="default"/>
+        <w:sz w:val="20"/>
+      </w:rPr>
+    </w:lvl>
+    <w:lvl w:ilvl="5" w:tentative="1">
+      <w:start w:val="1"/>
+      <w:numFmt w:val="bullet"/>
+      <w:lvlText w:val=""/>
+      <w:lvlJc w:val="left"/>
+      <w:pPr>
+        <w:tabs>
+          <w:tab w:val="num" w:pos="4320"/>
+        </w:tabs>
+        <w:ind w:left="4320" w:hanging="360"/>
+      </w:pPr>
+      <w:rPr>
+        <w:rFonts w:ascii="Wingdings" w:hAnsi="Wingdings" w:hint="default"/>
+        <w:sz w:val="20"/>
+      </w:rPr>
+    </w:lvl>
+    <w:lvl w:ilvl="6" w:tentative="1">
+      <w:start w:val="1"/>
+      <w:numFmt w:val="bullet"/>
+      <w:lvlText w:val=""/>
+      <w:lvlJc w:val="left"/>
+      <w:pPr>
+        <w:tabs>
+          <w:tab w:val="num" w:pos="5040"/>
+        </w:tabs>
+        <w:ind w:left="5040" w:hanging="360"/>
+      </w:pPr>
+      <w:rPr>
+        <w:rFonts w:ascii="Wingdings" w:hAnsi="Wingdings" w:hint="default"/>
+        <w:sz w:val="20"/>
+      </w:rPr>
+    </w:lvl>
+    <w:lvl w:ilvl="7" w:tentative="1">
+      <w:start w:val="1"/>
+      <w:numFmt w:val="bullet"/>
+      <w:lvlText w:val=""/>
+      <w:lvlJc w:val="left"/>
+      <w:pPr>
+        <w:tabs>
+          <w:tab w:val="num" w:pos="5760"/>
+        </w:tabs>
+        <w:ind w:left="5760" w:hanging="360"/>
+      </w:pPr>
+      <w:rPr>
+        <w:rFonts w:ascii="Wingdings" w:hAnsi="Wingdings" w:hint="default"/>
+        <w:sz w:val="20"/>
+      </w:rPr>
+    </w:lvl>
+    <w:lvl w:ilvl="8" w:tentative="1">
+      <w:start w:val="1"/>
+      <w:numFmt w:val="bullet"/>
+      <w:lvlText w:val=""/>
+      <w:lvlJc w:val="left"/>
+      <w:pPr>
+        <w:tabs>
+          <w:tab w:val="num" w:pos="6480"/>
+        </w:tabs>
+        <w:ind w:left="6480" w:hanging="360"/>
+      </w:pPr>
+      <w:rPr>
+        <w:rFonts w:ascii="Wingdings" w:hAnsi="Wingdings" w:hint="default"/>
+        <w:sz w:val="20"/>
+      </w:rPr>
+    </w:lvl>
+  </w:abstractNum>
+  <w:abstractNum w:abstractNumId="53" w15:restartNumberingAfterBreak="0">
+    <w:nsid w:val="54673372"/>
+    <w:multiLevelType w:val="multilevel"/>
+    <w:tmpl w:val="BE36AE72"/>
+    <w:lvl w:ilvl="0">
+      <w:start w:val="1"/>
+      <w:numFmt w:val="bullet"/>
+      <w:lvlText w:val=""/>
+      <w:lvlJc w:val="left"/>
+      <w:pPr>
+        <w:tabs>
+          <w:tab w:val="num" w:pos="720"/>
+        </w:tabs>
+        <w:ind w:left="720" w:hanging="360"/>
+      </w:pPr>
+      <w:rPr>
+        <w:rFonts w:ascii="Symbol" w:hAnsi="Symbol" w:hint="default"/>
+        <w:sz w:val="20"/>
+      </w:rPr>
+    </w:lvl>
+    <w:lvl w:ilvl="1">
+      <w:start w:val="1"/>
+      <w:numFmt w:val="bullet"/>
+      <w:lvlText w:val="o"/>
+      <w:lvlJc w:val="left"/>
+      <w:pPr>
+        <w:tabs>
+          <w:tab w:val="num" w:pos="1440"/>
+        </w:tabs>
+        <w:ind w:left="1440" w:hanging="360"/>
+      </w:pPr>
+      <w:rPr>
+        <w:rFonts w:ascii="Courier New" w:hAnsi="Courier New" w:hint="default"/>
+        <w:sz w:val="20"/>
+      </w:rPr>
+    </w:lvl>
+    <w:lvl w:ilvl="2" w:tentative="1">
+      <w:start w:val="1"/>
+      <w:numFmt w:val="bullet"/>
+      <w:lvlText w:val=""/>
+      <w:lvlJc w:val="left"/>
+      <w:pPr>
+        <w:tabs>
+          <w:tab w:val="num" w:pos="2160"/>
+        </w:tabs>
+        <w:ind w:left="2160" w:hanging="360"/>
+      </w:pPr>
+      <w:rPr>
+        <w:rFonts w:ascii="Wingdings" w:hAnsi="Wingdings" w:hint="default"/>
+        <w:sz w:val="20"/>
+      </w:rPr>
+    </w:lvl>
+    <w:lvl w:ilvl="3" w:tentative="1">
+      <w:start w:val="1"/>
+      <w:numFmt w:val="bullet"/>
+      <w:lvlText w:val=""/>
+      <w:lvlJc w:val="left"/>
+      <w:pPr>
+        <w:tabs>
+          <w:tab w:val="num" w:pos="2880"/>
+        </w:tabs>
+        <w:ind w:left="2880" w:hanging="360"/>
+      </w:pPr>
+      <w:rPr>
+        <w:rFonts w:ascii="Wingdings" w:hAnsi="Wingdings" w:hint="default"/>
+        <w:sz w:val="20"/>
+      </w:rPr>
+    </w:lvl>
+    <w:lvl w:ilvl="4" w:tentative="1">
+      <w:start w:val="1"/>
+      <w:numFmt w:val="bullet"/>
+      <w:lvlText w:val=""/>
+      <w:lvlJc w:val="left"/>
+      <w:pPr>
+        <w:tabs>
+          <w:tab w:val="num" w:pos="3600"/>
+        </w:tabs>
+        <w:ind w:left="3600" w:hanging="360"/>
+      </w:pPr>
+      <w:rPr>
+        <w:rFonts w:ascii="Wingdings" w:hAnsi="Wingdings" w:hint="default"/>
+        <w:sz w:val="20"/>
+      </w:rPr>
+    </w:lvl>
+    <w:lvl w:ilvl="5" w:tentative="1">
+      <w:start w:val="1"/>
+      <w:numFmt w:val="bullet"/>
+      <w:lvlText w:val=""/>
+      <w:lvlJc w:val="left"/>
+      <w:pPr>
+        <w:tabs>
+          <w:tab w:val="num" w:pos="4320"/>
+        </w:tabs>
+        <w:ind w:left="4320" w:hanging="360"/>
+      </w:pPr>
+      <w:rPr>
+        <w:rFonts w:ascii="Wingdings" w:hAnsi="Wingdings" w:hint="default"/>
+        <w:sz w:val="20"/>
+      </w:rPr>
+    </w:lvl>
+    <w:lvl w:ilvl="6" w:tentative="1">
+      <w:start w:val="1"/>
+      <w:numFmt w:val="bullet"/>
+      <w:lvlText w:val=""/>
+      <w:lvlJc w:val="left"/>
+      <w:pPr>
+        <w:tabs>
+          <w:tab w:val="num" w:pos="5040"/>
+        </w:tabs>
+        <w:ind w:left="5040" w:hanging="360"/>
+      </w:pPr>
+      <w:rPr>
+        <w:rFonts w:ascii="Wingdings" w:hAnsi="Wingdings" w:hint="default"/>
+        <w:sz w:val="20"/>
+      </w:rPr>
+    </w:lvl>
+    <w:lvl w:ilvl="7" w:tentative="1">
+      <w:start w:val="1"/>
+      <w:numFmt w:val="bullet"/>
+      <w:lvlText w:val=""/>
+      <w:lvlJc w:val="left"/>
+      <w:pPr>
+        <w:tabs>
+          <w:tab w:val="num" w:pos="5760"/>
+        </w:tabs>
+        <w:ind w:left="5760" w:hanging="360"/>
+      </w:pPr>
+      <w:rPr>
+        <w:rFonts w:ascii="Wingdings" w:hAnsi="Wingdings" w:hint="default"/>
+        <w:sz w:val="20"/>
+      </w:rPr>
+    </w:lvl>
+    <w:lvl w:ilvl="8" w:tentative="1">
+      <w:start w:val="1"/>
+      <w:numFmt w:val="bullet"/>
+      <w:lvlText w:val=""/>
+      <w:lvlJc w:val="left"/>
+      <w:pPr>
+        <w:tabs>
+          <w:tab w:val="num" w:pos="6480"/>
+        </w:tabs>
+        <w:ind w:left="6480" w:hanging="360"/>
+      </w:pPr>
+      <w:rPr>
+        <w:rFonts w:ascii="Wingdings" w:hAnsi="Wingdings" w:hint="default"/>
+        <w:sz w:val="20"/>
+      </w:rPr>
+    </w:lvl>
+  </w:abstractNum>
+  <w:abstractNum w:abstractNumId="54" w15:restartNumberingAfterBreak="0">
+    <w:nsid w:val="58D066FD"/>
+    <w:multiLevelType w:val="multilevel"/>
+    <w:tmpl w:val="A210ED66"/>
+    <w:lvl w:ilvl="0">
+      <w:start w:val="1"/>
+      <w:numFmt w:val="bullet"/>
+      <w:lvlText w:val=""/>
+      <w:lvlJc w:val="left"/>
+      <w:pPr>
+        <w:tabs>
+          <w:tab w:val="num" w:pos="720"/>
+        </w:tabs>
+        <w:ind w:left="720" w:hanging="360"/>
+      </w:pPr>
+      <w:rPr>
+        <w:rFonts w:ascii="Symbol" w:hAnsi="Symbol" w:hint="default"/>
+        <w:sz w:val="20"/>
+      </w:rPr>
+    </w:lvl>
+    <w:lvl w:ilvl="1" w:tentative="1">
+      <w:start w:val="1"/>
+      <w:numFmt w:val="bullet"/>
+      <w:lvlText w:val="o"/>
+      <w:lvlJc w:val="left"/>
+      <w:pPr>
+        <w:tabs>
+          <w:tab w:val="num" w:pos="1440"/>
+        </w:tabs>
+        <w:ind w:left="1440" w:hanging="360"/>
+      </w:pPr>
+      <w:rPr>
+        <w:rFonts w:ascii="Courier New" w:hAnsi="Courier New" w:hint="default"/>
+        <w:sz w:val="20"/>
+      </w:rPr>
+    </w:lvl>
+    <w:lvl w:ilvl="2" w:tentative="1">
+      <w:start w:val="1"/>
+      <w:numFmt w:val="bullet"/>
+      <w:lvlText w:val=""/>
+      <w:lvlJc w:val="left"/>
+      <w:pPr>
+        <w:tabs>
+          <w:tab w:val="num" w:pos="2160"/>
+        </w:tabs>
+        <w:ind w:left="2160" w:hanging="360"/>
+      </w:pPr>
+      <w:rPr>
+        <w:rFonts w:ascii="Wingdings" w:hAnsi="Wingdings" w:hint="default"/>
+        <w:sz w:val="20"/>
+      </w:rPr>
+    </w:lvl>
+    <w:lvl w:ilvl="3" w:tentative="1">
+      <w:start w:val="1"/>
+      <w:numFmt w:val="bullet"/>
+      <w:lvlText w:val=""/>
+      <w:lvlJc w:val="left"/>
+      <w:pPr>
+        <w:tabs>
+          <w:tab w:val="num" w:pos="2880"/>
+        </w:tabs>
+        <w:ind w:left="2880" w:hanging="360"/>
+      </w:pPr>
+      <w:rPr>
+        <w:rFonts w:ascii="Wingdings" w:hAnsi="Wingdings" w:hint="default"/>
+        <w:sz w:val="20"/>
+      </w:rPr>
+    </w:lvl>
+    <w:lvl w:ilvl="4" w:tentative="1">
+      <w:start w:val="1"/>
+      <w:numFmt w:val="bullet"/>
+      <w:lvlText w:val=""/>
+      <w:lvlJc w:val="left"/>
+      <w:pPr>
+        <w:tabs>
+          <w:tab w:val="num" w:pos="3600"/>
+        </w:tabs>
+        <w:ind w:left="3600" w:hanging="360"/>
+      </w:pPr>
+      <w:rPr>
+        <w:rFonts w:ascii="Wingdings" w:hAnsi="Wingdings" w:hint="default"/>
+        <w:sz w:val="20"/>
+      </w:rPr>
+    </w:lvl>
+    <w:lvl w:ilvl="5" w:tentative="1">
+      <w:start w:val="1"/>
+      <w:numFmt w:val="bullet"/>
+      <w:lvlText w:val=""/>
+      <w:lvlJc w:val="left"/>
+      <w:pPr>
+        <w:tabs>
+          <w:tab w:val="num" w:pos="4320"/>
+        </w:tabs>
+        <w:ind w:left="4320" w:hanging="360"/>
+      </w:pPr>
+      <w:rPr>
+        <w:rFonts w:ascii="Wingdings" w:hAnsi="Wingdings" w:hint="default"/>
+        <w:sz w:val="20"/>
+      </w:rPr>
+    </w:lvl>
+    <w:lvl w:ilvl="6" w:tentative="1">
+      <w:start w:val="1"/>
+      <w:numFmt w:val="bullet"/>
+      <w:lvlText w:val=""/>
+      <w:lvlJc w:val="left"/>
+      <w:pPr>
+        <w:tabs>
+          <w:tab w:val="num" w:pos="5040"/>
+        </w:tabs>
+        <w:ind w:left="5040" w:hanging="360"/>
+      </w:pPr>
+      <w:rPr>
+        <w:rFonts w:ascii="Wingdings" w:hAnsi="Wingdings" w:hint="default"/>
+        <w:sz w:val="20"/>
+      </w:rPr>
+    </w:lvl>
+    <w:lvl w:ilvl="7" w:tentative="1">
+      <w:start w:val="1"/>
+      <w:numFmt w:val="bullet"/>
+      <w:lvlText w:val=""/>
+      <w:lvlJc w:val="left"/>
+      <w:pPr>
+        <w:tabs>
+          <w:tab w:val="num" w:pos="5760"/>
+        </w:tabs>
+        <w:ind w:left="5760" w:hanging="360"/>
+      </w:pPr>
+      <w:rPr>
+        <w:rFonts w:ascii="Wingdings" w:hAnsi="Wingdings" w:hint="default"/>
+        <w:sz w:val="20"/>
+      </w:rPr>
+    </w:lvl>
+    <w:lvl w:ilvl="8" w:tentative="1">
+      <w:start w:val="1"/>
+      <w:numFmt w:val="bullet"/>
+      <w:lvlText w:val=""/>
+      <w:lvlJc w:val="left"/>
+      <w:pPr>
+        <w:tabs>
+          <w:tab w:val="num" w:pos="6480"/>
+        </w:tabs>
+        <w:ind w:left="6480" w:hanging="360"/>
+      </w:pPr>
+      <w:rPr>
+        <w:rFonts w:ascii="Wingdings" w:hAnsi="Wingdings" w:hint="default"/>
+        <w:sz w:val="20"/>
+      </w:rPr>
+    </w:lvl>
+  </w:abstractNum>
+  <w:abstractNum w:abstractNumId="55" w15:restartNumberingAfterBreak="0">
     <w:nsid w:val="5B61739E"/>
     <w:multiLevelType w:val="multilevel"/>
     <w:tmpl w:val="ABA2DF8A"/>
@@ -31241,7 +36797,7 @@
       </w:pPr>
     </w:lvl>
   </w:abstractNum>
-  <w:abstractNum w:abstractNumId="45" w15:restartNumberingAfterBreak="0">
+  <w:abstractNum w:abstractNumId="56" w15:restartNumberingAfterBreak="0">
     <w:nsid w:val="64D17D21"/>
     <w:multiLevelType w:val="multilevel"/>
     <w:tmpl w:val="373687AE"/>
@@ -31354,7 +36910,7 @@
       </w:pPr>
     </w:lvl>
   </w:abstractNum>
-  <w:abstractNum w:abstractNumId="46" w15:restartNumberingAfterBreak="0">
+  <w:abstractNum w:abstractNumId="57" w15:restartNumberingAfterBreak="0">
     <w:nsid w:val="65720CE1"/>
     <w:multiLevelType w:val="multilevel"/>
     <w:tmpl w:val="6F4666A4"/>
@@ -31503,7 +37059,7 @@
       </w:rPr>
     </w:lvl>
   </w:abstractNum>
-  <w:abstractNum w:abstractNumId="47" w15:restartNumberingAfterBreak="0">
+  <w:abstractNum w:abstractNumId="58" w15:restartNumberingAfterBreak="0">
     <w:nsid w:val="683200B4"/>
     <w:multiLevelType w:val="multilevel"/>
     <w:tmpl w:val="4B94E2DA"/>
@@ -31652,7 +37208,7 @@
       </w:rPr>
     </w:lvl>
   </w:abstractNum>
-  <w:abstractNum w:abstractNumId="48" w15:restartNumberingAfterBreak="0">
+  <w:abstractNum w:abstractNumId="59" w15:restartNumberingAfterBreak="0">
     <w:nsid w:val="68752213"/>
     <w:multiLevelType w:val="multilevel"/>
     <w:tmpl w:val="EEFA9818"/>
@@ -31801,7 +37357,156 @@
       </w:rPr>
     </w:lvl>
   </w:abstractNum>
-  <w:abstractNum w:abstractNumId="49" w15:restartNumberingAfterBreak="0">
+  <w:abstractNum w:abstractNumId="60" w15:restartNumberingAfterBreak="0">
+    <w:nsid w:val="68776CF3"/>
+    <w:multiLevelType w:val="multilevel"/>
+    <w:tmpl w:val="F74A861E"/>
+    <w:lvl w:ilvl="0">
+      <w:start w:val="1"/>
+      <w:numFmt w:val="bullet"/>
+      <w:lvlText w:val=""/>
+      <w:lvlJc w:val="left"/>
+      <w:pPr>
+        <w:tabs>
+          <w:tab w:val="num" w:pos="720"/>
+        </w:tabs>
+        <w:ind w:left="720" w:hanging="360"/>
+      </w:pPr>
+      <w:rPr>
+        <w:rFonts w:ascii="Symbol" w:hAnsi="Symbol" w:hint="default"/>
+        <w:sz w:val="20"/>
+      </w:rPr>
+    </w:lvl>
+    <w:lvl w:ilvl="1" w:tentative="1">
+      <w:start w:val="1"/>
+      <w:numFmt w:val="bullet"/>
+      <w:lvlText w:val="o"/>
+      <w:lvlJc w:val="left"/>
+      <w:pPr>
+        <w:tabs>
+          <w:tab w:val="num" w:pos="1440"/>
+        </w:tabs>
+        <w:ind w:left="1440" w:hanging="360"/>
+      </w:pPr>
+      <w:rPr>
+        <w:rFonts w:ascii="Courier New" w:hAnsi="Courier New" w:hint="default"/>
+        <w:sz w:val="20"/>
+      </w:rPr>
+    </w:lvl>
+    <w:lvl w:ilvl="2" w:tentative="1">
+      <w:start w:val="1"/>
+      <w:numFmt w:val="bullet"/>
+      <w:lvlText w:val=""/>
+      <w:lvlJc w:val="left"/>
+      <w:pPr>
+        <w:tabs>
+          <w:tab w:val="num" w:pos="2160"/>
+        </w:tabs>
+        <w:ind w:left="2160" w:hanging="360"/>
+      </w:pPr>
+      <w:rPr>
+        <w:rFonts w:ascii="Wingdings" w:hAnsi="Wingdings" w:hint="default"/>
+        <w:sz w:val="20"/>
+      </w:rPr>
+    </w:lvl>
+    <w:lvl w:ilvl="3" w:tentative="1">
+      <w:start w:val="1"/>
+      <w:numFmt w:val="bullet"/>
+      <w:lvlText w:val=""/>
+      <w:lvlJc w:val="left"/>
+      <w:pPr>
+        <w:tabs>
+          <w:tab w:val="num" w:pos="2880"/>
+        </w:tabs>
+        <w:ind w:left="2880" w:hanging="360"/>
+      </w:pPr>
+      <w:rPr>
+        <w:rFonts w:ascii="Wingdings" w:hAnsi="Wingdings" w:hint="default"/>
+        <w:sz w:val="20"/>
+      </w:rPr>
+    </w:lvl>
+    <w:lvl w:ilvl="4" w:tentative="1">
+      <w:start w:val="1"/>
+      <w:numFmt w:val="bullet"/>
+      <w:lvlText w:val=""/>
+      <w:lvlJc w:val="left"/>
+      <w:pPr>
+        <w:tabs>
+          <w:tab w:val="num" w:pos="3600"/>
+        </w:tabs>
+        <w:ind w:left="3600" w:hanging="360"/>
+      </w:pPr>
+      <w:rPr>
+        <w:rFonts w:ascii="Wingdings" w:hAnsi="Wingdings" w:hint="default"/>
+        <w:sz w:val="20"/>
+      </w:rPr>
+    </w:lvl>
+    <w:lvl w:ilvl="5" w:tentative="1">
+      <w:start w:val="1"/>
+      <w:numFmt w:val="bullet"/>
+      <w:lvlText w:val=""/>
+      <w:lvlJc w:val="left"/>
+      <w:pPr>
+        <w:tabs>
+          <w:tab w:val="num" w:pos="4320"/>
+        </w:tabs>
+        <w:ind w:left="4320" w:hanging="360"/>
+      </w:pPr>
+      <w:rPr>
+        <w:rFonts w:ascii="Wingdings" w:hAnsi="Wingdings" w:hint="default"/>
+        <w:sz w:val="20"/>
+      </w:rPr>
+    </w:lvl>
+    <w:lvl w:ilvl="6" w:tentative="1">
+      <w:start w:val="1"/>
+      <w:numFmt w:val="bullet"/>
+      <w:lvlText w:val=""/>
+      <w:lvlJc w:val="left"/>
+      <w:pPr>
+        <w:tabs>
+          <w:tab w:val="num" w:pos="5040"/>
+        </w:tabs>
+        <w:ind w:left="5040" w:hanging="360"/>
+      </w:pPr>
+      <w:rPr>
+        <w:rFonts w:ascii="Wingdings" w:hAnsi="Wingdings" w:hint="default"/>
+        <w:sz w:val="20"/>
+      </w:rPr>
+    </w:lvl>
+    <w:lvl w:ilvl="7" w:tentative="1">
+      <w:start w:val="1"/>
+      <w:numFmt w:val="bullet"/>
+      <w:lvlText w:val=""/>
+      <w:lvlJc w:val="left"/>
+      <w:pPr>
+        <w:tabs>
+          <w:tab w:val="num" w:pos="5760"/>
+        </w:tabs>
+        <w:ind w:left="5760" w:hanging="360"/>
+      </w:pPr>
+      <w:rPr>
+        <w:rFonts w:ascii="Wingdings" w:hAnsi="Wingdings" w:hint="default"/>
+        <w:sz w:val="20"/>
+      </w:rPr>
+    </w:lvl>
+    <w:lvl w:ilvl="8" w:tentative="1">
+      <w:start w:val="1"/>
+      <w:numFmt w:val="bullet"/>
+      <w:lvlText w:val=""/>
+      <w:lvlJc w:val="left"/>
+      <w:pPr>
+        <w:tabs>
+          <w:tab w:val="num" w:pos="6480"/>
+        </w:tabs>
+        <w:ind w:left="6480" w:hanging="360"/>
+      </w:pPr>
+      <w:rPr>
+        <w:rFonts w:ascii="Wingdings" w:hAnsi="Wingdings" w:hint="default"/>
+        <w:sz w:val="20"/>
+      </w:rPr>
+    </w:lvl>
+  </w:abstractNum>
+  <w:abstractNum w:abstractNumId="61" w15:restartNumberingAfterBreak="0">
     <w:nsid w:val="68D73B6D"/>
     <w:multiLevelType w:val="multilevel"/>
     <w:tmpl w:val="0F72ED80"/>
@@ -31950,7 +37655,7 @@
       </w:rPr>
     </w:lvl>
   </w:abstractNum>
-  <w:abstractNum w:abstractNumId="50" w15:restartNumberingAfterBreak="0">
+  <w:abstractNum w:abstractNumId="62" w15:restartNumberingAfterBreak="0">
     <w:nsid w:val="69D13A7D"/>
     <w:multiLevelType w:val="multilevel"/>
     <w:tmpl w:val="05F2978A"/>
@@ -32099,7 +37804,156 @@
       </w:rPr>
     </w:lvl>
   </w:abstractNum>
-  <w:abstractNum w:abstractNumId="51" w15:restartNumberingAfterBreak="0">
+  <w:abstractNum w:abstractNumId="63" w15:restartNumberingAfterBreak="0">
+    <w:nsid w:val="6E533B42"/>
+    <w:multiLevelType w:val="multilevel"/>
+    <w:tmpl w:val="34448ECC"/>
+    <w:lvl w:ilvl="0">
+      <w:start w:val="1"/>
+      <w:numFmt w:val="bullet"/>
+      <w:lvlText w:val=""/>
+      <w:lvlJc w:val="left"/>
+      <w:pPr>
+        <w:tabs>
+          <w:tab w:val="num" w:pos="720"/>
+        </w:tabs>
+        <w:ind w:left="720" w:hanging="360"/>
+      </w:pPr>
+      <w:rPr>
+        <w:rFonts w:ascii="Symbol" w:hAnsi="Symbol" w:hint="default"/>
+        <w:sz w:val="20"/>
+      </w:rPr>
+    </w:lvl>
+    <w:lvl w:ilvl="1">
+      <w:start w:val="1"/>
+      <w:numFmt w:val="bullet"/>
+      <w:lvlText w:val="o"/>
+      <w:lvlJc w:val="left"/>
+      <w:pPr>
+        <w:tabs>
+          <w:tab w:val="num" w:pos="1440"/>
+        </w:tabs>
+        <w:ind w:left="1440" w:hanging="360"/>
+      </w:pPr>
+      <w:rPr>
+        <w:rFonts w:ascii="Courier New" w:hAnsi="Courier New" w:hint="default"/>
+        <w:sz w:val="20"/>
+      </w:rPr>
+    </w:lvl>
+    <w:lvl w:ilvl="2" w:tentative="1">
+      <w:start w:val="1"/>
+      <w:numFmt w:val="bullet"/>
+      <w:lvlText w:val=""/>
+      <w:lvlJc w:val="left"/>
+      <w:pPr>
+        <w:tabs>
+          <w:tab w:val="num" w:pos="2160"/>
+        </w:tabs>
+        <w:ind w:left="2160" w:hanging="360"/>
+      </w:pPr>
+      <w:rPr>
+        <w:rFonts w:ascii="Wingdings" w:hAnsi="Wingdings" w:hint="default"/>
+        <w:sz w:val="20"/>
+      </w:rPr>
+    </w:lvl>
+    <w:lvl w:ilvl="3" w:tentative="1">
+      <w:start w:val="1"/>
+      <w:numFmt w:val="bullet"/>
+      <w:lvlText w:val=""/>
+      <w:lvlJc w:val="left"/>
+      <w:pPr>
+        <w:tabs>
+          <w:tab w:val="num" w:pos="2880"/>
+        </w:tabs>
+        <w:ind w:left="2880" w:hanging="360"/>
+      </w:pPr>
+      <w:rPr>
+        <w:rFonts w:ascii="Wingdings" w:hAnsi="Wingdings" w:hint="default"/>
+        <w:sz w:val="20"/>
+      </w:rPr>
+    </w:lvl>
+    <w:lvl w:ilvl="4" w:tentative="1">
+      <w:start w:val="1"/>
+      <w:numFmt w:val="bullet"/>
+      <w:lvlText w:val=""/>
+      <w:lvlJc w:val="left"/>
+      <w:pPr>
+        <w:tabs>
+          <w:tab w:val="num" w:pos="3600"/>
+        </w:tabs>
+        <w:ind w:left="3600" w:hanging="360"/>
+      </w:pPr>
+      <w:rPr>
+        <w:rFonts w:ascii="Wingdings" w:hAnsi="Wingdings" w:hint="default"/>
+        <w:sz w:val="20"/>
+      </w:rPr>
+    </w:lvl>
+    <w:lvl w:ilvl="5" w:tentative="1">
+      <w:start w:val="1"/>
+      <w:numFmt w:val="bullet"/>
+      <w:lvlText w:val=""/>
+      <w:lvlJc w:val="left"/>
+      <w:pPr>
+        <w:tabs>
+          <w:tab w:val="num" w:pos="4320"/>
+        </w:tabs>
+        <w:ind w:left="4320" w:hanging="360"/>
+      </w:pPr>
+      <w:rPr>
+        <w:rFonts w:ascii="Wingdings" w:hAnsi="Wingdings" w:hint="default"/>
+        <w:sz w:val="20"/>
+      </w:rPr>
+    </w:lvl>
+    <w:lvl w:ilvl="6" w:tentative="1">
+      <w:start w:val="1"/>
+      <w:numFmt w:val="bullet"/>
+      <w:lvlText w:val=""/>
+      <w:lvlJc w:val="left"/>
+      <w:pPr>
+        <w:tabs>
+          <w:tab w:val="num" w:pos="5040"/>
+        </w:tabs>
+        <w:ind w:left="5040" w:hanging="360"/>
+      </w:pPr>
+      <w:rPr>
+        <w:rFonts w:ascii="Wingdings" w:hAnsi="Wingdings" w:hint="default"/>
+        <w:sz w:val="20"/>
+      </w:rPr>
+    </w:lvl>
+    <w:lvl w:ilvl="7" w:tentative="1">
+      <w:start w:val="1"/>
+      <w:numFmt w:val="bullet"/>
+      <w:lvlText w:val=""/>
+      <w:lvlJc w:val="left"/>
+      <w:pPr>
+        <w:tabs>
+          <w:tab w:val="num" w:pos="5760"/>
+        </w:tabs>
+        <w:ind w:left="5760" w:hanging="360"/>
+      </w:pPr>
+      <w:rPr>
+        <w:rFonts w:ascii="Wingdings" w:hAnsi="Wingdings" w:hint="default"/>
+        <w:sz w:val="20"/>
+      </w:rPr>
+    </w:lvl>
+    <w:lvl w:ilvl="8" w:tentative="1">
+      <w:start w:val="1"/>
+      <w:numFmt w:val="bullet"/>
+      <w:lvlText w:val=""/>
+      <w:lvlJc w:val="left"/>
+      <w:pPr>
+        <w:tabs>
+          <w:tab w:val="num" w:pos="6480"/>
+        </w:tabs>
+        <w:ind w:left="6480" w:hanging="360"/>
+      </w:pPr>
+      <w:rPr>
+        <w:rFonts w:ascii="Wingdings" w:hAnsi="Wingdings" w:hint="default"/>
+        <w:sz w:val="20"/>
+      </w:rPr>
+    </w:lvl>
+  </w:abstractNum>
+  <w:abstractNum w:abstractNumId="64" w15:restartNumberingAfterBreak="0">
     <w:nsid w:val="70B2201D"/>
     <w:multiLevelType w:val="multilevel"/>
     <w:tmpl w:val="752ECAF8"/>
@@ -32248,7 +38102,7 @@
       </w:rPr>
     </w:lvl>
   </w:abstractNum>
-  <w:abstractNum w:abstractNumId="52" w15:restartNumberingAfterBreak="0">
+  <w:abstractNum w:abstractNumId="65" w15:restartNumberingAfterBreak="0">
     <w:nsid w:val="73473D22"/>
     <w:multiLevelType w:val="multilevel"/>
     <w:tmpl w:val="F5FA0432"/>
@@ -32369,7 +38223,156 @@
       </w:pPr>
     </w:lvl>
   </w:abstractNum>
-  <w:abstractNum w:abstractNumId="53" w15:restartNumberingAfterBreak="0">
+  <w:abstractNum w:abstractNumId="66" w15:restartNumberingAfterBreak="0">
+    <w:nsid w:val="7512066A"/>
+    <w:multiLevelType w:val="multilevel"/>
+    <w:tmpl w:val="7D00CA34"/>
+    <w:lvl w:ilvl="0">
+      <w:start w:val="1"/>
+      <w:numFmt w:val="bullet"/>
+      <w:lvlText w:val=""/>
+      <w:lvlJc w:val="left"/>
+      <w:pPr>
+        <w:tabs>
+          <w:tab w:val="num" w:pos="720"/>
+        </w:tabs>
+        <w:ind w:left="720" w:hanging="360"/>
+      </w:pPr>
+      <w:rPr>
+        <w:rFonts w:ascii="Symbol" w:hAnsi="Symbol" w:hint="default"/>
+        <w:sz w:val="20"/>
+      </w:rPr>
+    </w:lvl>
+    <w:lvl w:ilvl="1">
+      <w:start w:val="1"/>
+      <w:numFmt w:val="bullet"/>
+      <w:lvlText w:val="o"/>
+      <w:lvlJc w:val="left"/>
+      <w:pPr>
+        <w:tabs>
+          <w:tab w:val="num" w:pos="1440"/>
+        </w:tabs>
+        <w:ind w:left="1440" w:hanging="360"/>
+      </w:pPr>
+      <w:rPr>
+        <w:rFonts w:ascii="Courier New" w:hAnsi="Courier New" w:hint="default"/>
+        <w:sz w:val="20"/>
+      </w:rPr>
+    </w:lvl>
+    <w:lvl w:ilvl="2" w:tentative="1">
+      <w:start w:val="1"/>
+      <w:numFmt w:val="bullet"/>
+      <w:lvlText w:val=""/>
+      <w:lvlJc w:val="left"/>
+      <w:pPr>
+        <w:tabs>
+          <w:tab w:val="num" w:pos="2160"/>
+        </w:tabs>
+        <w:ind w:left="2160" w:hanging="360"/>
+      </w:pPr>
+      <w:rPr>
+        <w:rFonts w:ascii="Wingdings" w:hAnsi="Wingdings" w:hint="default"/>
+        <w:sz w:val="20"/>
+      </w:rPr>
+    </w:lvl>
+    <w:lvl w:ilvl="3" w:tentative="1">
+      <w:start w:val="1"/>
+      <w:numFmt w:val="bullet"/>
+      <w:lvlText w:val=""/>
+      <w:lvlJc w:val="left"/>
+      <w:pPr>
+        <w:tabs>
+          <w:tab w:val="num" w:pos="2880"/>
+        </w:tabs>
+        <w:ind w:left="2880" w:hanging="360"/>
+      </w:pPr>
+      <w:rPr>
+        <w:rFonts w:ascii="Wingdings" w:hAnsi="Wingdings" w:hint="default"/>
+        <w:sz w:val="20"/>
+      </w:rPr>
+    </w:lvl>
+    <w:lvl w:ilvl="4" w:tentative="1">
+      <w:start w:val="1"/>
+      <w:numFmt w:val="bullet"/>
+      <w:lvlText w:val=""/>
+      <w:lvlJc w:val="left"/>
+      <w:pPr>
+        <w:tabs>
+          <w:tab w:val="num" w:pos="3600"/>
+        </w:tabs>
+        <w:ind w:left="3600" w:hanging="360"/>
+      </w:pPr>
+      <w:rPr>
+        <w:rFonts w:ascii="Wingdings" w:hAnsi="Wingdings" w:hint="default"/>
+        <w:sz w:val="20"/>
+      </w:rPr>
+    </w:lvl>
+    <w:lvl w:ilvl="5" w:tentative="1">
+      <w:start w:val="1"/>
+      <w:numFmt w:val="bullet"/>
+      <w:lvlText w:val=""/>
+      <w:lvlJc w:val="left"/>
+      <w:pPr>
+        <w:tabs>
+          <w:tab w:val="num" w:pos="4320"/>
+        </w:tabs>
+        <w:ind w:left="4320" w:hanging="360"/>
+      </w:pPr>
+      <w:rPr>
+        <w:rFonts w:ascii="Wingdings" w:hAnsi="Wingdings" w:hint="default"/>
+        <w:sz w:val="20"/>
+      </w:rPr>
+    </w:lvl>
+    <w:lvl w:ilvl="6" w:tentative="1">
+      <w:start w:val="1"/>
+      <w:numFmt w:val="bullet"/>
+      <w:lvlText w:val=""/>
+      <w:lvlJc w:val="left"/>
+      <w:pPr>
+        <w:tabs>
+          <w:tab w:val="num" w:pos="5040"/>
+        </w:tabs>
+        <w:ind w:left="5040" w:hanging="360"/>
+      </w:pPr>
+      <w:rPr>
+        <w:rFonts w:ascii="Wingdings" w:hAnsi="Wingdings" w:hint="default"/>
+        <w:sz w:val="20"/>
+      </w:rPr>
+    </w:lvl>
+    <w:lvl w:ilvl="7" w:tentative="1">
+      <w:start w:val="1"/>
+      <w:numFmt w:val="bullet"/>
+      <w:lvlText w:val=""/>
+      <w:lvlJc w:val="left"/>
+      <w:pPr>
+        <w:tabs>
+          <w:tab w:val="num" w:pos="5760"/>
+        </w:tabs>
+        <w:ind w:left="5760" w:hanging="360"/>
+      </w:pPr>
+      <w:rPr>
+        <w:rFonts w:ascii="Wingdings" w:hAnsi="Wingdings" w:hint="default"/>
+        <w:sz w:val="20"/>
+      </w:rPr>
+    </w:lvl>
+    <w:lvl w:ilvl="8" w:tentative="1">
+      <w:start w:val="1"/>
+      <w:numFmt w:val="bullet"/>
+      <w:lvlText w:val=""/>
+      <w:lvlJc w:val="left"/>
+      <w:pPr>
+        <w:tabs>
+          <w:tab w:val="num" w:pos="6480"/>
+        </w:tabs>
+        <w:ind w:left="6480" w:hanging="360"/>
+      </w:pPr>
+      <w:rPr>
+        <w:rFonts w:ascii="Wingdings" w:hAnsi="Wingdings" w:hint="default"/>
+        <w:sz w:val="20"/>
+      </w:rPr>
+    </w:lvl>
+  </w:abstractNum>
+  <w:abstractNum w:abstractNumId="67" w15:restartNumberingAfterBreak="0">
     <w:nsid w:val="764C2540"/>
     <w:multiLevelType w:val="multilevel"/>
     <w:tmpl w:val="7944AC8A"/>
@@ -32518,7 +38521,7 @@
       </w:rPr>
     </w:lvl>
   </w:abstractNum>
-  <w:abstractNum w:abstractNumId="54" w15:restartNumberingAfterBreak="0">
+  <w:abstractNum w:abstractNumId="68" w15:restartNumberingAfterBreak="0">
     <w:nsid w:val="76F86866"/>
     <w:multiLevelType w:val="multilevel"/>
     <w:tmpl w:val="C6E0F4F2"/>
@@ -32667,7 +38670,7 @@
       </w:rPr>
     </w:lvl>
   </w:abstractNum>
-  <w:abstractNum w:abstractNumId="55" w15:restartNumberingAfterBreak="0">
+  <w:abstractNum w:abstractNumId="69" w15:restartNumberingAfterBreak="0">
     <w:nsid w:val="799F2829"/>
     <w:multiLevelType w:val="multilevel"/>
     <w:tmpl w:val="ECB457B2"/>
@@ -32780,7 +38783,156 @@
       </w:pPr>
     </w:lvl>
   </w:abstractNum>
-  <w:abstractNum w:abstractNumId="56" w15:restartNumberingAfterBreak="0">
+  <w:abstractNum w:abstractNumId="70" w15:restartNumberingAfterBreak="0">
+    <w:nsid w:val="7C6874CD"/>
+    <w:multiLevelType w:val="multilevel"/>
+    <w:tmpl w:val="7A3499B4"/>
+    <w:lvl w:ilvl="0">
+      <w:start w:val="1"/>
+      <w:numFmt w:val="bullet"/>
+      <w:lvlText w:val=""/>
+      <w:lvlJc w:val="left"/>
+      <w:pPr>
+        <w:tabs>
+          <w:tab w:val="num" w:pos="720"/>
+        </w:tabs>
+        <w:ind w:left="720" w:hanging="360"/>
+      </w:pPr>
+      <w:rPr>
+        <w:rFonts w:ascii="Symbol" w:hAnsi="Symbol" w:hint="default"/>
+        <w:sz w:val="20"/>
+      </w:rPr>
+    </w:lvl>
+    <w:lvl w:ilvl="1" w:tentative="1">
+      <w:start w:val="1"/>
+      <w:numFmt w:val="bullet"/>
+      <w:lvlText w:val="o"/>
+      <w:lvlJc w:val="left"/>
+      <w:pPr>
+        <w:tabs>
+          <w:tab w:val="num" w:pos="1440"/>
+        </w:tabs>
+        <w:ind w:left="1440" w:hanging="360"/>
+      </w:pPr>
+      <w:rPr>
+        <w:rFonts w:ascii="Courier New" w:hAnsi="Courier New" w:hint="default"/>
+        <w:sz w:val="20"/>
+      </w:rPr>
+    </w:lvl>
+    <w:lvl w:ilvl="2" w:tentative="1">
+      <w:start w:val="1"/>
+      <w:numFmt w:val="bullet"/>
+      <w:lvlText w:val=""/>
+      <w:lvlJc w:val="left"/>
+      <w:pPr>
+        <w:tabs>
+          <w:tab w:val="num" w:pos="2160"/>
+        </w:tabs>
+        <w:ind w:left="2160" w:hanging="360"/>
+      </w:pPr>
+      <w:rPr>
+        <w:rFonts w:ascii="Wingdings" w:hAnsi="Wingdings" w:hint="default"/>
+        <w:sz w:val="20"/>
+      </w:rPr>
+    </w:lvl>
+    <w:lvl w:ilvl="3" w:tentative="1">
+      <w:start w:val="1"/>
+      <w:numFmt w:val="bullet"/>
+      <w:lvlText w:val=""/>
+      <w:lvlJc w:val="left"/>
+      <w:pPr>
+        <w:tabs>
+          <w:tab w:val="num" w:pos="2880"/>
+        </w:tabs>
+        <w:ind w:left="2880" w:hanging="360"/>
+      </w:pPr>
+      <w:rPr>
+        <w:rFonts w:ascii="Wingdings" w:hAnsi="Wingdings" w:hint="default"/>
+        <w:sz w:val="20"/>
+      </w:rPr>
+    </w:lvl>
+    <w:lvl w:ilvl="4" w:tentative="1">
+      <w:start w:val="1"/>
+      <w:numFmt w:val="bullet"/>
+      <w:lvlText w:val=""/>
+      <w:lvlJc w:val="left"/>
+      <w:pPr>
+        <w:tabs>
+          <w:tab w:val="num" w:pos="3600"/>
+        </w:tabs>
+        <w:ind w:left="3600" w:hanging="360"/>
+      </w:pPr>
+      <w:rPr>
+        <w:rFonts w:ascii="Wingdings" w:hAnsi="Wingdings" w:hint="default"/>
+        <w:sz w:val="20"/>
+      </w:rPr>
+    </w:lvl>
+    <w:lvl w:ilvl="5" w:tentative="1">
+      <w:start w:val="1"/>
+      <w:numFmt w:val="bullet"/>
+      <w:lvlText w:val=""/>
+      <w:lvlJc w:val="left"/>
+      <w:pPr>
+        <w:tabs>
+          <w:tab w:val="num" w:pos="4320"/>
+        </w:tabs>
+        <w:ind w:left="4320" w:hanging="360"/>
+      </w:pPr>
+      <w:rPr>
+        <w:rFonts w:ascii="Wingdings" w:hAnsi="Wingdings" w:hint="default"/>
+        <w:sz w:val="20"/>
+      </w:rPr>
+    </w:lvl>
+    <w:lvl w:ilvl="6" w:tentative="1">
+      <w:start w:val="1"/>
+      <w:numFmt w:val="bullet"/>
+      <w:lvlText w:val=""/>
+      <w:lvlJc w:val="left"/>
+      <w:pPr>
+        <w:tabs>
+          <w:tab w:val="num" w:pos="5040"/>
+        </w:tabs>
+        <w:ind w:left="5040" w:hanging="360"/>
+      </w:pPr>
+      <w:rPr>
+        <w:rFonts w:ascii="Wingdings" w:hAnsi="Wingdings" w:hint="default"/>
+        <w:sz w:val="20"/>
+      </w:rPr>
+    </w:lvl>
+    <w:lvl w:ilvl="7" w:tentative="1">
+      <w:start w:val="1"/>
+      <w:numFmt w:val="bullet"/>
+      <w:lvlText w:val=""/>
+      <w:lvlJc w:val="left"/>
+      <w:pPr>
+        <w:tabs>
+          <w:tab w:val="num" w:pos="5760"/>
+        </w:tabs>
+        <w:ind w:left="5760" w:hanging="360"/>
+      </w:pPr>
+      <w:rPr>
+        <w:rFonts w:ascii="Wingdings" w:hAnsi="Wingdings" w:hint="default"/>
+        <w:sz w:val="20"/>
+      </w:rPr>
+    </w:lvl>
+    <w:lvl w:ilvl="8" w:tentative="1">
+      <w:start w:val="1"/>
+      <w:numFmt w:val="bullet"/>
+      <w:lvlText w:val=""/>
+      <w:lvlJc w:val="left"/>
+      <w:pPr>
+        <w:tabs>
+          <w:tab w:val="num" w:pos="6480"/>
+        </w:tabs>
+        <w:ind w:left="6480" w:hanging="360"/>
+      </w:pPr>
+      <w:rPr>
+        <w:rFonts w:ascii="Wingdings" w:hAnsi="Wingdings" w:hint="default"/>
+        <w:sz w:val="20"/>
+      </w:rPr>
+    </w:lvl>
+  </w:abstractNum>
+  <w:abstractNum w:abstractNumId="71" w15:restartNumberingAfterBreak="0">
     <w:nsid w:val="7FC9193F"/>
     <w:multiLevelType w:val="multilevel"/>
     <w:tmpl w:val="8E840B76"/>
@@ -32930,175 +39082,220 @@
     </w:lvl>
   </w:abstractNum>
   <w:num w:numId="1" w16cid:durableId="1082869734">
+    <w:abstractNumId w:val="59"/>
+  </w:num>
+  <w:num w:numId="2" w16cid:durableId="1635133603">
+    <w:abstractNumId w:val="14"/>
+  </w:num>
+  <w:num w:numId="3" w16cid:durableId="735593692">
+    <w:abstractNumId w:val="38"/>
+  </w:num>
+  <w:num w:numId="4" w16cid:durableId="1192257500">
+    <w:abstractNumId w:val="68"/>
+  </w:num>
+  <w:num w:numId="5" w16cid:durableId="682974068">
+    <w:abstractNumId w:val="25"/>
+  </w:num>
+  <w:num w:numId="6" w16cid:durableId="1121338705">
+    <w:abstractNumId w:val="34"/>
+  </w:num>
+  <w:num w:numId="7" w16cid:durableId="569851591">
+    <w:abstractNumId w:val="41"/>
+  </w:num>
+  <w:num w:numId="8" w16cid:durableId="716584146">
+    <w:abstractNumId w:val="20"/>
+  </w:num>
+  <w:num w:numId="9" w16cid:durableId="1022434466">
+    <w:abstractNumId w:val="17"/>
+  </w:num>
+  <w:num w:numId="10" w16cid:durableId="904023586">
+    <w:abstractNumId w:val="35"/>
+  </w:num>
+  <w:num w:numId="11" w16cid:durableId="2077975038">
+    <w:abstractNumId w:val="36"/>
+  </w:num>
+  <w:num w:numId="12" w16cid:durableId="20782753">
+    <w:abstractNumId w:val="12"/>
+  </w:num>
+  <w:num w:numId="13" w16cid:durableId="605114917">
+    <w:abstractNumId w:val="55"/>
+  </w:num>
+  <w:num w:numId="14" w16cid:durableId="1983457659">
+    <w:abstractNumId w:val="61"/>
+  </w:num>
+  <w:num w:numId="15" w16cid:durableId="60107381">
+    <w:abstractNumId w:val="18"/>
+  </w:num>
+  <w:num w:numId="16" w16cid:durableId="526795473">
+    <w:abstractNumId w:val="13"/>
+  </w:num>
+  <w:num w:numId="17" w16cid:durableId="1294948852">
+    <w:abstractNumId w:val="29"/>
+  </w:num>
+  <w:num w:numId="18" w16cid:durableId="117845930">
+    <w:abstractNumId w:val="64"/>
+  </w:num>
+  <w:num w:numId="19" w16cid:durableId="1642341026">
+    <w:abstractNumId w:val="43"/>
+  </w:num>
+  <w:num w:numId="20" w16cid:durableId="461383844">
+    <w:abstractNumId w:val="62"/>
+  </w:num>
+  <w:num w:numId="21" w16cid:durableId="2096509045">
+    <w:abstractNumId w:val="57"/>
+  </w:num>
+  <w:num w:numId="22" w16cid:durableId="668558736">
+    <w:abstractNumId w:val="28"/>
+  </w:num>
+  <w:num w:numId="23" w16cid:durableId="1210724195">
+    <w:abstractNumId w:val="2"/>
+  </w:num>
+  <w:num w:numId="24" w16cid:durableId="1642925062">
+    <w:abstractNumId w:val="19"/>
+  </w:num>
+  <w:num w:numId="25" w16cid:durableId="541795898">
+    <w:abstractNumId w:val="58"/>
+  </w:num>
+  <w:num w:numId="26" w16cid:durableId="233709070">
+    <w:abstractNumId w:val="33"/>
+  </w:num>
+  <w:num w:numId="27" w16cid:durableId="593175911">
+    <w:abstractNumId w:val="31"/>
+  </w:num>
+  <w:num w:numId="28" w16cid:durableId="397704790">
+    <w:abstractNumId w:val="8"/>
+  </w:num>
+  <w:num w:numId="29" w16cid:durableId="1244218571">
+    <w:abstractNumId w:val="51"/>
+  </w:num>
+  <w:num w:numId="30" w16cid:durableId="1604801499">
+    <w:abstractNumId w:val="69"/>
+  </w:num>
+  <w:num w:numId="31" w16cid:durableId="153448457">
+    <w:abstractNumId w:val="47"/>
+  </w:num>
+  <w:num w:numId="32" w16cid:durableId="835071187">
+    <w:abstractNumId w:val="49"/>
+  </w:num>
+  <w:num w:numId="33" w16cid:durableId="673344530">
+    <w:abstractNumId w:val="5"/>
+  </w:num>
+  <w:num w:numId="34" w16cid:durableId="1325166442">
+    <w:abstractNumId w:val="1"/>
+  </w:num>
+  <w:num w:numId="35" w16cid:durableId="169417538">
+    <w:abstractNumId w:val="26"/>
+  </w:num>
+  <w:num w:numId="36" w16cid:durableId="97410301">
+    <w:abstractNumId w:val="32"/>
+  </w:num>
+  <w:num w:numId="37" w16cid:durableId="395321506">
+    <w:abstractNumId w:val="30"/>
+  </w:num>
+  <w:num w:numId="38" w16cid:durableId="4796166">
+    <w:abstractNumId w:val="11"/>
+  </w:num>
+  <w:num w:numId="39" w16cid:durableId="742408443">
+    <w:abstractNumId w:val="65"/>
+  </w:num>
+  <w:num w:numId="40" w16cid:durableId="1060782652">
+    <w:abstractNumId w:val="44"/>
+  </w:num>
+  <w:num w:numId="41" w16cid:durableId="573973159">
+    <w:abstractNumId w:val="4"/>
+  </w:num>
+  <w:num w:numId="42" w16cid:durableId="384724194">
+    <w:abstractNumId w:val="15"/>
+  </w:num>
+  <w:num w:numId="43" w16cid:durableId="1624310027">
+    <w:abstractNumId w:val="56"/>
+  </w:num>
+  <w:num w:numId="44" w16cid:durableId="1137332222">
+    <w:abstractNumId w:val="9"/>
+  </w:num>
+  <w:num w:numId="45" w16cid:durableId="1622883490">
+    <w:abstractNumId w:val="45"/>
+  </w:num>
+  <w:num w:numId="46" w16cid:durableId="1686130748">
+    <w:abstractNumId w:val="50"/>
+  </w:num>
+  <w:num w:numId="47" w16cid:durableId="1046568983">
+    <w:abstractNumId w:val="22"/>
+  </w:num>
+  <w:num w:numId="48" w16cid:durableId="773095154">
+    <w:abstractNumId w:val="16"/>
+  </w:num>
+  <w:num w:numId="49" w16cid:durableId="1066147669">
+    <w:abstractNumId w:val="46"/>
+  </w:num>
+  <w:num w:numId="50" w16cid:durableId="55979056">
     <w:abstractNumId w:val="48"/>
   </w:num>
-  <w:num w:numId="2" w16cid:durableId="1635133603">
-    <w:abstractNumId w:val="11"/>
+  <w:num w:numId="51" w16cid:durableId="1429545567">
+    <w:abstractNumId w:val="67"/>
   </w:num>
-  <w:num w:numId="3" w16cid:durableId="735593692">
-    <w:abstractNumId w:val="31"/>
+  <w:num w:numId="52" w16cid:durableId="1164010908">
+    <w:abstractNumId w:val="39"/>
   </w:num>
-  <w:num w:numId="4" w16cid:durableId="1192257500">
+  <w:num w:numId="53" w16cid:durableId="572660924">
+    <w:abstractNumId w:val="40"/>
+  </w:num>
+  <w:num w:numId="54" w16cid:durableId="1212039576">
+    <w:abstractNumId w:val="7"/>
+  </w:num>
+  <w:num w:numId="55" w16cid:durableId="1577859500">
+    <w:abstractNumId w:val="6"/>
+  </w:num>
+  <w:num w:numId="56" w16cid:durableId="1882011881">
+    <w:abstractNumId w:val="24"/>
+  </w:num>
+  <w:num w:numId="57" w16cid:durableId="30426789">
+    <w:abstractNumId w:val="71"/>
+  </w:num>
+  <w:num w:numId="58" w16cid:durableId="783429066">
+    <w:abstractNumId w:val="0"/>
+  </w:num>
+  <w:num w:numId="59" w16cid:durableId="164562278">
     <w:abstractNumId w:val="54"/>
   </w:num>
-  <w:num w:numId="5" w16cid:durableId="682974068">
-    <w:abstractNumId w:val="20"/>
+  <w:num w:numId="60" w16cid:durableId="1389647495">
+    <w:abstractNumId w:val="37"/>
   </w:num>
-  <w:num w:numId="6" w16cid:durableId="1121338705">
-    <w:abstractNumId w:val="28"/>
+  <w:num w:numId="61" w16cid:durableId="2047639346">
+    <w:abstractNumId w:val="21"/>
   </w:num>
-  <w:num w:numId="7" w16cid:durableId="569851591">
-    <w:abstractNumId w:val="34"/>
+  <w:num w:numId="62" w16cid:durableId="526523437">
+    <w:abstractNumId w:val="70"/>
   </w:num>
-  <w:num w:numId="8" w16cid:durableId="716584146">
-    <w:abstractNumId w:val="17"/>
+  <w:num w:numId="63" w16cid:durableId="896629103">
+    <w:abstractNumId w:val="52"/>
   </w:num>
-  <w:num w:numId="9" w16cid:durableId="1022434466">
-    <w:abstractNumId w:val="14"/>
+  <w:num w:numId="64" w16cid:durableId="1672023344">
+    <w:abstractNumId w:val="63"/>
   </w:num>
-  <w:num w:numId="10" w16cid:durableId="904023586">
-    <w:abstractNumId w:val="29"/>
+  <w:num w:numId="65" w16cid:durableId="2127239385">
+    <w:abstractNumId w:val="23"/>
   </w:num>
-  <w:num w:numId="11" w16cid:durableId="2077975038">
-    <w:abstractNumId w:val="30"/>
+  <w:num w:numId="66" w16cid:durableId="1645352679">
+    <w:abstractNumId w:val="60"/>
   </w:num>
-  <w:num w:numId="12" w16cid:durableId="20782753">
-    <w:abstractNumId w:val="9"/>
+  <w:num w:numId="67" w16cid:durableId="615020767">
+    <w:abstractNumId w:val="42"/>
   </w:num>
-  <w:num w:numId="13" w16cid:durableId="605114917">
-    <w:abstractNumId w:val="44"/>
+  <w:num w:numId="68" w16cid:durableId="1639724150">
+    <w:abstractNumId w:val="3"/>
   </w:num>
-  <w:num w:numId="14" w16cid:durableId="1983457659">
-    <w:abstractNumId w:val="49"/>
-  </w:num>
-  <w:num w:numId="15" w16cid:durableId="60107381">
-    <w:abstractNumId w:val="15"/>
-  </w:num>
-  <w:num w:numId="16" w16cid:durableId="526795473">
+  <w:num w:numId="69" w16cid:durableId="1197887856">
     <w:abstractNumId w:val="10"/>
   </w:num>
-  <w:num w:numId="17" w16cid:durableId="1294948852">
-    <w:abstractNumId w:val="23"/>
+  <w:num w:numId="70" w16cid:durableId="1340039559">
+    <w:abstractNumId w:val="66"/>
   </w:num>
-  <w:num w:numId="18" w16cid:durableId="117845930">
-    <w:abstractNumId w:val="51"/>
-  </w:num>
-  <w:num w:numId="19" w16cid:durableId="1642341026">
-    <w:abstractNumId w:val="35"/>
-  </w:num>
-  <w:num w:numId="20" w16cid:durableId="461383844">
-    <w:abstractNumId w:val="50"/>
-  </w:num>
-  <w:num w:numId="21" w16cid:durableId="2096509045">
-    <w:abstractNumId w:val="46"/>
-  </w:num>
-  <w:num w:numId="22" w16cid:durableId="668558736">
-    <w:abstractNumId w:val="22"/>
-  </w:num>
-  <w:num w:numId="23" w16cid:durableId="1210724195">
-    <w:abstractNumId w:val="1"/>
-  </w:num>
-  <w:num w:numId="24" w16cid:durableId="1642925062">
-    <w:abstractNumId w:val="16"/>
-  </w:num>
-  <w:num w:numId="25" w16cid:durableId="541795898">
-    <w:abstractNumId w:val="47"/>
-  </w:num>
-  <w:num w:numId="26" w16cid:durableId="233709070">
-    <w:abstractNumId w:val="27"/>
-  </w:num>
-  <w:num w:numId="27" w16cid:durableId="593175911">
-    <w:abstractNumId w:val="25"/>
-  </w:num>
-  <w:num w:numId="28" w16cid:durableId="397704790">
-    <w:abstractNumId w:val="6"/>
-  </w:num>
-  <w:num w:numId="29" w16cid:durableId="1244218571">
-    <w:abstractNumId w:val="43"/>
-  </w:num>
-  <w:num w:numId="30" w16cid:durableId="1604801499">
-    <w:abstractNumId w:val="55"/>
-  </w:num>
-  <w:num w:numId="31" w16cid:durableId="153448457">
-    <w:abstractNumId w:val="39"/>
-  </w:num>
-  <w:num w:numId="32" w16cid:durableId="835071187">
-    <w:abstractNumId w:val="41"/>
-  </w:num>
-  <w:num w:numId="33" w16cid:durableId="673344530">
-    <w:abstractNumId w:val="3"/>
-  </w:num>
-  <w:num w:numId="34" w16cid:durableId="1325166442">
-    <w:abstractNumId w:val="0"/>
-  </w:num>
-  <w:num w:numId="35" w16cid:durableId="169417538">
-    <w:abstractNumId w:val="21"/>
-  </w:num>
-  <w:num w:numId="36" w16cid:durableId="97410301">
-    <w:abstractNumId w:val="26"/>
-  </w:num>
-  <w:num w:numId="37" w16cid:durableId="395321506">
-    <w:abstractNumId w:val="24"/>
-  </w:num>
-  <w:num w:numId="38" w16cid:durableId="4796166">
-    <w:abstractNumId w:val="8"/>
-  </w:num>
-  <w:num w:numId="39" w16cid:durableId="742408443">
-    <w:abstractNumId w:val="52"/>
-  </w:num>
-  <w:num w:numId="40" w16cid:durableId="1060782652">
-    <w:abstractNumId w:val="36"/>
-  </w:num>
-  <w:num w:numId="41" w16cid:durableId="573973159">
-    <w:abstractNumId w:val="2"/>
-  </w:num>
-  <w:num w:numId="42" w16cid:durableId="384724194">
-    <w:abstractNumId w:val="12"/>
-  </w:num>
-  <w:num w:numId="43" w16cid:durableId="1624310027">
-    <w:abstractNumId w:val="45"/>
-  </w:num>
-  <w:num w:numId="44" w16cid:durableId="1137332222">
-    <w:abstractNumId w:val="7"/>
-  </w:num>
-  <w:num w:numId="45" w16cid:durableId="1622883490">
-    <w:abstractNumId w:val="37"/>
-  </w:num>
-  <w:num w:numId="46" w16cid:durableId="1686130748">
-    <w:abstractNumId w:val="42"/>
-  </w:num>
-  <w:num w:numId="47" w16cid:durableId="1046568983">
-    <w:abstractNumId w:val="18"/>
-  </w:num>
-  <w:num w:numId="48" w16cid:durableId="773095154">
-    <w:abstractNumId w:val="13"/>
-  </w:num>
-  <w:num w:numId="49" w16cid:durableId="1066147669">
-    <w:abstractNumId w:val="38"/>
-  </w:num>
-  <w:num w:numId="50" w16cid:durableId="55979056">
-    <w:abstractNumId w:val="40"/>
-  </w:num>
-  <w:num w:numId="51" w16cid:durableId="1429545567">
+  <w:num w:numId="71" w16cid:durableId="1679385696">
     <w:abstractNumId w:val="53"/>
   </w:num>
-  <w:num w:numId="52" w16cid:durableId="1164010908">
-    <w:abstractNumId w:val="32"/>
-  </w:num>
-  <w:num w:numId="53" w16cid:durableId="572660924">
-    <w:abstractNumId w:val="33"/>
-  </w:num>
-  <w:num w:numId="54" w16cid:durableId="1212039576">
-    <w:abstractNumId w:val="5"/>
-  </w:num>
-  <w:num w:numId="55" w16cid:durableId="1577859500">
-    <w:abstractNumId w:val="4"/>
-  </w:num>
-  <w:num w:numId="56" w16cid:durableId="1882011881">
-    <w:abstractNumId w:val="19"/>
-  </w:num>
-  <w:num w:numId="57" w16cid:durableId="30426789">
-    <w:abstractNumId w:val="56"/>
+  <w:num w:numId="72" w16cid:durableId="1084911434">
+    <w:abstractNumId w:val="27"/>
   </w:num>
 </w:numbering>
 </file>
